--- a/ref/alloy/documentation/alloy-quick-ref-v2.1.docx
+++ b/ref/alloy/documentation/alloy-quick-ref-v2.1.docx
@@ -1,6 +1,6 @@
 
 <file path=word/document.xml><?xml version="1.0" encoding="utf-8"?>
-<w:document xmlns:wpc="http://schemas.microsoft.com/office/word/2010/wordprocessingCanvas" xmlns:cx="http://schemas.microsoft.com/office/drawing/2014/chartex" xmlns:cx1="http://schemas.microsoft.com/office/drawing/2015/9/8/chartex" xmlns:cx2="http://schemas.microsoft.com/office/drawing/2015/10/21/chartex" xmlns:cx3="http://schemas.microsoft.com/office/drawing/2016/5/9/chartex" xmlns:cx4="http://schemas.microsoft.com/office/drawing/2016/5/10/chartex" xmlns:cx5="http://schemas.microsoft.com/office/drawing/2016/5/11/chartex" xmlns:cx6="http://schemas.microsoft.com/office/drawing/2016/5/12/chartex" xmlns:cx7="http://schemas.microsoft.com/office/drawing/2016/5/13/chartex" xmlns:cx8="http://schemas.microsoft.com/office/drawing/2016/5/14/chartex" xmlns:mc="http://schemas.openxmlformats.org/markup-compatibility/2006" xmlns:aink="http://schemas.microsoft.com/office/drawing/2016/ink" xmlns:am3d="http://schemas.microsoft.com/office/drawing/2017/model3d" xmlns:o="urn:schemas-microsoft-com:office:office" xmlns:r="http://schemas.openxmlformats.org/officeDocument/2006/relationships" xmlns:m="http://schemas.openxmlformats.org/officeDocument/2006/math" xmlns:v="urn:schemas-microsoft-com:vml" xmlns:wp14="http://schemas.microsoft.com/office/word/2010/wordprocessingDrawing" xmlns:wp="http://schemas.openxmlformats.org/drawingml/2006/wordprocessingDrawing" xmlns:w10="urn:schemas-microsoft-com:office:word" xmlns:w="http://schemas.openxmlformats.org/wordprocessingml/2006/main" xmlns:w14="http://schemas.microsoft.com/office/word/2010/wordml" xmlns:w15="http://schemas.microsoft.com/office/word/2012/wordml" xmlns:w16cex="http://schemas.microsoft.com/office/word/2018/wordml/cex" xmlns:w16cid="http://schemas.microsoft.com/office/word/2016/wordml/cid" xmlns:w16="http://schemas.microsoft.com/office/word/2018/wordml" xmlns:w16sdtdh="http://schemas.microsoft.com/office/word/2020/wordml/sdtdatahash" xmlns:w16se="http://schemas.microsoft.com/office/word/2015/wordml/symex" xmlns:wpg="http://schemas.microsoft.com/office/word/2010/wordprocessingGroup" xmlns:wpi="http://schemas.microsoft.com/office/word/2010/wordprocessingInk" xmlns:wne="http://schemas.microsoft.com/office/word/2006/wordml" xmlns:wps="http://schemas.microsoft.com/office/word/2010/wordprocessingShape" mc:Ignorable="w14 w15 w16se w16cid w16 w16cex w16sdtdh wp14">
+<w:document xmlns:wpc="http://schemas.microsoft.com/office/word/2010/wordprocessingCanvas" xmlns:cx="http://schemas.microsoft.com/office/drawing/2014/chartex" xmlns:cx1="http://schemas.microsoft.com/office/drawing/2015/9/8/chartex" xmlns:cx2="http://schemas.microsoft.com/office/drawing/2015/10/21/chartex" xmlns:cx3="http://schemas.microsoft.com/office/drawing/2016/5/9/chartex" xmlns:cx4="http://schemas.microsoft.com/office/drawing/2016/5/10/chartex" xmlns:cx5="http://schemas.microsoft.com/office/drawing/2016/5/11/chartex" xmlns:cx6="http://schemas.microsoft.com/office/drawing/2016/5/12/chartex" xmlns:cx7="http://schemas.microsoft.com/office/drawing/2016/5/13/chartex" xmlns:cx8="http://schemas.microsoft.com/office/drawing/2016/5/14/chartex" xmlns:mc="http://schemas.openxmlformats.org/markup-compatibility/2006" xmlns:aink="http://schemas.microsoft.com/office/drawing/2016/ink" xmlns:am3d="http://schemas.microsoft.com/office/drawing/2017/model3d" xmlns:o="urn:schemas-microsoft-com:office:office" xmlns:oel="http://schemas.microsoft.com/office/2019/extlst" xmlns:r="http://schemas.openxmlformats.org/officeDocument/2006/relationships" xmlns:m="http://schemas.openxmlformats.org/officeDocument/2006/math" xmlns:v="urn:schemas-microsoft-com:vml" xmlns:wp14="http://schemas.microsoft.com/office/word/2010/wordprocessingDrawing" xmlns:wp="http://schemas.openxmlformats.org/drawingml/2006/wordprocessingDrawing" xmlns:w10="urn:schemas-microsoft-com:office:word" xmlns:w="http://schemas.openxmlformats.org/wordprocessingml/2006/main" xmlns:w14="http://schemas.microsoft.com/office/word/2010/wordml" xmlns:w15="http://schemas.microsoft.com/office/word/2012/wordml" xmlns:w16cex="http://schemas.microsoft.com/office/word/2018/wordml/cex" xmlns:w16cid="http://schemas.microsoft.com/office/word/2016/wordml/cid" xmlns:w16="http://schemas.microsoft.com/office/word/2018/wordml" xmlns:w16du="http://schemas.microsoft.com/office/word/2023/wordml/word16du" xmlns:w16sdtdh="http://schemas.microsoft.com/office/word/2020/wordml/sdtdatahash" xmlns:w16sdtfl="http://schemas.microsoft.com/office/word/2024/wordml/sdtformatlock" xmlns:w16se="http://schemas.microsoft.com/office/word/2015/wordml/symex" xmlns:wpg="http://schemas.microsoft.com/office/word/2010/wordprocessingGroup" xmlns:wpi="http://schemas.microsoft.com/office/word/2010/wordprocessingInk" xmlns:wne="http://schemas.microsoft.com/office/word/2006/wordml" xmlns:wps="http://schemas.microsoft.com/office/word/2010/wordprocessingShape" mc:Ignorable="w14 w15 w16se w16cid w16 w16cex w16sdtdh w16sdtfl w16du wp14">
   <w:body>
     <w:p>
       <w:pPr>
@@ -572,7 +572,23 @@
           <w:bCs/>
           <w:szCs w:val="20"/>
         </w:rPr>
-        <w:t>A type can be a signature or a term constructed using signatures.</w:t>
+        <w:t xml:space="preserve">A </w:t>
+      </w:r>
+      <w:proofErr w:type="gramStart"/>
+      <w:r>
+        <w:rPr>
+          <w:bCs/>
+          <w:szCs w:val="20"/>
+        </w:rPr>
+        <w:t>type</w:t>
+      </w:r>
+      <w:proofErr w:type="gramEnd"/>
+      <w:r>
+        <w:rPr>
+          <w:bCs/>
+          <w:szCs w:val="20"/>
+        </w:rPr>
+        <w:t xml:space="preserve"> can be a signature or a term constructed using signatures.</w:t>
       </w:r>
     </w:p>
     <w:p>
@@ -631,6 +647,7 @@
         </w:rPr>
         <w:t xml:space="preserve"> </w:t>
       </w:r>
+      <w:proofErr w:type="gramStart"/>
       <w:r>
         <w:rPr>
           <w:bCs/>
@@ -644,7 +661,15 @@
           <w:bCs/>
           <w:szCs w:val="20"/>
         </w:rPr>
-        <w:t xml:space="preserve"> : </w:t>
+        <w:t xml:space="preserve"> :</w:t>
+      </w:r>
+      <w:proofErr w:type="gramEnd"/>
+      <w:r>
+        <w:rPr>
+          <w:bCs/>
+          <w:szCs w:val="20"/>
+        </w:rPr>
+        <w:t xml:space="preserve"> </w:t>
       </w:r>
       <w:r>
         <w:rPr>
@@ -695,7 +720,23 @@
           <w:bCs/>
           <w:szCs w:val="20"/>
         </w:rPr>
-        <w:t>Variable names can be primed ; ex: x, x’, x’’, x’’’</w:t>
+        <w:t xml:space="preserve">Variable names can be </w:t>
+      </w:r>
+      <w:proofErr w:type="gramStart"/>
+      <w:r>
+        <w:rPr>
+          <w:bCs/>
+          <w:szCs w:val="20"/>
+        </w:rPr>
+        <w:t>primed ;</w:t>
+      </w:r>
+      <w:proofErr w:type="gramEnd"/>
+      <w:r>
+        <w:rPr>
+          <w:bCs/>
+          <w:szCs w:val="20"/>
+        </w:rPr>
+        <w:t xml:space="preserve"> ex: x, x’, x’’, x’’’</w:t>
       </w:r>
     </w:p>
     <w:p>
@@ -748,6 +789,7 @@
         </w:rPr>
         <w:t xml:space="preserve">) are </w:t>
       </w:r>
+      <w:proofErr w:type="gramStart"/>
       <w:r>
         <w:rPr>
           <w:bCs/>
@@ -761,86 +803,9 @@
           <w:bCs/>
           <w:szCs w:val="20"/>
         </w:rPr>
-        <w:t>-relations.</w:t>
+        <w:t>-relations</w:t>
       </w:r>
-    </w:p>
-    <w:p>
-      <w:pPr>
-        <w:pStyle w:val="Paragraphedeliste"/>
-        <w:numPr>
-          <w:ilvl w:val="1"/>
-          <w:numId w:val="3"/>
-        </w:numPr>
-        <w:suppressAutoHyphens w:val="0"/>
-        <w:rPr>
-          <w:bCs/>
-          <w:szCs w:val="20"/>
-        </w:rPr>
-      </w:pPr>
-      <w:r>
-        <w:rPr>
-          <w:bCs/>
-          <w:szCs w:val="20"/>
-        </w:rPr>
-        <w:t>Alloy has no explicit no</w:t>
-      </w:r>
-      <w:r>
-        <w:rPr>
-          <w:bCs/>
-          <w:szCs w:val="20"/>
-        </w:rPr>
-        <w:t xml:space="preserve">tion of sets, tuples or scalars; a term  is a </w:t>
-      </w:r>
-      <w:r>
-        <w:rPr>
-          <w:bCs/>
-          <w:i/>
-          <w:szCs w:val="20"/>
-        </w:rPr>
-        <w:t>nary</w:t>
-      </w:r>
-      <w:r>
-        <w:rPr>
-          <w:bCs/>
-          <w:szCs w:val="20"/>
-        </w:rPr>
-        <w:t>-relation</w:t>
-      </w:r>
-    </w:p>
-    <w:p>
-      <w:pPr>
-        <w:pStyle w:val="Paragraphedeliste"/>
-        <w:numPr>
-          <w:ilvl w:val="1"/>
-          <w:numId w:val="3"/>
-        </w:numPr>
-        <w:suppressAutoHyphens w:val="0"/>
-        <w:rPr>
-          <w:bCs/>
-          <w:szCs w:val="20"/>
-        </w:rPr>
-      </w:pPr>
-      <w:r>
-        <w:rPr>
-          <w:bCs/>
-          <w:szCs w:val="20"/>
-        </w:rPr>
-        <w:t xml:space="preserve">A tuple is </w:t>
-      </w:r>
-      <w:r>
-        <w:rPr>
-          <w:bCs/>
-          <w:szCs w:val="20"/>
-        </w:rPr>
-        <w:t xml:space="preserve">represented using </w:t>
-      </w:r>
-      <w:r>
-        <w:rPr>
-          <w:bCs/>
-          <w:szCs w:val="20"/>
-        </w:rPr>
-        <w:t>a singleton relation</w:t>
-      </w:r>
+      <w:proofErr w:type="gramEnd"/>
       <w:r>
         <w:rPr>
           <w:bCs/>
@@ -867,6 +832,109 @@
           <w:bCs/>
           <w:szCs w:val="20"/>
         </w:rPr>
+        <w:t>Alloy has no explicit no</w:t>
+      </w:r>
+      <w:r>
+        <w:rPr>
+          <w:bCs/>
+          <w:szCs w:val="20"/>
+        </w:rPr>
+        <w:t xml:space="preserve">tion of sets, tuples or scalars; a </w:t>
+      </w:r>
+      <w:proofErr w:type="gramStart"/>
+      <w:r>
+        <w:rPr>
+          <w:bCs/>
+          <w:szCs w:val="20"/>
+        </w:rPr>
+        <w:t>term  is</w:t>
+      </w:r>
+      <w:proofErr w:type="gramEnd"/>
+      <w:r>
+        <w:rPr>
+          <w:bCs/>
+          <w:szCs w:val="20"/>
+        </w:rPr>
+        <w:t xml:space="preserve"> a </w:t>
+      </w:r>
+      <w:proofErr w:type="gramStart"/>
+      <w:r>
+        <w:rPr>
+          <w:bCs/>
+          <w:i/>
+          <w:szCs w:val="20"/>
+        </w:rPr>
+        <w:t>nary</w:t>
+      </w:r>
+      <w:r>
+        <w:rPr>
+          <w:bCs/>
+          <w:szCs w:val="20"/>
+        </w:rPr>
+        <w:t>-relation</w:t>
+      </w:r>
+      <w:proofErr w:type="gramEnd"/>
+    </w:p>
+    <w:p>
+      <w:pPr>
+        <w:pStyle w:val="Paragraphedeliste"/>
+        <w:numPr>
+          <w:ilvl w:val="1"/>
+          <w:numId w:val="3"/>
+        </w:numPr>
+        <w:suppressAutoHyphens w:val="0"/>
+        <w:rPr>
+          <w:bCs/>
+          <w:szCs w:val="20"/>
+        </w:rPr>
+      </w:pPr>
+      <w:r>
+        <w:rPr>
+          <w:bCs/>
+          <w:szCs w:val="20"/>
+        </w:rPr>
+        <w:t xml:space="preserve">A tuple is </w:t>
+      </w:r>
+      <w:r>
+        <w:rPr>
+          <w:bCs/>
+          <w:szCs w:val="20"/>
+        </w:rPr>
+        <w:t xml:space="preserve">represented using </w:t>
+      </w:r>
+      <w:r>
+        <w:rPr>
+          <w:bCs/>
+          <w:szCs w:val="20"/>
+        </w:rPr>
+        <w:t>a singleton relation</w:t>
+      </w:r>
+      <w:r>
+        <w:rPr>
+          <w:bCs/>
+          <w:szCs w:val="20"/>
+        </w:rPr>
+        <w:t>.</w:t>
+      </w:r>
+    </w:p>
+    <w:p>
+      <w:pPr>
+        <w:pStyle w:val="Paragraphedeliste"/>
+        <w:numPr>
+          <w:ilvl w:val="1"/>
+          <w:numId w:val="3"/>
+        </w:numPr>
+        <w:suppressAutoHyphens w:val="0"/>
+        <w:rPr>
+          <w:bCs/>
+          <w:szCs w:val="20"/>
+        </w:rPr>
+      </w:pPr>
+      <w:r>
+        <w:rPr>
+          <w:bCs/>
+          <w:szCs w:val="20"/>
+        </w:rPr>
         <w:t>A</w:t>
       </w:r>
       <w:r>
@@ -942,7 +1010,6 @@
           <w:b/>
           <w:bCs/>
           <w:szCs w:val="20"/>
-          <w:lang w:val="fr-CA"/>
         </w:rPr>
       </w:pPr>
       <w:r>
@@ -976,11 +1043,10 @@
           <w:i/>
           <w:iCs/>
           <w:szCs w:val="20"/>
-          <w:lang w:val="fr-CA"/>
-        </w:rPr>
-        <w:t xml:space="preserve">Software Abstractions : </w:t>
+        </w:rPr>
+        <w:t xml:space="preserve">Software </w:t>
       </w:r>
-      <w:proofErr w:type="spellStart"/>
+      <w:proofErr w:type="gramStart"/>
       <w:r>
         <w:rPr>
           <w:b/>
@@ -988,11 +1054,10 @@
           <w:i/>
           <w:iCs/>
           <w:szCs w:val="20"/>
-          <w:lang w:val="fr-CA"/>
-        </w:rPr>
-        <w:t>Logic</w:t>
+        </w:rPr>
+        <w:t>Abstractions :</w:t>
       </w:r>
-      <w:proofErr w:type="spellEnd"/>
+      <w:proofErr w:type="gramEnd"/>
       <w:r>
         <w:rPr>
           <w:b/>
@@ -1000,53 +1065,14 @@
           <w:i/>
           <w:iCs/>
           <w:szCs w:val="20"/>
-          <w:lang w:val="fr-CA"/>
-        </w:rPr>
-        <w:t xml:space="preserve">, </w:t>
+        </w:rPr>
+        <w:t xml:space="preserve"> Logic, Language, and Analysis</w:t>
       </w:r>
-      <w:proofErr w:type="spellStart"/>
       <w:r>
         <w:rPr>
           <w:b/>
           <w:bCs/>
-          <w:i/>
-          <w:iCs/>
-          <w:szCs w:val="20"/>
-          <w:lang w:val="fr-CA"/>
-        </w:rPr>
-        <w:t>Language</w:t>
-      </w:r>
-      <w:proofErr w:type="spellEnd"/>
-      <w:r>
-        <w:rPr>
-          <w:b/>
-          <w:bCs/>
-          <w:i/>
-          <w:iCs/>
-          <w:szCs w:val="20"/>
-          <w:lang w:val="fr-CA"/>
-        </w:rPr>
-        <w:t xml:space="preserve">, and </w:t>
-      </w:r>
-      <w:proofErr w:type="spellStart"/>
-      <w:r>
-        <w:rPr>
-          <w:b/>
-          <w:bCs/>
-          <w:i/>
-          <w:iCs/>
-          <w:szCs w:val="20"/>
-          <w:lang w:val="fr-CA"/>
-        </w:rPr>
-        <w:t>Analysis</w:t>
-      </w:r>
-      <w:proofErr w:type="spellEnd"/>
-      <w:r>
-        <w:rPr>
-          <w:b/>
-          <w:bCs/>
-          <w:szCs w:val="20"/>
-          <w:lang w:val="fr-CA"/>
+          <w:szCs w:val="20"/>
         </w:rPr>
         <w:t>)</w:t>
       </w:r>
@@ -1311,7 +1337,21 @@
         <w:rPr>
           <w:szCs w:val="20"/>
         </w:rPr>
-        <w:t xml:space="preserve"> is declared in a signature and it denotes a relation. A field may have constraints on its values (</w:t>
+        <w:t xml:space="preserve"> is declared in a </w:t>
+      </w:r>
+      <w:proofErr w:type="gramStart"/>
+      <w:r>
+        <w:rPr>
+          <w:szCs w:val="20"/>
+        </w:rPr>
+        <w:t>signature</w:t>
+      </w:r>
+      <w:proofErr w:type="gramEnd"/>
+      <w:r>
+        <w:rPr>
+          <w:szCs w:val="20"/>
+        </w:rPr>
+        <w:t xml:space="preserve"> and it denotes a relation. A field may have constraints on its values (</w:t>
       </w:r>
       <w:r>
         <w:rPr>
@@ -1483,7 +1523,6 @@
               <w:bottom w:val="single" w:sz="2" w:space="0" w:color="000000"/>
               <w:right w:val="nil"/>
             </w:tcBorders>
-            <w:shd w:val="clear" w:color="auto" w:fill="auto"/>
             <w:tcMar>
               <w:left w:w="54" w:type="dxa"/>
             </w:tcMar>
@@ -1519,7 +1558,6 @@
               <w:bottom w:val="single" w:sz="2" w:space="0" w:color="000000"/>
               <w:right w:val="single" w:sz="2" w:space="0" w:color="000000"/>
             </w:tcBorders>
-            <w:shd w:val="clear" w:color="auto" w:fill="auto"/>
             <w:tcMar>
               <w:left w:w="54" w:type="dxa"/>
             </w:tcMar>
@@ -1587,7 +1625,6 @@
               <w:bottom w:val="single" w:sz="2" w:space="0" w:color="000000"/>
               <w:right w:val="nil"/>
             </w:tcBorders>
-            <w:shd w:val="clear" w:color="auto" w:fill="auto"/>
             <w:tcMar>
               <w:left w:w="54" w:type="dxa"/>
             </w:tcMar>
@@ -1627,7 +1664,6 @@
               <w:bottom w:val="single" w:sz="2" w:space="0" w:color="000000"/>
               <w:right w:val="single" w:sz="2" w:space="0" w:color="000000"/>
             </w:tcBorders>
-            <w:shd w:val="clear" w:color="auto" w:fill="auto"/>
             <w:tcMar>
               <w:left w:w="54" w:type="dxa"/>
             </w:tcMar>
@@ -1696,7 +1732,6 @@
               <w:bottom w:val="single" w:sz="2" w:space="0" w:color="000000"/>
               <w:right w:val="nil"/>
             </w:tcBorders>
-            <w:shd w:val="clear" w:color="auto" w:fill="auto"/>
             <w:tcMar>
               <w:left w:w="54" w:type="dxa"/>
             </w:tcMar>
@@ -1716,8 +1751,33 @@
                 <w:rFonts w:ascii="Consolas" w:hAnsi="Consolas"/>
                 <w:szCs w:val="20"/>
               </w:rPr>
-              <w:t>sig Book { author: Author }</w:t>
-            </w:r>
+              <w:t xml:space="preserve">sig Book </w:t>
+            </w:r>
+            <w:proofErr w:type="gramStart"/>
+            <w:r>
+              <w:rPr>
+                <w:rFonts w:ascii="Consolas" w:hAnsi="Consolas"/>
+                <w:szCs w:val="20"/>
+              </w:rPr>
+              <w:t>{ author</w:t>
+            </w:r>
+            <w:proofErr w:type="gramEnd"/>
+            <w:r>
+              <w:rPr>
+                <w:rFonts w:ascii="Consolas" w:hAnsi="Consolas"/>
+                <w:szCs w:val="20"/>
+              </w:rPr>
+              <w:t xml:space="preserve">: </w:t>
+            </w:r>
+            <w:proofErr w:type="gramStart"/>
+            <w:r>
+              <w:rPr>
+                <w:rFonts w:ascii="Consolas" w:hAnsi="Consolas"/>
+                <w:szCs w:val="20"/>
+              </w:rPr>
+              <w:t>Author }</w:t>
+            </w:r>
+            <w:proofErr w:type="gramEnd"/>
           </w:p>
           <w:p>
             <w:pPr>
@@ -1747,7 +1807,6 @@
               <w:bottom w:val="single" w:sz="2" w:space="0" w:color="000000"/>
               <w:right w:val="single" w:sz="2" w:space="0" w:color="000000"/>
             </w:tcBorders>
-            <w:shd w:val="clear" w:color="auto" w:fill="auto"/>
             <w:tcMar>
               <w:left w:w="54" w:type="dxa"/>
             </w:tcMar>
@@ -1869,7 +1928,15 @@
                 <w:rFonts w:ascii="Consolas" w:hAnsi="Consolas"/>
                 <w:szCs w:val="20"/>
               </w:rPr>
-              <w:t>PROPERTIES author</w:t>
+              <w:t xml:space="preserve">PROPERTIES </w:t>
+            </w:r>
+            <w:proofErr w:type="gramStart"/>
+            <w:r>
+              <w:rPr>
+                <w:rFonts w:ascii="Consolas" w:hAnsi="Consolas"/>
+                <w:szCs w:val="20"/>
+              </w:rPr>
+              <w:t>author</w:t>
             </w:r>
             <w:r>
               <w:rPr>
@@ -1885,6 +1952,7 @@
               </w:rPr>
               <w:t>:</w:t>
             </w:r>
+            <w:proofErr w:type="gramEnd"/>
             <w:r>
               <w:rPr>
                 <w:rFonts w:ascii="Consolas" w:hAnsi="Consolas"/>
@@ -1933,7 +2001,6 @@
               <w:bottom w:val="single" w:sz="2" w:space="0" w:color="000000"/>
               <w:right w:val="nil"/>
             </w:tcBorders>
-            <w:shd w:val="clear" w:color="auto" w:fill="auto"/>
             <w:tcMar>
               <w:left w:w="54" w:type="dxa"/>
             </w:tcMar>
@@ -1953,7 +2020,23 @@
                 <w:rFonts w:ascii="Consolas" w:hAnsi="Consolas"/>
                 <w:szCs w:val="20"/>
               </w:rPr>
-              <w:t xml:space="preserve">sig Book { author: </w:t>
+              <w:t xml:space="preserve">sig Book </w:t>
+            </w:r>
+            <w:proofErr w:type="gramStart"/>
+            <w:r>
+              <w:rPr>
+                <w:rFonts w:ascii="Consolas" w:hAnsi="Consolas"/>
+                <w:szCs w:val="20"/>
+              </w:rPr>
+              <w:t>{ author</w:t>
+            </w:r>
+            <w:proofErr w:type="gramEnd"/>
+            <w:r>
+              <w:rPr>
+                <w:rFonts w:ascii="Consolas" w:hAnsi="Consolas"/>
+                <w:szCs w:val="20"/>
+              </w:rPr>
+              <w:t xml:space="preserve">: </w:t>
             </w:r>
             <w:r>
               <w:rPr>
@@ -1962,6 +2045,7 @@
               </w:rPr>
               <w:t xml:space="preserve">set </w:t>
             </w:r>
+            <w:proofErr w:type="gramStart"/>
             <w:r>
               <w:rPr>
                 <w:rFonts w:ascii="Consolas" w:hAnsi="Consolas"/>
@@ -1969,6 +2053,7 @@
               </w:rPr>
               <w:t>Author }</w:t>
             </w:r>
+            <w:proofErr w:type="gramEnd"/>
           </w:p>
         </w:tc>
         <w:tc>
@@ -1980,7 +2065,6 @@
               <w:bottom w:val="single" w:sz="2" w:space="0" w:color="000000"/>
               <w:right w:val="single" w:sz="2" w:space="0" w:color="000000"/>
             </w:tcBorders>
-            <w:shd w:val="clear" w:color="auto" w:fill="auto"/>
             <w:tcMar>
               <w:left w:w="54" w:type="dxa"/>
             </w:tcMar>
@@ -2126,7 +2210,15 @@
                 <w:rFonts w:ascii="Consolas" w:hAnsi="Consolas"/>
                 <w:szCs w:val="20"/>
               </w:rPr>
-              <w:t>PROPERTIES author</w:t>
+              <w:t xml:space="preserve">PROPERTIES </w:t>
+            </w:r>
+            <w:proofErr w:type="gramStart"/>
+            <w:r>
+              <w:rPr>
+                <w:rFonts w:ascii="Consolas" w:hAnsi="Consolas"/>
+                <w:szCs w:val="20"/>
+              </w:rPr>
+              <w:t>author</w:t>
             </w:r>
             <w:r>
               <w:rPr>
@@ -2142,6 +2234,7 @@
               </w:rPr>
               <w:t>:</w:t>
             </w:r>
+            <w:proofErr w:type="gramEnd"/>
             <w:r>
               <w:rPr>
                 <w:rFonts w:ascii="Consolas" w:hAnsi="Consolas"/>
@@ -2183,7 +2276,6 @@
               <w:bottom w:val="single" w:sz="2" w:space="0" w:color="000000"/>
               <w:right w:val="nil"/>
             </w:tcBorders>
-            <w:shd w:val="clear" w:color="auto" w:fill="auto"/>
             <w:tcMar>
               <w:left w:w="54" w:type="dxa"/>
             </w:tcMar>
@@ -2203,8 +2295,33 @@
                 <w:rFonts w:ascii="Consolas" w:hAnsi="Consolas"/>
                 <w:szCs w:val="20"/>
               </w:rPr>
-              <w:t>sig Book { author: some Author }</w:t>
-            </w:r>
+              <w:t xml:space="preserve">sig Book </w:t>
+            </w:r>
+            <w:proofErr w:type="gramStart"/>
+            <w:r>
+              <w:rPr>
+                <w:rFonts w:ascii="Consolas" w:hAnsi="Consolas"/>
+                <w:szCs w:val="20"/>
+              </w:rPr>
+              <w:t>{ author</w:t>
+            </w:r>
+            <w:proofErr w:type="gramEnd"/>
+            <w:r>
+              <w:rPr>
+                <w:rFonts w:ascii="Consolas" w:hAnsi="Consolas"/>
+                <w:szCs w:val="20"/>
+              </w:rPr>
+              <w:t xml:space="preserve">: some </w:t>
+            </w:r>
+            <w:proofErr w:type="gramStart"/>
+            <w:r>
+              <w:rPr>
+                <w:rFonts w:ascii="Consolas" w:hAnsi="Consolas"/>
+                <w:szCs w:val="20"/>
+              </w:rPr>
+              <w:t>Author }</w:t>
+            </w:r>
+            <w:proofErr w:type="gramEnd"/>
           </w:p>
         </w:tc>
         <w:tc>
@@ -2216,7 +2333,6 @@
               <w:bottom w:val="single" w:sz="2" w:space="0" w:color="000000"/>
               <w:right w:val="single" w:sz="2" w:space="0" w:color="000000"/>
             </w:tcBorders>
-            <w:shd w:val="clear" w:color="auto" w:fill="auto"/>
             <w:tcMar>
               <w:left w:w="54" w:type="dxa"/>
             </w:tcMar>
@@ -2283,6 +2399,7 @@
               </w:rPr>
               <w:t xml:space="preserve">  </w:t>
             </w:r>
+            <w:proofErr w:type="gramStart"/>
             <w:r>
               <w:rPr>
                 <w:rFonts w:ascii="Consolas" w:hAnsi="Consolas"/>
@@ -2304,6 +2421,7 @@
               </w:rPr>
               <w:t>:</w:t>
             </w:r>
+            <w:proofErr w:type="gramEnd"/>
             <w:r>
               <w:rPr>
                 <w:rFonts w:ascii="Consolas" w:hAnsi="Consolas"/>
@@ -2379,7 +2497,6 @@
               <w:bottom w:val="single" w:sz="2" w:space="0" w:color="000000"/>
               <w:right w:val="nil"/>
             </w:tcBorders>
-            <w:shd w:val="clear" w:color="auto" w:fill="auto"/>
             <w:tcMar>
               <w:left w:w="54" w:type="dxa"/>
             </w:tcMar>
@@ -2413,7 +2530,15 @@
                 <w:rFonts w:ascii="Consolas" w:hAnsi="Consolas"/>
                 <w:szCs w:val="20"/>
               </w:rPr>
-              <w:t xml:space="preserve"> { </w:t>
+              <w:t xml:space="preserve"> </w:t>
+            </w:r>
+            <w:proofErr w:type="gramStart"/>
+            <w:r>
+              <w:rPr>
+                <w:rFonts w:ascii="Consolas" w:hAnsi="Consolas"/>
+                <w:szCs w:val="20"/>
+              </w:rPr>
+              <w:t xml:space="preserve">{ </w:t>
             </w:r>
             <w:r>
               <w:rPr>
@@ -2422,6 +2547,7 @@
               </w:rPr>
               <w:t>f</w:t>
             </w:r>
+            <w:proofErr w:type="gramEnd"/>
             <w:r>
               <w:rPr>
                 <w:rFonts w:ascii="Consolas" w:hAnsi="Consolas"/>
@@ -2434,7 +2560,15 @@
                 <w:rFonts w:ascii="Consolas" w:hAnsi="Consolas"/>
                 <w:szCs w:val="20"/>
               </w:rPr>
-              <w:t>lone B</w:t>
+              <w:t xml:space="preserve">lone </w:t>
+            </w:r>
+            <w:proofErr w:type="gramStart"/>
+            <w:r>
+              <w:rPr>
+                <w:rFonts w:ascii="Consolas" w:hAnsi="Consolas"/>
+                <w:szCs w:val="20"/>
+              </w:rPr>
+              <w:t>B</w:t>
             </w:r>
             <w:r>
               <w:rPr>
@@ -2443,6 +2577,7 @@
               </w:rPr>
               <w:t xml:space="preserve"> }</w:t>
             </w:r>
+            <w:proofErr w:type="gramEnd"/>
           </w:p>
         </w:tc>
         <w:tc>
@@ -2454,7 +2589,6 @@
               <w:bottom w:val="single" w:sz="2" w:space="0" w:color="000000"/>
               <w:right w:val="single" w:sz="2" w:space="0" w:color="000000"/>
             </w:tcBorders>
-            <w:shd w:val="clear" w:color="auto" w:fill="auto"/>
             <w:tcMar>
               <w:left w:w="54" w:type="dxa"/>
             </w:tcMar>
@@ -2523,12 +2657,21 @@
                 <w:szCs w:val="20"/>
               </w:rPr>
             </w:pPr>
-            <w:r>
-              <w:rPr>
-                <w:rFonts w:ascii="Consolas" w:hAnsi="Consolas"/>
-                <w:szCs w:val="20"/>
-              </w:rPr>
-              <w:t>f : A +-&gt; B</w:t>
+            <w:proofErr w:type="gramStart"/>
+            <w:r>
+              <w:rPr>
+                <w:rFonts w:ascii="Consolas" w:hAnsi="Consolas"/>
+                <w:szCs w:val="20"/>
+              </w:rPr>
+              <w:t>f :</w:t>
+            </w:r>
+            <w:proofErr w:type="gramEnd"/>
+            <w:r>
+              <w:rPr>
+                <w:rFonts w:ascii="Consolas" w:hAnsi="Consolas"/>
+                <w:szCs w:val="20"/>
+              </w:rPr>
+              <w:t xml:space="preserve"> A +-&gt; B</w:t>
             </w:r>
           </w:p>
         </w:tc>
@@ -2543,7 +2686,6 @@
               <w:bottom w:val="single" w:sz="2" w:space="0" w:color="000000"/>
               <w:right w:val="nil"/>
             </w:tcBorders>
-            <w:shd w:val="clear" w:color="auto" w:fill="auto"/>
             <w:tcMar>
               <w:left w:w="54" w:type="dxa"/>
             </w:tcMar>
@@ -2577,7 +2719,15 @@
                 <w:rFonts w:ascii="Consolas" w:hAnsi="Consolas"/>
                 <w:szCs w:val="20"/>
               </w:rPr>
-              <w:t xml:space="preserve"> { </w:t>
+              <w:t xml:space="preserve"> </w:t>
+            </w:r>
+            <w:proofErr w:type="gramStart"/>
+            <w:r>
+              <w:rPr>
+                <w:rFonts w:ascii="Consolas" w:hAnsi="Consolas"/>
+                <w:szCs w:val="20"/>
+              </w:rPr>
+              <w:t xml:space="preserve">{ </w:t>
             </w:r>
             <w:r>
               <w:rPr>
@@ -2586,6 +2736,7 @@
               </w:rPr>
               <w:t>f</w:t>
             </w:r>
+            <w:proofErr w:type="gramEnd"/>
             <w:r>
               <w:rPr>
                 <w:rFonts w:ascii="Consolas" w:hAnsi="Consolas"/>
@@ -2593,6 +2744,7 @@
               </w:rPr>
               <w:t xml:space="preserve">: </w:t>
             </w:r>
+            <w:proofErr w:type="gramStart"/>
             <w:r>
               <w:rPr>
                 <w:rFonts w:ascii="Consolas" w:hAnsi="Consolas"/>
@@ -2607,6 +2759,7 @@
               </w:rPr>
               <w:t xml:space="preserve"> }</w:t>
             </w:r>
+            <w:proofErr w:type="gramEnd"/>
           </w:p>
         </w:tc>
         <w:tc>
@@ -2618,7 +2771,6 @@
               <w:bottom w:val="single" w:sz="2" w:space="0" w:color="000000"/>
               <w:right w:val="single" w:sz="2" w:space="0" w:color="000000"/>
             </w:tcBorders>
-            <w:shd w:val="clear" w:color="auto" w:fill="auto"/>
             <w:tcMar>
               <w:left w:w="54" w:type="dxa"/>
             </w:tcMar>
@@ -2687,12 +2839,21 @@
                 <w:szCs w:val="20"/>
               </w:rPr>
             </w:pPr>
-            <w:r>
-              <w:rPr>
-                <w:rFonts w:ascii="Consolas" w:hAnsi="Consolas"/>
-                <w:szCs w:val="20"/>
-              </w:rPr>
-              <w:t>f : A --&gt; B</w:t>
+            <w:proofErr w:type="gramStart"/>
+            <w:r>
+              <w:rPr>
+                <w:rFonts w:ascii="Consolas" w:hAnsi="Consolas"/>
+                <w:szCs w:val="20"/>
+              </w:rPr>
+              <w:t>f :</w:t>
+            </w:r>
+            <w:proofErr w:type="gramEnd"/>
+            <w:r>
+              <w:rPr>
+                <w:rFonts w:ascii="Consolas" w:hAnsi="Consolas"/>
+                <w:szCs w:val="20"/>
+              </w:rPr>
+              <w:t xml:space="preserve"> A --&gt; B</w:t>
             </w:r>
           </w:p>
         </w:tc>
@@ -2707,7 +2868,6 @@
               <w:bottom w:val="single" w:sz="2" w:space="0" w:color="000000"/>
               <w:right w:val="nil"/>
             </w:tcBorders>
-            <w:shd w:val="clear" w:color="auto" w:fill="auto"/>
             <w:tcMar>
               <w:left w:w="54" w:type="dxa"/>
             </w:tcMar>
@@ -2741,7 +2901,15 @@
                 <w:rFonts w:ascii="Consolas" w:hAnsi="Consolas"/>
                 <w:szCs w:val="20"/>
               </w:rPr>
-              <w:t xml:space="preserve"> { </w:t>
+              <w:t xml:space="preserve"> </w:t>
+            </w:r>
+            <w:proofErr w:type="gramStart"/>
+            <w:r>
+              <w:rPr>
+                <w:rFonts w:ascii="Consolas" w:hAnsi="Consolas"/>
+                <w:szCs w:val="20"/>
+              </w:rPr>
+              <w:t xml:space="preserve">{ </w:t>
             </w:r>
             <w:r>
               <w:rPr>
@@ -2750,6 +2918,7 @@
               </w:rPr>
               <w:t>f</w:t>
             </w:r>
+            <w:proofErr w:type="gramEnd"/>
             <w:r>
               <w:rPr>
                 <w:rFonts w:ascii="Consolas" w:hAnsi="Consolas"/>
@@ -2762,7 +2931,15 @@
                 <w:rFonts w:ascii="Consolas" w:hAnsi="Consolas"/>
                 <w:szCs w:val="20"/>
               </w:rPr>
-              <w:t>one B</w:t>
+              <w:t xml:space="preserve">one </w:t>
+            </w:r>
+            <w:proofErr w:type="gramStart"/>
+            <w:r>
+              <w:rPr>
+                <w:rFonts w:ascii="Consolas" w:hAnsi="Consolas"/>
+                <w:szCs w:val="20"/>
+              </w:rPr>
+              <w:t>B</w:t>
             </w:r>
             <w:r>
               <w:rPr>
@@ -2771,6 +2948,7 @@
               </w:rPr>
               <w:t xml:space="preserve"> }</w:t>
             </w:r>
+            <w:proofErr w:type="gramEnd"/>
           </w:p>
         </w:tc>
         <w:tc>
@@ -2782,7 +2960,6 @@
               <w:bottom w:val="single" w:sz="2" w:space="0" w:color="000000"/>
               <w:right w:val="single" w:sz="2" w:space="0" w:color="000000"/>
             </w:tcBorders>
-            <w:shd w:val="clear" w:color="auto" w:fill="auto"/>
             <w:tcMar>
               <w:left w:w="54" w:type="dxa"/>
             </w:tcMar>
@@ -2851,12 +3028,21 @@
                 <w:szCs w:val="20"/>
               </w:rPr>
             </w:pPr>
-            <w:r>
-              <w:rPr>
-                <w:rFonts w:ascii="Consolas" w:hAnsi="Consolas"/>
-                <w:szCs w:val="20"/>
-              </w:rPr>
-              <w:t>f : A --&gt; B</w:t>
+            <w:proofErr w:type="gramStart"/>
+            <w:r>
+              <w:rPr>
+                <w:rFonts w:ascii="Consolas" w:hAnsi="Consolas"/>
+                <w:szCs w:val="20"/>
+              </w:rPr>
+              <w:t>f :</w:t>
+            </w:r>
+            <w:proofErr w:type="gramEnd"/>
+            <w:r>
+              <w:rPr>
+                <w:rFonts w:ascii="Consolas" w:hAnsi="Consolas"/>
+                <w:szCs w:val="20"/>
+              </w:rPr>
+              <w:t xml:space="preserve"> A --&gt; B</w:t>
             </w:r>
           </w:p>
         </w:tc>
@@ -2871,7 +3057,6 @@
               <w:bottom w:val="single" w:sz="2" w:space="0" w:color="000000"/>
               <w:right w:val="nil"/>
             </w:tcBorders>
-            <w:shd w:val="clear" w:color="auto" w:fill="auto"/>
             <w:tcMar>
               <w:left w:w="54" w:type="dxa"/>
             </w:tcMar>
@@ -2905,7 +3090,15 @@
                 <w:rFonts w:ascii="Consolas" w:hAnsi="Consolas"/>
                 <w:szCs w:val="20"/>
               </w:rPr>
-              <w:t xml:space="preserve"> { </w:t>
+              <w:t xml:space="preserve"> </w:t>
+            </w:r>
+            <w:proofErr w:type="gramStart"/>
+            <w:r>
+              <w:rPr>
+                <w:rFonts w:ascii="Consolas" w:hAnsi="Consolas"/>
+                <w:szCs w:val="20"/>
+              </w:rPr>
+              <w:t xml:space="preserve">{ </w:t>
             </w:r>
             <w:r>
               <w:rPr>
@@ -2914,6 +3107,7 @@
               </w:rPr>
               <w:t>f</w:t>
             </w:r>
+            <w:proofErr w:type="gramEnd"/>
             <w:r>
               <w:rPr>
                 <w:rFonts w:ascii="Consolas" w:hAnsi="Consolas"/>
@@ -2926,7 +3120,15 @@
                 <w:rFonts w:ascii="Consolas" w:hAnsi="Consolas"/>
                 <w:szCs w:val="20"/>
               </w:rPr>
-              <w:t>set B</w:t>
+              <w:t xml:space="preserve">set </w:t>
+            </w:r>
+            <w:proofErr w:type="gramStart"/>
+            <w:r>
+              <w:rPr>
+                <w:rFonts w:ascii="Consolas" w:hAnsi="Consolas"/>
+                <w:szCs w:val="20"/>
+              </w:rPr>
+              <w:t>B</w:t>
             </w:r>
             <w:r>
               <w:rPr>
@@ -2935,6 +3137,7 @@
               </w:rPr>
               <w:t xml:space="preserve"> }</w:t>
             </w:r>
+            <w:proofErr w:type="gramEnd"/>
           </w:p>
         </w:tc>
         <w:tc>
@@ -2946,7 +3149,6 @@
               <w:bottom w:val="single" w:sz="2" w:space="0" w:color="000000"/>
               <w:right w:val="single" w:sz="2" w:space="0" w:color="000000"/>
             </w:tcBorders>
-            <w:shd w:val="clear" w:color="auto" w:fill="auto"/>
             <w:tcMar>
               <w:left w:w="54" w:type="dxa"/>
             </w:tcMar>
@@ -3015,12 +3217,21 @@
                 <w:szCs w:val="20"/>
               </w:rPr>
             </w:pPr>
-            <w:r>
-              <w:rPr>
-                <w:rFonts w:ascii="Consolas" w:hAnsi="Consolas"/>
-                <w:szCs w:val="20"/>
-              </w:rPr>
-              <w:t>f : A &lt;-&gt; B</w:t>
+            <w:proofErr w:type="gramStart"/>
+            <w:r>
+              <w:rPr>
+                <w:rFonts w:ascii="Consolas" w:hAnsi="Consolas"/>
+                <w:szCs w:val="20"/>
+              </w:rPr>
+              <w:t>f :</w:t>
+            </w:r>
+            <w:proofErr w:type="gramEnd"/>
+            <w:r>
+              <w:rPr>
+                <w:rFonts w:ascii="Consolas" w:hAnsi="Consolas"/>
+                <w:szCs w:val="20"/>
+              </w:rPr>
+              <w:t xml:space="preserve"> A &lt;-&gt; B</w:t>
             </w:r>
           </w:p>
         </w:tc>
@@ -3035,7 +3246,6 @@
               <w:bottom w:val="single" w:sz="2" w:space="0" w:color="000000"/>
               <w:right w:val="nil"/>
             </w:tcBorders>
-            <w:shd w:val="clear" w:color="auto" w:fill="auto"/>
             <w:tcMar>
               <w:left w:w="54" w:type="dxa"/>
             </w:tcMar>
@@ -3093,7 +3303,6 @@
               <w:bottom w:val="single" w:sz="2" w:space="0" w:color="000000"/>
               <w:right w:val="single" w:sz="2" w:space="0" w:color="000000"/>
             </w:tcBorders>
-            <w:shd w:val="clear" w:color="auto" w:fill="auto"/>
             <w:tcMar>
               <w:left w:w="54" w:type="dxa"/>
             </w:tcMar>
@@ -3235,6 +3444,7 @@
               </w:rPr>
               <w:t xml:space="preserve"> </w:t>
             </w:r>
+            <w:proofErr w:type="gramStart"/>
             <w:r>
               <w:rPr>
                 <w:rFonts w:ascii="Consolas" w:hAnsi="Consolas"/>
@@ -3249,6 +3459,7 @@
               </w:rPr>
               <w:t>&amp;</w:t>
             </w:r>
+            <w:proofErr w:type="gramEnd"/>
           </w:p>
           <w:p>
             <w:pPr>
@@ -3293,6 +3504,7 @@
               </w:rPr>
               <w:t xml:space="preserve"> </w:t>
             </w:r>
+            <w:proofErr w:type="gramStart"/>
             <w:r>
               <w:rPr>
                 <w:rFonts w:ascii="Consolas" w:hAnsi="Consolas"/>
@@ -3300,6 +3512,7 @@
               </w:rPr>
               <w:t>Book  &amp;</w:t>
             </w:r>
+            <w:proofErr w:type="gramEnd"/>
           </w:p>
           <w:p>
             <w:pPr>
@@ -3376,7 +3589,6 @@
               <w:bottom w:val="single" w:sz="2" w:space="0" w:color="000000"/>
               <w:right w:val="nil"/>
             </w:tcBorders>
-            <w:shd w:val="clear" w:color="auto" w:fill="auto"/>
             <w:tcMar>
               <w:left w:w="54" w:type="dxa"/>
             </w:tcMar>
@@ -3466,7 +3678,6 @@
               <w:bottom w:val="single" w:sz="2" w:space="0" w:color="000000"/>
               <w:right w:val="single" w:sz="2" w:space="0" w:color="000000"/>
             </w:tcBorders>
-            <w:shd w:val="clear" w:color="auto" w:fill="auto"/>
             <w:tcMar>
               <w:left w:w="54" w:type="dxa"/>
             </w:tcMar>
@@ -3609,7 +3820,6 @@
               <w:bottom w:val="single" w:sz="2" w:space="0" w:color="000000"/>
               <w:right w:val="nil"/>
             </w:tcBorders>
-            <w:shd w:val="clear" w:color="auto" w:fill="auto"/>
             <w:tcMar>
               <w:left w:w="54" w:type="dxa"/>
             </w:tcMar>
@@ -3656,7 +3866,6 @@
               <w:bottom w:val="single" w:sz="2" w:space="0" w:color="000000"/>
               <w:right w:val="single" w:sz="2" w:space="0" w:color="000000"/>
             </w:tcBorders>
-            <w:shd w:val="clear" w:color="auto" w:fill="auto"/>
             <w:tcMar>
               <w:left w:w="54" w:type="dxa"/>
             </w:tcMar>
@@ -3769,6 +3978,7 @@
               </w:rPr>
               <w:t xml:space="preserve"> </w:t>
             </w:r>
+            <w:proofErr w:type="gramStart"/>
             <w:r>
               <w:rPr>
                 <w:rFonts w:ascii="Consolas" w:hAnsi="Consolas"/>
@@ -3776,6 +3986,7 @@
               </w:rPr>
               <w:t>Book  &amp;</w:t>
             </w:r>
+            <w:proofErr w:type="gramEnd"/>
           </w:p>
           <w:p>
             <w:pPr>
@@ -3799,7 +4010,23 @@
                 <w:rFonts w:ascii="Consolas" w:hAnsi="Consolas"/>
                 <w:szCs w:val="20"/>
               </w:rPr>
-              <w:t xml:space="preserve"> card(Bible) = 1</w:t>
+              <w:t xml:space="preserve"> </w:t>
+            </w:r>
+            <w:proofErr w:type="gramStart"/>
+            <w:r>
+              <w:rPr>
+                <w:rFonts w:ascii="Consolas" w:hAnsi="Consolas"/>
+                <w:szCs w:val="20"/>
+              </w:rPr>
+              <w:t>card(</w:t>
+            </w:r>
+            <w:proofErr w:type="gramEnd"/>
+            <w:r>
+              <w:rPr>
+                <w:rFonts w:ascii="Consolas" w:hAnsi="Consolas"/>
+                <w:szCs w:val="20"/>
+              </w:rPr>
+              <w:t>Bible) = 1</w:t>
             </w:r>
           </w:p>
         </w:tc>
@@ -3814,7 +4041,6 @@
               <w:bottom w:val="single" w:sz="2" w:space="0" w:color="000000"/>
               <w:right w:val="nil"/>
             </w:tcBorders>
-            <w:shd w:val="clear" w:color="auto" w:fill="auto"/>
             <w:tcMar>
               <w:left w:w="54" w:type="dxa"/>
             </w:tcMar>
@@ -3889,7 +4115,6 @@
               <w:bottom w:val="single" w:sz="2" w:space="0" w:color="000000"/>
               <w:right w:val="single" w:sz="2" w:space="0" w:color="000000"/>
             </w:tcBorders>
-            <w:shd w:val="clear" w:color="auto" w:fill="auto"/>
             <w:tcMar>
               <w:left w:w="54" w:type="dxa"/>
             </w:tcMar>
@@ -4108,7 +4333,6 @@
         <w:tc>
           <w:tcPr>
             <w:tcW w:w="4386" w:type="dxa"/>
-            <w:shd w:val="clear" w:color="auto" w:fill="auto"/>
             <w:tcMar>
               <w:left w:w="54" w:type="dxa"/>
             </w:tcMar>
@@ -4145,7 +4369,6 @@
         <w:tc>
           <w:tcPr>
             <w:tcW w:w="4408" w:type="dxa"/>
-            <w:shd w:val="clear" w:color="auto" w:fill="auto"/>
             <w:tcMar>
               <w:left w:w="54" w:type="dxa"/>
             </w:tcMar>
@@ -4194,7 +4417,6 @@
         <w:tc>
           <w:tcPr>
             <w:tcW w:w="4386" w:type="dxa"/>
-            <w:shd w:val="clear" w:color="auto" w:fill="auto"/>
             <w:tcMar>
               <w:left w:w="54" w:type="dxa"/>
             </w:tcMar>
@@ -4231,7 +4453,6 @@
         <w:tc>
           <w:tcPr>
             <w:tcW w:w="4408" w:type="dxa"/>
-            <w:shd w:val="clear" w:color="auto" w:fill="auto"/>
             <w:tcMar>
               <w:left w:w="54" w:type="dxa"/>
             </w:tcMar>
@@ -4287,7 +4508,6 @@
         <w:tc>
           <w:tcPr>
             <w:tcW w:w="4386" w:type="dxa"/>
-            <w:shd w:val="clear" w:color="auto" w:fill="auto"/>
             <w:tcMar>
               <w:left w:w="54" w:type="dxa"/>
             </w:tcMar>
@@ -4303,13 +4523,23 @@
                 <w:lang w:val="fr-CA"/>
               </w:rPr>
             </w:pPr>
+            <w:proofErr w:type="gramStart"/>
             <w:r>
               <w:rPr>
                 <w:rFonts w:ascii="Consolas" w:hAnsi="Consolas"/>
                 <w:szCs w:val="20"/>
                 <w:lang w:val="fr-CA"/>
               </w:rPr>
-              <w:t xml:space="preserve">p </w:t>
+              <w:t>p</w:t>
+            </w:r>
+            <w:proofErr w:type="gramEnd"/>
+            <w:r>
+              <w:rPr>
+                <w:rFonts w:ascii="Consolas" w:hAnsi="Consolas"/>
+                <w:szCs w:val="20"/>
+                <w:lang w:val="fr-CA"/>
+              </w:rPr>
+              <w:t xml:space="preserve"> </w:t>
             </w:r>
             <w:proofErr w:type="spellStart"/>
             <w:r>
@@ -4348,7 +4578,6 @@
         <w:tc>
           <w:tcPr>
             <w:tcW w:w="4408" w:type="dxa"/>
-            <w:shd w:val="clear" w:color="auto" w:fill="auto"/>
             <w:tcMar>
               <w:left w:w="54" w:type="dxa"/>
             </w:tcMar>
@@ -4397,7 +4626,6 @@
         <w:tc>
           <w:tcPr>
             <w:tcW w:w="4386" w:type="dxa"/>
-            <w:shd w:val="clear" w:color="auto" w:fill="auto"/>
             <w:tcMar>
               <w:left w:w="54" w:type="dxa"/>
             </w:tcMar>
@@ -4431,7 +4659,6 @@
         <w:tc>
           <w:tcPr>
             <w:tcW w:w="4408" w:type="dxa"/>
-            <w:shd w:val="clear" w:color="auto" w:fill="auto"/>
             <w:tcMar>
               <w:left w:w="54" w:type="dxa"/>
             </w:tcMar>
@@ -4606,7 +4833,6 @@
         <w:tc>
           <w:tcPr>
             <w:tcW w:w="4386" w:type="dxa"/>
-            <w:shd w:val="clear" w:color="auto" w:fill="auto"/>
             <w:tcMar>
               <w:left w:w="54" w:type="dxa"/>
             </w:tcMar>
@@ -4659,7 +4885,6 @@
         <w:tc>
           <w:tcPr>
             <w:tcW w:w="4408" w:type="dxa"/>
-            <w:shd w:val="clear" w:color="auto" w:fill="auto"/>
             <w:tcMar>
               <w:left w:w="54" w:type="dxa"/>
             </w:tcMar>
@@ -4708,7 +4933,6 @@
         <w:tc>
           <w:tcPr>
             <w:tcW w:w="4386" w:type="dxa"/>
-            <w:shd w:val="clear" w:color="auto" w:fill="auto"/>
             <w:tcMar>
               <w:left w:w="54" w:type="dxa"/>
             </w:tcMar>
@@ -4730,6 +4954,7 @@
               </w:rPr>
               <w:t>not p</w:t>
             </w:r>
+            <w:proofErr w:type="gramStart"/>
             <w:r>
               <w:t>,</w:t>
             </w:r>
@@ -4740,12 +4965,12 @@
               </w:rPr>
               <w:t xml:space="preserve"> !p</w:t>
             </w:r>
+            <w:proofErr w:type="gramEnd"/>
           </w:p>
         </w:tc>
         <w:tc>
           <w:tcPr>
             <w:tcW w:w="4408" w:type="dxa"/>
-            <w:shd w:val="clear" w:color="auto" w:fill="auto"/>
             <w:tcMar>
               <w:left w:w="54" w:type="dxa"/>
             </w:tcMar>
@@ -4839,7 +5064,6 @@
         <w:tc>
           <w:tcPr>
             <w:tcW w:w="4386" w:type="dxa"/>
-            <w:shd w:val="clear" w:color="auto" w:fill="auto"/>
             <w:tcMar>
               <w:left w:w="54" w:type="dxa"/>
             </w:tcMar>
@@ -4866,7 +5090,23 @@
                 <w:rFonts w:ascii="Consolas" w:hAnsi="Consolas"/>
                 <w:szCs w:val="20"/>
               </w:rPr>
-              <w:t>x1,…,</w:t>
+              <w:t>x</w:t>
+            </w:r>
+            <w:proofErr w:type="gramStart"/>
+            <w:r>
+              <w:rPr>
+                <w:rFonts w:ascii="Consolas" w:hAnsi="Consolas"/>
+                <w:szCs w:val="20"/>
+              </w:rPr>
+              <w:t>1,…</w:t>
+            </w:r>
+            <w:proofErr w:type="gramEnd"/>
+            <w:r>
+              <w:rPr>
+                <w:rFonts w:ascii="Consolas" w:hAnsi="Consolas"/>
+                <w:szCs w:val="20"/>
+              </w:rPr>
+              <w:t>,</w:t>
             </w:r>
             <w:proofErr w:type="spellStart"/>
             <w:r>
@@ -4882,7 +5122,23 @@
                 <w:rFonts w:ascii="Consolas" w:hAnsi="Consolas"/>
                 <w:szCs w:val="20"/>
               </w:rPr>
-              <w:t xml:space="preserve"> : S1, …, y1,…,</w:t>
+              <w:t xml:space="preserve"> : S1, …, y</w:t>
+            </w:r>
+            <w:proofErr w:type="gramStart"/>
+            <w:r>
+              <w:rPr>
+                <w:rFonts w:ascii="Consolas" w:hAnsi="Consolas"/>
+                <w:szCs w:val="20"/>
+              </w:rPr>
+              <w:t>1,…</w:t>
+            </w:r>
+            <w:proofErr w:type="gramEnd"/>
+            <w:r>
+              <w:rPr>
+                <w:rFonts w:ascii="Consolas" w:hAnsi="Consolas"/>
+                <w:szCs w:val="20"/>
+              </w:rPr>
+              <w:t>,</w:t>
             </w:r>
             <w:proofErr w:type="spellStart"/>
             <w:r>
@@ -4921,7 +5177,6 @@
         <w:tc>
           <w:tcPr>
             <w:tcW w:w="4408" w:type="dxa"/>
-            <w:shd w:val="clear" w:color="auto" w:fill="auto"/>
             <w:tcMar>
               <w:left w:w="54" w:type="dxa"/>
             </w:tcMar>
@@ -4957,14 +5212,40 @@
                 <w:szCs w:val="20"/>
               </w:rPr>
             </w:pPr>
-            <w:r>
-              <w:rPr>
-                <w:rFonts w:ascii="Consolas" w:hAnsi="Consolas"/>
-                <w:szCs w:val="20"/>
-              </w:rPr>
-              <w:t>!(x1,…,</w:t>
+            <w:proofErr w:type="gramStart"/>
+            <w:r>
+              <w:rPr>
+                <w:rFonts w:ascii="Consolas" w:hAnsi="Consolas"/>
+                <w:szCs w:val="20"/>
+              </w:rPr>
+              <w:t>!(</w:t>
+            </w:r>
+            <w:proofErr w:type="gramEnd"/>
+            <w:r>
+              <w:rPr>
+                <w:rFonts w:ascii="Consolas" w:hAnsi="Consolas"/>
+                <w:szCs w:val="20"/>
+              </w:rPr>
+              <w:t>x</w:t>
+            </w:r>
+            <w:proofErr w:type="gramStart"/>
+            <w:r>
+              <w:rPr>
+                <w:rFonts w:ascii="Consolas" w:hAnsi="Consolas"/>
+                <w:szCs w:val="20"/>
+              </w:rPr>
+              <w:t>1,…</w:t>
+            </w:r>
+            <w:proofErr w:type="gramEnd"/>
+            <w:r>
+              <w:rPr>
+                <w:rFonts w:ascii="Consolas" w:hAnsi="Consolas"/>
+                <w:szCs w:val="20"/>
+              </w:rPr>
+              <w:t>,</w:t>
             </w:r>
             <w:proofErr w:type="spellStart"/>
+            <w:proofErr w:type="gramStart"/>
             <w:r>
               <w:rPr>
                 <w:rFonts w:ascii="Consolas" w:hAnsi="Consolas"/>
@@ -4978,7 +5259,31 @@
                 <w:rFonts w:ascii="Consolas" w:hAnsi="Consolas"/>
                 <w:szCs w:val="20"/>
               </w:rPr>
-              <w:t>,…, y1,…,</w:t>
+              <w:t>,…</w:t>
+            </w:r>
+            <w:proofErr w:type="gramEnd"/>
+            <w:r>
+              <w:rPr>
+                <w:rFonts w:ascii="Consolas" w:hAnsi="Consolas"/>
+                <w:szCs w:val="20"/>
+              </w:rPr>
+              <w:t>, y</w:t>
+            </w:r>
+            <w:proofErr w:type="gramStart"/>
+            <w:r>
+              <w:rPr>
+                <w:rFonts w:ascii="Consolas" w:hAnsi="Consolas"/>
+                <w:szCs w:val="20"/>
+              </w:rPr>
+              <w:t>1,…</w:t>
+            </w:r>
+            <w:proofErr w:type="gramEnd"/>
+            <w:r>
+              <w:rPr>
+                <w:rFonts w:ascii="Consolas" w:hAnsi="Consolas"/>
+                <w:szCs w:val="20"/>
+              </w:rPr>
+              <w:t>,</w:t>
             </w:r>
             <w:proofErr w:type="spellStart"/>
             <w:r>
@@ -5030,9 +5335,26 @@
                 <w:rFonts w:ascii="Consolas" w:hAnsi="Consolas"/>
                 <w:szCs w:val="20"/>
               </w:rPr>
-              <w:t xml:space="preserve">  x1 : S1 &amp; … &amp; </w:t>
+              <w:t xml:space="preserve">  x</w:t>
+            </w:r>
+            <w:proofErr w:type="gramStart"/>
+            <w:r>
+              <w:rPr>
+                <w:rFonts w:ascii="Consolas" w:hAnsi="Consolas"/>
+                <w:szCs w:val="20"/>
+              </w:rPr>
+              <w:t>1 :</w:t>
+            </w:r>
+            <w:proofErr w:type="gramEnd"/>
+            <w:r>
+              <w:rPr>
+                <w:rFonts w:ascii="Consolas" w:hAnsi="Consolas"/>
+                <w:szCs w:val="20"/>
+              </w:rPr>
+              <w:t xml:space="preserve"> S1 &amp; … &amp; </w:t>
             </w:r>
             <w:proofErr w:type="spellStart"/>
+            <w:proofErr w:type="gramStart"/>
             <w:r>
               <w:rPr>
                 <w:rFonts w:ascii="Consolas" w:hAnsi="Consolas"/>
@@ -5046,7 +5368,15 @@
                 <w:rFonts w:ascii="Consolas" w:hAnsi="Consolas"/>
                 <w:szCs w:val="20"/>
               </w:rPr>
-              <w:t xml:space="preserve"> : S1</w:t>
+              <w:t xml:space="preserve"> :</w:t>
+            </w:r>
+            <w:proofErr w:type="gramEnd"/>
+            <w:r>
+              <w:rPr>
+                <w:rFonts w:ascii="Consolas" w:hAnsi="Consolas"/>
+                <w:szCs w:val="20"/>
+              </w:rPr>
+              <w:t xml:space="preserve"> S1</w:t>
             </w:r>
           </w:p>
           <w:p>
@@ -5082,9 +5412,26 @@
                 <w:rFonts w:ascii="Consolas" w:hAnsi="Consolas"/>
                 <w:szCs w:val="20"/>
               </w:rPr>
-              <w:t xml:space="preserve">  y1 : S2 &amp; … &amp; </w:t>
+              <w:t xml:space="preserve">  y</w:t>
+            </w:r>
+            <w:proofErr w:type="gramStart"/>
+            <w:r>
+              <w:rPr>
+                <w:rFonts w:ascii="Consolas" w:hAnsi="Consolas"/>
+                <w:szCs w:val="20"/>
+              </w:rPr>
+              <w:t>1 :</w:t>
+            </w:r>
+            <w:proofErr w:type="gramEnd"/>
+            <w:r>
+              <w:rPr>
+                <w:rFonts w:ascii="Consolas" w:hAnsi="Consolas"/>
+                <w:szCs w:val="20"/>
+              </w:rPr>
+              <w:t xml:space="preserve"> S2 &amp; … &amp; </w:t>
             </w:r>
             <w:proofErr w:type="spellStart"/>
+            <w:proofErr w:type="gramStart"/>
             <w:r>
               <w:rPr>
                 <w:rFonts w:ascii="Consolas" w:hAnsi="Consolas"/>
@@ -5098,7 +5445,15 @@
                 <w:rFonts w:ascii="Consolas" w:hAnsi="Consolas"/>
                 <w:szCs w:val="20"/>
               </w:rPr>
-              <w:t xml:space="preserve"> : </w:t>
+              <w:t xml:space="preserve"> :</w:t>
+            </w:r>
+            <w:proofErr w:type="gramEnd"/>
+            <w:r>
+              <w:rPr>
+                <w:rFonts w:ascii="Consolas" w:hAnsi="Consolas"/>
+                <w:szCs w:val="20"/>
+              </w:rPr>
+              <w:t xml:space="preserve"> </w:t>
             </w:r>
             <w:proofErr w:type="spellStart"/>
             <w:r>
@@ -5169,7 +5524,6 @@
         <w:tc>
           <w:tcPr>
             <w:tcW w:w="4386" w:type="dxa"/>
-            <w:shd w:val="clear" w:color="auto" w:fill="auto"/>
             <w:tcMar>
               <w:left w:w="54" w:type="dxa"/>
             </w:tcMar>
@@ -5203,7 +5557,23 @@
                 <w:rFonts w:ascii="Consolas" w:hAnsi="Consolas"/>
                 <w:szCs w:val="20"/>
               </w:rPr>
-              <w:t>x1,…,</w:t>
+              <w:t>x</w:t>
+            </w:r>
+            <w:proofErr w:type="gramStart"/>
+            <w:r>
+              <w:rPr>
+                <w:rFonts w:ascii="Consolas" w:hAnsi="Consolas"/>
+                <w:szCs w:val="20"/>
+              </w:rPr>
+              <w:t>1,…</w:t>
+            </w:r>
+            <w:proofErr w:type="gramEnd"/>
+            <w:r>
+              <w:rPr>
+                <w:rFonts w:ascii="Consolas" w:hAnsi="Consolas"/>
+                <w:szCs w:val="20"/>
+              </w:rPr>
+              <w:t>,</w:t>
             </w:r>
             <w:proofErr w:type="spellStart"/>
             <w:r>
@@ -5219,7 +5589,23 @@
                 <w:rFonts w:ascii="Consolas" w:hAnsi="Consolas"/>
                 <w:szCs w:val="20"/>
               </w:rPr>
-              <w:t xml:space="preserve"> : S1, …, y1,…,</w:t>
+              <w:t xml:space="preserve"> : S1, …, y</w:t>
+            </w:r>
+            <w:proofErr w:type="gramStart"/>
+            <w:r>
+              <w:rPr>
+                <w:rFonts w:ascii="Consolas" w:hAnsi="Consolas"/>
+                <w:szCs w:val="20"/>
+              </w:rPr>
+              <w:t>1,…</w:t>
+            </w:r>
+            <w:proofErr w:type="gramEnd"/>
+            <w:r>
+              <w:rPr>
+                <w:rFonts w:ascii="Consolas" w:hAnsi="Consolas"/>
+                <w:szCs w:val="20"/>
+              </w:rPr>
+              <w:t>,</w:t>
             </w:r>
             <w:proofErr w:type="spellStart"/>
             <w:r>
@@ -5242,7 +5628,6 @@
         <w:tc>
           <w:tcPr>
             <w:tcW w:w="4408" w:type="dxa"/>
-            <w:shd w:val="clear" w:color="auto" w:fill="auto"/>
             <w:tcMar>
               <w:left w:w="54" w:type="dxa"/>
             </w:tcMar>
@@ -5278,12 +5663,69 @@
                 <w:szCs w:val="20"/>
               </w:rPr>
             </w:pPr>
-            <w:r>
-              <w:rPr>
-                <w:rFonts w:ascii="Consolas" w:hAnsi="Consolas"/>
-                <w:szCs w:val="20"/>
-              </w:rPr>
-              <w:t>#(x1,…,xn,…, y1,…,</w:t>
+            <w:proofErr w:type="gramStart"/>
+            <w:r>
+              <w:rPr>
+                <w:rFonts w:ascii="Consolas" w:hAnsi="Consolas"/>
+                <w:szCs w:val="20"/>
+              </w:rPr>
+              <w:t>#(</w:t>
+            </w:r>
+            <w:proofErr w:type="gramEnd"/>
+            <w:r>
+              <w:rPr>
+                <w:rFonts w:ascii="Consolas" w:hAnsi="Consolas"/>
+                <w:szCs w:val="20"/>
+              </w:rPr>
+              <w:t>x</w:t>
+            </w:r>
+            <w:proofErr w:type="gramStart"/>
+            <w:r>
+              <w:rPr>
+                <w:rFonts w:ascii="Consolas" w:hAnsi="Consolas"/>
+                <w:szCs w:val="20"/>
+              </w:rPr>
+              <w:t>1,…</w:t>
+            </w:r>
+            <w:proofErr w:type="gramEnd"/>
+            <w:r>
+              <w:rPr>
+                <w:rFonts w:ascii="Consolas" w:hAnsi="Consolas"/>
+                <w:szCs w:val="20"/>
+              </w:rPr>
+              <w:t>,</w:t>
+            </w:r>
+            <w:proofErr w:type="gramStart"/>
+            <w:r>
+              <w:rPr>
+                <w:rFonts w:ascii="Consolas" w:hAnsi="Consolas"/>
+                <w:szCs w:val="20"/>
+              </w:rPr>
+              <w:t>xn,…</w:t>
+            </w:r>
+            <w:proofErr w:type="gramEnd"/>
+            <w:r>
+              <w:rPr>
+                <w:rFonts w:ascii="Consolas" w:hAnsi="Consolas"/>
+                <w:szCs w:val="20"/>
+              </w:rPr>
+              <w:t>, y</w:t>
+            </w:r>
+            <w:proofErr w:type="gramStart"/>
+            <w:r>
+              <w:rPr>
+                <w:rFonts w:ascii="Consolas" w:hAnsi="Consolas"/>
+                <w:szCs w:val="20"/>
+              </w:rPr>
+              <w:t>1,…</w:t>
+            </w:r>
+            <w:proofErr w:type="gramEnd"/>
+            <w:r>
+              <w:rPr>
+                <w:rFonts w:ascii="Consolas" w:hAnsi="Consolas"/>
+                <w:szCs w:val="20"/>
+              </w:rPr>
+              <w:t>,</w:t>
             </w:r>
             <w:proofErr w:type="spellStart"/>
             <w:r>
@@ -5335,9 +5777,26 @@
                 <w:rFonts w:ascii="Consolas" w:hAnsi="Consolas"/>
                 <w:szCs w:val="20"/>
               </w:rPr>
-              <w:t xml:space="preserve">  x1 : S1 &amp; … &amp; </w:t>
+              <w:t xml:space="preserve">  x</w:t>
+            </w:r>
+            <w:proofErr w:type="gramStart"/>
+            <w:r>
+              <w:rPr>
+                <w:rFonts w:ascii="Consolas" w:hAnsi="Consolas"/>
+                <w:szCs w:val="20"/>
+              </w:rPr>
+              <w:t>1 :</w:t>
+            </w:r>
+            <w:proofErr w:type="gramEnd"/>
+            <w:r>
+              <w:rPr>
+                <w:rFonts w:ascii="Consolas" w:hAnsi="Consolas"/>
+                <w:szCs w:val="20"/>
+              </w:rPr>
+              <w:t xml:space="preserve"> S1 &amp; … &amp; </w:t>
             </w:r>
             <w:proofErr w:type="spellStart"/>
+            <w:proofErr w:type="gramStart"/>
             <w:r>
               <w:rPr>
                 <w:rFonts w:ascii="Consolas" w:hAnsi="Consolas"/>
@@ -5351,7 +5810,15 @@
                 <w:rFonts w:ascii="Consolas" w:hAnsi="Consolas"/>
                 <w:szCs w:val="20"/>
               </w:rPr>
-              <w:t xml:space="preserve"> : S1</w:t>
+              <w:t xml:space="preserve"> :</w:t>
+            </w:r>
+            <w:proofErr w:type="gramEnd"/>
+            <w:r>
+              <w:rPr>
+                <w:rFonts w:ascii="Consolas" w:hAnsi="Consolas"/>
+                <w:szCs w:val="20"/>
+              </w:rPr>
+              <w:t xml:space="preserve"> S1</w:t>
             </w:r>
           </w:p>
           <w:p>
@@ -5387,9 +5854,26 @@
                 <w:rFonts w:ascii="Consolas" w:hAnsi="Consolas"/>
                 <w:szCs w:val="20"/>
               </w:rPr>
-              <w:t xml:space="preserve">  y1 : S2 &amp; … &amp; </w:t>
+              <w:t xml:space="preserve">  y</w:t>
+            </w:r>
+            <w:proofErr w:type="gramStart"/>
+            <w:r>
+              <w:rPr>
+                <w:rFonts w:ascii="Consolas" w:hAnsi="Consolas"/>
+                <w:szCs w:val="20"/>
+              </w:rPr>
+              <w:t>1 :</w:t>
+            </w:r>
+            <w:proofErr w:type="gramEnd"/>
+            <w:r>
+              <w:rPr>
+                <w:rFonts w:ascii="Consolas" w:hAnsi="Consolas"/>
+                <w:szCs w:val="20"/>
+              </w:rPr>
+              <w:t xml:space="preserve"> S2 &amp; … &amp; </w:t>
             </w:r>
             <w:proofErr w:type="spellStart"/>
+            <w:proofErr w:type="gramStart"/>
             <w:r>
               <w:rPr>
                 <w:rFonts w:ascii="Consolas" w:hAnsi="Consolas"/>
@@ -5403,7 +5887,15 @@
                 <w:rFonts w:ascii="Consolas" w:hAnsi="Consolas"/>
                 <w:szCs w:val="20"/>
               </w:rPr>
-              <w:t xml:space="preserve"> : </w:t>
+              <w:t xml:space="preserve"> :</w:t>
+            </w:r>
+            <w:proofErr w:type="gramEnd"/>
+            <w:r>
+              <w:rPr>
+                <w:rFonts w:ascii="Consolas" w:hAnsi="Consolas"/>
+                <w:szCs w:val="20"/>
+              </w:rPr>
+              <w:t xml:space="preserve"> </w:t>
             </w:r>
             <w:proofErr w:type="spellStart"/>
             <w:r>
@@ -5474,7 +5966,6 @@
         <w:tc>
           <w:tcPr>
             <w:tcW w:w="4386" w:type="dxa"/>
-            <w:shd w:val="clear" w:color="auto" w:fill="auto"/>
             <w:tcMar>
               <w:left w:w="54" w:type="dxa"/>
             </w:tcMar>
@@ -5503,19 +5994,27 @@
               </w:rPr>
               <w:t xml:space="preserve"> </w:t>
             </w:r>
-            <w:r>
-              <w:rPr>
-                <w:rFonts w:ascii="Consolas" w:hAnsi="Consolas"/>
-                <w:szCs w:val="20"/>
-              </w:rPr>
-              <w:t>x : S | p</w:t>
+            <w:proofErr w:type="gramStart"/>
+            <w:r>
+              <w:rPr>
+                <w:rFonts w:ascii="Consolas" w:hAnsi="Consolas"/>
+                <w:szCs w:val="20"/>
+              </w:rPr>
+              <w:t>x :</w:t>
+            </w:r>
+            <w:proofErr w:type="gramEnd"/>
+            <w:r>
+              <w:rPr>
+                <w:rFonts w:ascii="Consolas" w:hAnsi="Consolas"/>
+                <w:szCs w:val="20"/>
+              </w:rPr>
+              <w:t xml:space="preserve"> S | p</w:t>
             </w:r>
           </w:p>
         </w:tc>
         <w:tc>
           <w:tcPr>
             <w:tcW w:w="4408" w:type="dxa"/>
-            <w:shd w:val="clear" w:color="auto" w:fill="auto"/>
             <w:tcMar>
               <w:left w:w="54" w:type="dxa"/>
             </w:tcMar>
@@ -5582,25 +6081,66 @@
                 <w:rFonts w:ascii="Consolas" w:hAnsi="Consolas"/>
                 <w:szCs w:val="20"/>
               </w:rPr>
-              <w:t>#(x).(x : S &amp; p)</w:t>
-            </w:r>
-          </w:p>
-          <w:p>
-            <w:pPr>
-              <w:pStyle w:val="TableContents"/>
-              <w:suppressLineNumbers w:val="0"/>
-              <w:suppressAutoHyphens w:val="0"/>
-              <w:rPr>
-                <w:rFonts w:ascii="Consolas" w:hAnsi="Consolas"/>
-                <w:szCs w:val="20"/>
-              </w:rPr>
-            </w:pPr>
-            <w:r>
-              <w:rPr>
-                <w:rFonts w:ascii="Consolas" w:hAnsi="Consolas"/>
-                <w:szCs w:val="20"/>
-              </w:rPr>
-              <w:t>&amp; !(x1,x2).</w:t>
+              <w:t>#(x</w:t>
+            </w:r>
+            <w:proofErr w:type="gramStart"/>
+            <w:r>
+              <w:rPr>
+                <w:rFonts w:ascii="Consolas" w:hAnsi="Consolas"/>
+                <w:szCs w:val="20"/>
+              </w:rPr>
+              <w:t>).(x :</w:t>
+            </w:r>
+            <w:proofErr w:type="gramEnd"/>
+            <w:r>
+              <w:rPr>
+                <w:rFonts w:ascii="Consolas" w:hAnsi="Consolas"/>
+                <w:szCs w:val="20"/>
+              </w:rPr>
+              <w:t xml:space="preserve"> S &amp; p)</w:t>
+            </w:r>
+          </w:p>
+          <w:p>
+            <w:pPr>
+              <w:pStyle w:val="TableContents"/>
+              <w:suppressLineNumbers w:val="0"/>
+              <w:suppressAutoHyphens w:val="0"/>
+              <w:rPr>
+                <w:rFonts w:ascii="Consolas" w:hAnsi="Consolas"/>
+                <w:szCs w:val="20"/>
+              </w:rPr>
+            </w:pPr>
+            <w:proofErr w:type="gramStart"/>
+            <w:r>
+              <w:rPr>
+                <w:rFonts w:ascii="Consolas" w:hAnsi="Consolas"/>
+                <w:szCs w:val="20"/>
+              </w:rPr>
+              <w:t>&amp; !</w:t>
+            </w:r>
+            <w:proofErr w:type="gramEnd"/>
+            <w:r>
+              <w:rPr>
+                <w:rFonts w:ascii="Consolas" w:hAnsi="Consolas"/>
+                <w:szCs w:val="20"/>
+              </w:rPr>
+              <w:t>(x</w:t>
+            </w:r>
+            <w:proofErr w:type="gramStart"/>
+            <w:r>
+              <w:rPr>
+                <w:rFonts w:ascii="Consolas" w:hAnsi="Consolas"/>
+                <w:szCs w:val="20"/>
+              </w:rPr>
+              <w:t>1,x</w:t>
+            </w:r>
+            <w:proofErr w:type="gramEnd"/>
+            <w:r>
+              <w:rPr>
+                <w:rFonts w:ascii="Consolas" w:hAnsi="Consolas"/>
+                <w:szCs w:val="20"/>
+              </w:rPr>
+              <w:t>2).</w:t>
             </w:r>
           </w:p>
           <w:p>
@@ -5672,25 +6212,57 @@
                 <w:rFonts w:ascii="Consolas" w:hAnsi="Consolas"/>
                 <w:szCs w:val="20"/>
               </w:rPr>
-              <w:t xml:space="preserve">      &amp; p[x:=x1]</w:t>
-            </w:r>
-          </w:p>
-          <w:p>
-            <w:pPr>
-              <w:pStyle w:val="TableContents"/>
-              <w:suppressLineNumbers w:val="0"/>
-              <w:suppressAutoHyphens w:val="0"/>
-              <w:rPr>
-                <w:rFonts w:ascii="Consolas" w:hAnsi="Consolas"/>
-                <w:szCs w:val="20"/>
-              </w:rPr>
-            </w:pPr>
-            <w:r>
-              <w:rPr>
-                <w:rFonts w:ascii="Consolas" w:hAnsi="Consolas"/>
-                <w:szCs w:val="20"/>
-              </w:rPr>
-              <w:t xml:space="preserve">      &amp; p[x:=x2]</w:t>
+              <w:t xml:space="preserve">      &amp; p[</w:t>
+            </w:r>
+            <w:proofErr w:type="gramStart"/>
+            <w:r>
+              <w:rPr>
+                <w:rFonts w:ascii="Consolas" w:hAnsi="Consolas"/>
+                <w:szCs w:val="20"/>
+              </w:rPr>
+              <w:t>x:=</w:t>
+            </w:r>
+            <w:proofErr w:type="gramEnd"/>
+            <w:r>
+              <w:rPr>
+                <w:rFonts w:ascii="Consolas" w:hAnsi="Consolas"/>
+                <w:szCs w:val="20"/>
+              </w:rPr>
+              <w:t>x1]</w:t>
+            </w:r>
+          </w:p>
+          <w:p>
+            <w:pPr>
+              <w:pStyle w:val="TableContents"/>
+              <w:suppressLineNumbers w:val="0"/>
+              <w:suppressAutoHyphens w:val="0"/>
+              <w:rPr>
+                <w:rFonts w:ascii="Consolas" w:hAnsi="Consolas"/>
+                <w:szCs w:val="20"/>
+              </w:rPr>
+            </w:pPr>
+            <w:r>
+              <w:rPr>
+                <w:rFonts w:ascii="Consolas" w:hAnsi="Consolas"/>
+                <w:szCs w:val="20"/>
+              </w:rPr>
+              <w:t xml:space="preserve">      &amp; p[</w:t>
+            </w:r>
+            <w:proofErr w:type="gramStart"/>
+            <w:r>
+              <w:rPr>
+                <w:rFonts w:ascii="Consolas" w:hAnsi="Consolas"/>
+                <w:szCs w:val="20"/>
+              </w:rPr>
+              <w:t>x:=</w:t>
+            </w:r>
+            <w:proofErr w:type="gramEnd"/>
+            <w:r>
+              <w:rPr>
+                <w:rFonts w:ascii="Consolas" w:hAnsi="Consolas"/>
+                <w:szCs w:val="20"/>
+              </w:rPr>
+              <w:t>x2]</w:t>
             </w:r>
           </w:p>
           <w:p>
@@ -5735,7 +6307,6 @@
         <w:tc>
           <w:tcPr>
             <w:tcW w:w="4386" w:type="dxa"/>
-            <w:shd w:val="clear" w:color="auto" w:fill="auto"/>
             <w:tcMar>
               <w:left w:w="54" w:type="dxa"/>
             </w:tcMar>
@@ -5765,19 +6336,27 @@
               </w:rPr>
               <w:t xml:space="preserve"> </w:t>
             </w:r>
-            <w:r>
-              <w:rPr>
-                <w:rFonts w:ascii="Consolas" w:hAnsi="Consolas"/>
-                <w:szCs w:val="20"/>
-              </w:rPr>
-              <w:t>x : S | p</w:t>
+            <w:proofErr w:type="gramStart"/>
+            <w:r>
+              <w:rPr>
+                <w:rFonts w:ascii="Consolas" w:hAnsi="Consolas"/>
+                <w:szCs w:val="20"/>
+              </w:rPr>
+              <w:t>x :</w:t>
+            </w:r>
+            <w:proofErr w:type="gramEnd"/>
+            <w:r>
+              <w:rPr>
+                <w:rFonts w:ascii="Consolas" w:hAnsi="Consolas"/>
+                <w:szCs w:val="20"/>
+              </w:rPr>
+              <w:t xml:space="preserve"> S | p</w:t>
             </w:r>
           </w:p>
         </w:tc>
         <w:tc>
           <w:tcPr>
             <w:tcW w:w="4408" w:type="dxa"/>
-            <w:shd w:val="clear" w:color="auto" w:fill="auto"/>
             <w:tcMar>
               <w:left w:w="54" w:type="dxa"/>
             </w:tcMar>
@@ -5845,7 +6424,23 @@
                 <w:rFonts w:ascii="Consolas" w:hAnsi="Consolas"/>
                 <w:szCs w:val="20"/>
               </w:rPr>
-              <w:t>#(x).(x : S &amp; p)</w:t>
+              <w:t>#(x</w:t>
+            </w:r>
+            <w:proofErr w:type="gramStart"/>
+            <w:r>
+              <w:rPr>
+                <w:rFonts w:ascii="Consolas" w:hAnsi="Consolas"/>
+                <w:szCs w:val="20"/>
+              </w:rPr>
+              <w:t>).(x :</w:t>
+            </w:r>
+            <w:proofErr w:type="gramEnd"/>
+            <w:r>
+              <w:rPr>
+                <w:rFonts w:ascii="Consolas" w:hAnsi="Consolas"/>
+                <w:szCs w:val="20"/>
+              </w:rPr>
+              <w:t xml:space="preserve"> S &amp; p)</w:t>
             </w:r>
             <w:r>
               <w:rPr>
@@ -5861,7 +6456,6 @@
         <w:tc>
           <w:tcPr>
             <w:tcW w:w="4386" w:type="dxa"/>
-            <w:shd w:val="clear" w:color="auto" w:fill="auto"/>
             <w:tcMar>
               <w:left w:w="54" w:type="dxa"/>
             </w:tcMar>
@@ -5897,12 +6491,21 @@
               </w:rPr>
               <w:t xml:space="preserve"> </w:t>
             </w:r>
-            <w:r>
-              <w:rPr>
-                <w:rFonts w:ascii="Consolas" w:hAnsi="Consolas"/>
-                <w:szCs w:val="20"/>
-              </w:rPr>
-              <w:t>x : S</w:t>
+            <w:proofErr w:type="gramStart"/>
+            <w:r>
+              <w:rPr>
+                <w:rFonts w:ascii="Consolas" w:hAnsi="Consolas"/>
+                <w:szCs w:val="20"/>
+              </w:rPr>
+              <w:t>x :</w:t>
+            </w:r>
+            <w:proofErr w:type="gramEnd"/>
+            <w:r>
+              <w:rPr>
+                <w:rFonts w:ascii="Consolas" w:hAnsi="Consolas"/>
+                <w:szCs w:val="20"/>
+              </w:rPr>
+              <w:t xml:space="preserve"> S</w:t>
             </w:r>
             <w:r>
               <w:rPr>
@@ -5916,7 +6519,6 @@
         <w:tc>
           <w:tcPr>
             <w:tcW w:w="4408" w:type="dxa"/>
-            <w:shd w:val="clear" w:color="auto" w:fill="auto"/>
             <w:tcMar>
               <w:left w:w="54" w:type="dxa"/>
             </w:tcMar>
@@ -6081,7 +6683,6 @@
               <w:bottom w:val="single" w:sz="4" w:space="0" w:color="auto"/>
               <w:right w:val="single" w:sz="4" w:space="0" w:color="auto"/>
             </w:tcBorders>
-            <w:shd w:val="clear" w:color="auto" w:fill="auto"/>
             <w:tcMar>
               <w:left w:w="54" w:type="dxa"/>
             </w:tcMar>
@@ -6114,7 +6715,6 @@
               <w:bottom w:val="single" w:sz="4" w:space="0" w:color="auto"/>
               <w:right w:val="single" w:sz="4" w:space="0" w:color="auto"/>
             </w:tcBorders>
-            <w:shd w:val="clear" w:color="auto" w:fill="auto"/>
             <w:tcMar>
               <w:left w:w="54" w:type="dxa"/>
             </w:tcMar>
@@ -6174,7 +6774,6 @@
               <w:bottom w:val="single" w:sz="2" w:space="0" w:color="000000"/>
               <w:right w:val="nil"/>
             </w:tcBorders>
-            <w:shd w:val="clear" w:color="auto" w:fill="auto"/>
             <w:tcMar>
               <w:left w:w="54" w:type="dxa"/>
             </w:tcMar>
@@ -6207,7 +6806,6 @@
               <w:bottom w:val="single" w:sz="2" w:space="0" w:color="000000"/>
               <w:right w:val="single" w:sz="2" w:space="0" w:color="000000"/>
             </w:tcBorders>
-            <w:shd w:val="clear" w:color="auto" w:fill="auto"/>
             <w:tcMar>
               <w:left w:w="54" w:type="dxa"/>
             </w:tcMar>
@@ -6267,7 +6865,6 @@
               <w:bottom w:val="single" w:sz="2" w:space="0" w:color="000000"/>
               <w:right w:val="nil"/>
             </w:tcBorders>
-            <w:shd w:val="clear" w:color="auto" w:fill="auto"/>
             <w:tcMar>
               <w:left w:w="54" w:type="dxa"/>
             </w:tcMar>
@@ -6300,7 +6897,6 @@
               <w:bottom w:val="single" w:sz="2" w:space="0" w:color="000000"/>
               <w:right w:val="single" w:sz="2" w:space="0" w:color="000000"/>
             </w:tcBorders>
-            <w:shd w:val="clear" w:color="auto" w:fill="auto"/>
             <w:tcMar>
               <w:left w:w="54" w:type="dxa"/>
             </w:tcMar>
@@ -6410,8 +7006,13 @@
               </w:rPr>
               <w:t>n-1</w:t>
             </w:r>
-            <w:r>
-              <w:t xml:space="preserve"> .. (2</w:t>
+            <w:proofErr w:type="gramStart"/>
+            <w:r>
+              <w:t xml:space="preserve"> ..</w:t>
+            </w:r>
+            <w:proofErr w:type="gramEnd"/>
+            <w:r>
+              <w:t xml:space="preserve"> (2</w:t>
             </w:r>
             <w:r>
               <w:rPr>
@@ -6455,10 +7056,23 @@
               <w:t xml:space="preserve"> </w:t>
             </w:r>
             <w:r>
-              <w:t>is the  interval</w:t>
-            </w:r>
-            <w:r>
-              <w:t xml:space="preserve"> -4 .. 3</w:t>
+              <w:t xml:space="preserve">is </w:t>
+            </w:r>
+            <w:proofErr w:type="gramStart"/>
+            <w:r>
+              <w:t>the  interval</w:t>
+            </w:r>
+            <w:proofErr w:type="gramEnd"/>
+            <w:r>
+              <w:t xml:space="preserve"> -4</w:t>
+            </w:r>
+            <w:proofErr w:type="gramStart"/>
+            <w:r>
+              <w:t xml:space="preserve"> ..</w:t>
+            </w:r>
+            <w:proofErr w:type="gramEnd"/>
+            <w:r>
+              <w:t xml:space="preserve"> 3</w:t>
             </w:r>
           </w:p>
         </w:tc>
@@ -6586,7 +7200,6 @@
               <w:bottom w:val="single" w:sz="2" w:space="0" w:color="000000"/>
               <w:right w:val="nil"/>
             </w:tcBorders>
-            <w:shd w:val="clear" w:color="auto" w:fill="auto"/>
             <w:tcMar>
               <w:left w:w="54" w:type="dxa"/>
             </w:tcMar>
@@ -6621,7 +7234,6 @@
               <w:bottom w:val="single" w:sz="2" w:space="0" w:color="000000"/>
               <w:right w:val="single" w:sz="2" w:space="0" w:color="000000"/>
             </w:tcBorders>
-            <w:shd w:val="clear" w:color="auto" w:fill="auto"/>
             <w:tcMar>
               <w:left w:w="54" w:type="dxa"/>
             </w:tcMar>
@@ -6675,6 +7287,7 @@
               <w:t>{</w:t>
             </w:r>
             <w:proofErr w:type="spellStart"/>
+            <w:proofErr w:type="gramStart"/>
             <w:r>
               <w:rPr>
                 <w:rFonts w:ascii="Consolas" w:hAnsi="Consolas"/>
@@ -6689,14 +7302,24 @@
               </w:rPr>
               <w:t>v</w:t>
             </w:r>
+            <w:proofErr w:type="gramEnd"/>
             <w:r>
               <w:rPr>
                 <w:rFonts w:ascii="Consolas" w:hAnsi="Consolas"/>
                 <w:lang w:val="fr-CA"/>
               </w:rPr>
-              <w:t>,y:univ</w:t>
+              <w:t>,</w:t>
+            </w:r>
+            <w:proofErr w:type="gramStart"/>
+            <w:r>
+              <w:rPr>
+                <w:rFonts w:ascii="Consolas" w:hAnsi="Consolas"/>
+                <w:lang w:val="fr-CA"/>
+              </w:rPr>
+              <w:t>y:univ</w:t>
             </w:r>
             <w:proofErr w:type="spellEnd"/>
+            <w:proofErr w:type="gramEnd"/>
             <w:r>
               <w:rPr>
                 <w:rFonts w:ascii="Consolas" w:hAnsi="Consolas"/>
@@ -6930,7 +7553,6 @@
               <w:bottom w:val="single" w:sz="4" w:space="0" w:color="auto"/>
               <w:right w:val="single" w:sz="4" w:space="0" w:color="auto"/>
             </w:tcBorders>
-            <w:shd w:val="clear" w:color="auto" w:fill="auto"/>
             <w:tcMar>
               <w:left w:w="54" w:type="dxa"/>
             </w:tcMar>
@@ -6963,7 +7585,6 @@
               <w:bottom w:val="single" w:sz="4" w:space="0" w:color="auto"/>
               <w:right w:val="single" w:sz="4" w:space="0" w:color="auto"/>
             </w:tcBorders>
-            <w:shd w:val="clear" w:color="auto" w:fill="auto"/>
             <w:tcMar>
               <w:left w:w="54" w:type="dxa"/>
             </w:tcMar>
@@ -7025,7 +7646,6 @@
               <w:bottom w:val="single" w:sz="2" w:space="0" w:color="000000"/>
               <w:right w:val="nil"/>
             </w:tcBorders>
-            <w:shd w:val="clear" w:color="auto" w:fill="auto"/>
             <w:tcMar>
               <w:left w:w="54" w:type="dxa"/>
             </w:tcMar>
@@ -7058,7 +7678,6 @@
               <w:bottom w:val="single" w:sz="2" w:space="0" w:color="000000"/>
               <w:right w:val="single" w:sz="2" w:space="0" w:color="000000"/>
             </w:tcBorders>
-            <w:shd w:val="clear" w:color="auto" w:fill="auto"/>
             <w:tcMar>
               <w:left w:w="54" w:type="dxa"/>
             </w:tcMar>
@@ -7126,7 +7745,6 @@
               <w:bottom w:val="single" w:sz="2" w:space="0" w:color="000000"/>
               <w:right w:val="nil"/>
             </w:tcBorders>
-            <w:shd w:val="clear" w:color="auto" w:fill="auto"/>
             <w:tcMar>
               <w:left w:w="54" w:type="dxa"/>
             </w:tcMar>
@@ -7159,7 +7777,6 @@
               <w:bottom w:val="single" w:sz="2" w:space="0" w:color="000000"/>
               <w:right w:val="single" w:sz="2" w:space="0" w:color="000000"/>
             </w:tcBorders>
-            <w:shd w:val="clear" w:color="auto" w:fill="auto"/>
             <w:tcMar>
               <w:left w:w="54" w:type="dxa"/>
             </w:tcMar>
@@ -7247,7 +7864,6 @@
               <w:bottom w:val="single" w:sz="2" w:space="0" w:color="000000"/>
               <w:right w:val="nil"/>
             </w:tcBorders>
-            <w:shd w:val="clear" w:color="auto" w:fill="auto"/>
             <w:tcMar>
               <w:left w:w="54" w:type="dxa"/>
             </w:tcMar>
@@ -7280,7 +7896,6 @@
               <w:bottom w:val="single" w:sz="2" w:space="0" w:color="000000"/>
               <w:right w:val="single" w:sz="2" w:space="0" w:color="000000"/>
             </w:tcBorders>
-            <w:shd w:val="clear" w:color="auto" w:fill="auto"/>
             <w:tcMar>
               <w:left w:w="54" w:type="dxa"/>
             </w:tcMar>
@@ -7389,7 +8004,6 @@
               <w:bottom w:val="single" w:sz="2" w:space="0" w:color="000000"/>
               <w:right w:val="nil"/>
             </w:tcBorders>
-            <w:shd w:val="clear" w:color="auto" w:fill="auto"/>
             <w:tcMar>
               <w:left w:w="54" w:type="dxa"/>
             </w:tcMar>
@@ -7431,7 +8045,6 @@
               <w:bottom w:val="single" w:sz="2" w:space="0" w:color="000000"/>
               <w:right w:val="single" w:sz="2" w:space="0" w:color="000000"/>
             </w:tcBorders>
-            <w:shd w:val="clear" w:color="auto" w:fill="auto"/>
             <w:tcMar>
               <w:left w:w="54" w:type="dxa"/>
             </w:tcMar>
@@ -7490,10 +8103,9 @@
             <w:tcBorders>
               <w:top w:val="nil"/>
               <w:left w:val="single" w:sz="2" w:space="0" w:color="000000"/>
-              <w:bottom w:val="single" w:sz="2" w:space="0" w:color="000000"/>
+              <w:bottom w:val="single" w:sz="4" w:space="0" w:color="auto"/>
               <w:right w:val="nil"/>
             </w:tcBorders>
-            <w:shd w:val="clear" w:color="auto" w:fill="auto"/>
             <w:tcMar>
               <w:left w:w="54" w:type="dxa"/>
             </w:tcMar>
@@ -7530,10 +8142,9 @@
             <w:tcBorders>
               <w:top w:val="nil"/>
               <w:left w:val="single" w:sz="2" w:space="0" w:color="000000"/>
-              <w:bottom w:val="single" w:sz="2" w:space="0" w:color="000000"/>
+              <w:bottom w:val="single" w:sz="4" w:space="0" w:color="auto"/>
               <w:right w:val="single" w:sz="2" w:space="0" w:color="000000"/>
             </w:tcBorders>
-            <w:shd w:val="clear" w:color="auto" w:fill="auto"/>
             <w:tcMar>
               <w:left w:w="54" w:type="dxa"/>
             </w:tcMar>
@@ -7561,7 +8172,7 @@
             <w:tcBorders>
               <w:top w:val="nil"/>
               <w:left w:val="single" w:sz="2" w:space="0" w:color="000000"/>
-              <w:bottom w:val="single" w:sz="2" w:space="0" w:color="000000"/>
+              <w:bottom w:val="single" w:sz="4" w:space="0" w:color="auto"/>
               <w:right w:val="single" w:sz="2" w:space="0" w:color="000000"/>
             </w:tcBorders>
           </w:tcPr>
@@ -7597,12 +8208,11 @@
           <w:tcPr>
             <w:tcW w:w="4360" w:type="dxa"/>
             <w:tcBorders>
-              <w:top w:val="nil"/>
-              <w:left w:val="single" w:sz="2" w:space="0" w:color="000000"/>
-              <w:bottom w:val="nil"/>
-              <w:right w:val="nil"/>
-            </w:tcBorders>
-            <w:shd w:val="clear" w:color="auto" w:fill="auto"/>
+              <w:top w:val="single" w:sz="4" w:space="0" w:color="auto"/>
+              <w:left w:val="single" w:sz="4" w:space="0" w:color="auto"/>
+              <w:bottom w:val="single" w:sz="4" w:space="0" w:color="auto"/>
+              <w:right w:val="single" w:sz="4" w:space="0" w:color="auto"/>
+            </w:tcBorders>
             <w:tcMar>
               <w:left w:w="54" w:type="dxa"/>
             </w:tcMar>
@@ -7617,12 +8227,21 @@
                 <w:szCs w:val="20"/>
               </w:rPr>
             </w:pPr>
-            <w:r>
-              <w:rPr>
-                <w:rFonts w:ascii="Consolas" w:hAnsi="Consolas"/>
-                <w:szCs w:val="20"/>
-              </w:rPr>
-              <w:t>a != b</w:t>
+            <w:proofErr w:type="gramStart"/>
+            <w:r>
+              <w:rPr>
+                <w:rFonts w:ascii="Consolas" w:hAnsi="Consolas"/>
+                <w:szCs w:val="20"/>
+              </w:rPr>
+              <w:t>a !</w:t>
+            </w:r>
+            <w:proofErr w:type="gramEnd"/>
+            <w:r>
+              <w:rPr>
+                <w:rFonts w:ascii="Consolas" w:hAnsi="Consolas"/>
+                <w:szCs w:val="20"/>
+              </w:rPr>
+              <w:t>= b</w:t>
             </w:r>
           </w:p>
         </w:tc>
@@ -7630,12 +8249,11 @@
           <w:tcPr>
             <w:tcW w:w="4405" w:type="dxa"/>
             <w:tcBorders>
-              <w:top w:val="nil"/>
-              <w:left w:val="single" w:sz="2" w:space="0" w:color="000000"/>
-              <w:bottom w:val="nil"/>
-              <w:right w:val="single" w:sz="2" w:space="0" w:color="000000"/>
-            </w:tcBorders>
-            <w:shd w:val="clear" w:color="auto" w:fill="auto"/>
+              <w:top w:val="single" w:sz="4" w:space="0" w:color="auto"/>
+              <w:left w:val="single" w:sz="4" w:space="0" w:color="auto"/>
+              <w:bottom w:val="single" w:sz="4" w:space="0" w:color="auto"/>
+              <w:right w:val="single" w:sz="4" w:space="0" w:color="auto"/>
+            </w:tcBorders>
             <w:tcMar>
               <w:left w:w="54" w:type="dxa"/>
             </w:tcMar>
@@ -7661,10 +8279,10 @@
           <w:tcPr>
             <w:tcW w:w="4302" w:type="dxa"/>
             <w:tcBorders>
-              <w:top w:val="nil"/>
-              <w:left w:val="single" w:sz="2" w:space="0" w:color="000000"/>
-              <w:bottom w:val="nil"/>
-              <w:right w:val="single" w:sz="2" w:space="0" w:color="000000"/>
+              <w:top w:val="single" w:sz="4" w:space="0" w:color="auto"/>
+              <w:left w:val="single" w:sz="4" w:space="0" w:color="auto"/>
+              <w:bottom w:val="single" w:sz="4" w:space="0" w:color="auto"/>
+              <w:right w:val="single" w:sz="4" w:space="0" w:color="auto"/>
             </w:tcBorders>
           </w:tcPr>
           <w:p>
@@ -7684,85 +8302,20 @@
               </w:rPr>
               <w:t>a /= b</w:t>
             </w:r>
-          </w:p>
-        </w:tc>
-      </w:tr>
-      <w:tr>
-        <w:tc>
-          <w:tcPr>
-            <w:tcW w:w="4360" w:type="dxa"/>
-            <w:tcBorders>
-              <w:top w:val="nil"/>
-              <w:left w:val="single" w:sz="2" w:space="0" w:color="000000"/>
-              <w:bottom w:val="single" w:sz="2" w:space="0" w:color="000000"/>
-              <w:right w:val="nil"/>
-            </w:tcBorders>
-            <w:shd w:val="clear" w:color="auto" w:fill="auto"/>
-            <w:tcMar>
-              <w:left w:w="54" w:type="dxa"/>
-            </w:tcMar>
-          </w:tcPr>
-          <w:p>
-            <w:pPr>
-              <w:pStyle w:val="TableContents"/>
-              <w:suppressLineNumbers w:val="0"/>
-              <w:suppressAutoHyphens w:val="0"/>
-              <w:rPr>
-                <w:rFonts w:ascii="Consolas" w:hAnsi="Consolas"/>
-                <w:szCs w:val="20"/>
-              </w:rPr>
-            </w:pPr>
-          </w:p>
-        </w:tc>
-        <w:tc>
-          <w:tcPr>
-            <w:tcW w:w="4405" w:type="dxa"/>
-            <w:tcBorders>
-              <w:top w:val="nil"/>
-              <w:left w:val="single" w:sz="2" w:space="0" w:color="000000"/>
-              <w:bottom w:val="single" w:sz="2" w:space="0" w:color="000000"/>
-              <w:right w:val="single" w:sz="2" w:space="0" w:color="000000"/>
-            </w:tcBorders>
-            <w:shd w:val="clear" w:color="auto" w:fill="auto"/>
-            <w:tcMar>
-              <w:left w:w="54" w:type="dxa"/>
-            </w:tcMar>
-          </w:tcPr>
-          <w:p>
-            <w:pPr>
-              <w:pStyle w:val="TableContents"/>
-              <w:suppressLineNumbers w:val="0"/>
-              <w:suppressAutoHyphens w:val="0"/>
-              <w:rPr>
-                <w:szCs w:val="20"/>
-              </w:rPr>
-            </w:pPr>
-          </w:p>
-        </w:tc>
-        <w:tc>
-          <w:tcPr>
-            <w:tcW w:w="4302" w:type="dxa"/>
-            <w:tcBorders>
-              <w:top w:val="nil"/>
-              <w:left w:val="single" w:sz="2" w:space="0" w:color="000000"/>
-              <w:bottom w:val="single" w:sz="2" w:space="0" w:color="000000"/>
-              <w:right w:val="single" w:sz="2" w:space="0" w:color="000000"/>
-            </w:tcBorders>
-          </w:tcPr>
-          <w:p>
-            <w:pPr>
-              <w:pStyle w:val="TableContents"/>
-              <w:suppressLineNumbers w:val="0"/>
-              <w:suppressAutoHyphens w:val="0"/>
-              <w:rPr>
-                <w:rFonts w:ascii="Consolas" w:hAnsi="Consolas"/>
-                <w:szCs w:val="20"/>
-              </w:rPr>
-            </w:pPr>
           </w:p>
         </w:tc>
       </w:tr>
     </w:tbl>
+    <w:p>
+      <w:pPr>
+        <w:suppressAutoHyphens w:val="0"/>
+        <w:rPr>
+          <w:b/>
+          <w:bCs/>
+          <w:szCs w:val="20"/>
+        </w:rPr>
+      </w:pPr>
+    </w:p>
     <w:p>
       <w:pPr>
         <w:suppressAutoHyphens w:val="0"/>
@@ -7841,7 +8394,6 @@
               <w:bottom w:val="single" w:sz="4" w:space="0" w:color="auto"/>
               <w:right w:val="single" w:sz="4" w:space="0" w:color="auto"/>
             </w:tcBorders>
-            <w:shd w:val="clear" w:color="auto" w:fill="auto"/>
             <w:tcMar>
               <w:left w:w="54" w:type="dxa"/>
             </w:tcMar>
@@ -7874,7 +8426,6 @@
               <w:bottom w:val="single" w:sz="4" w:space="0" w:color="auto"/>
               <w:right w:val="single" w:sz="4" w:space="0" w:color="auto"/>
             </w:tcBorders>
-            <w:shd w:val="clear" w:color="auto" w:fill="auto"/>
             <w:tcMar>
               <w:left w:w="54" w:type="dxa"/>
             </w:tcMar>
@@ -7957,7 +8508,6 @@
               <w:bottom w:val="single" w:sz="2" w:space="0" w:color="000000"/>
               <w:right w:val="nil"/>
             </w:tcBorders>
-            <w:shd w:val="clear" w:color="auto" w:fill="auto"/>
             <w:tcMar>
               <w:left w:w="54" w:type="dxa"/>
             </w:tcMar>
@@ -7977,7 +8527,23 @@
                 <w:rFonts w:ascii="Consolas" w:hAnsi="Consolas"/>
                 <w:szCs w:val="20"/>
               </w:rPr>
-              <w:t>{x1:S,…,</w:t>
+              <w:t>{x1</w:t>
+            </w:r>
+            <w:proofErr w:type="gramStart"/>
+            <w:r>
+              <w:rPr>
+                <w:rFonts w:ascii="Consolas" w:hAnsi="Consolas"/>
+                <w:szCs w:val="20"/>
+              </w:rPr>
+              <w:t>:S,…</w:t>
+            </w:r>
+            <w:proofErr w:type="gramEnd"/>
+            <w:r>
+              <w:rPr>
+                <w:rFonts w:ascii="Consolas" w:hAnsi="Consolas"/>
+                <w:szCs w:val="20"/>
+              </w:rPr>
+              <w:t>,</w:t>
             </w:r>
             <w:proofErr w:type="spellStart"/>
             <w:r>
@@ -8006,7 +8572,6 @@
               <w:bottom w:val="single" w:sz="2" w:space="0" w:color="000000"/>
               <w:right w:val="single" w:sz="2" w:space="0" w:color="000000"/>
             </w:tcBorders>
-            <w:shd w:val="clear" w:color="auto" w:fill="auto"/>
             <w:tcMar>
               <w:left w:w="54" w:type="dxa"/>
             </w:tcMar>
@@ -8053,7 +8618,23 @@
                 <w:rFonts w:ascii="Consolas" w:hAnsi="Consolas"/>
                 <w:szCs w:val="20"/>
               </w:rPr>
-              <w:t>{(x1,…,</w:t>
+              <w:t>{(x</w:t>
+            </w:r>
+            <w:proofErr w:type="gramStart"/>
+            <w:r>
+              <w:rPr>
+                <w:rFonts w:ascii="Consolas" w:hAnsi="Consolas"/>
+                <w:szCs w:val="20"/>
+              </w:rPr>
+              <w:t>1,…</w:t>
+            </w:r>
+            <w:proofErr w:type="gramEnd"/>
+            <w:r>
+              <w:rPr>
+                <w:rFonts w:ascii="Consolas" w:hAnsi="Consolas"/>
+                <w:szCs w:val="20"/>
+              </w:rPr>
+              <w:t>,</w:t>
             </w:r>
             <w:proofErr w:type="spellStart"/>
             <w:r>
@@ -8069,8 +8650,17 @@
                 <w:rFonts w:ascii="Consolas" w:hAnsi="Consolas"/>
                 <w:szCs w:val="20"/>
               </w:rPr>
-              <w:t>) | x1:S</w:t>
-            </w:r>
+              <w:t>) | x</w:t>
+            </w:r>
+            <w:proofErr w:type="gramStart"/>
+            <w:r>
+              <w:rPr>
+                <w:rFonts w:ascii="Consolas" w:hAnsi="Consolas"/>
+                <w:szCs w:val="20"/>
+              </w:rPr>
+              <w:t>1:S</w:t>
+            </w:r>
+            <w:proofErr w:type="gramEnd"/>
             <w:r>
               <w:rPr>
                 <w:rFonts w:ascii="Consolas" w:hAnsi="Consolas"/>
@@ -8086,6 +8676,7 @@
               <w:t xml:space="preserve"> &amp; … &amp; </w:t>
             </w:r>
             <w:proofErr w:type="spellStart"/>
+            <w:proofErr w:type="gramStart"/>
             <w:r>
               <w:rPr>
                 <w:rFonts w:ascii="Consolas" w:hAnsi="Consolas"/>
@@ -8094,6 +8685,7 @@
               <w:t>xn:Sn</w:t>
             </w:r>
             <w:proofErr w:type="spellEnd"/>
+            <w:proofErr w:type="gramEnd"/>
             <w:r>
               <w:rPr>
                 <w:rFonts w:ascii="Consolas" w:hAnsi="Consolas"/>
@@ -8123,7 +8715,39 @@
                 <w:rFonts w:ascii="Consolas" w:hAnsi="Consolas"/>
                 <w:szCs w:val="20"/>
               </w:rPr>
-              <w:t xml:space="preserve"> ((S1*S2)* …)*Sn</w:t>
+              <w:t xml:space="preserve"> ((S1*S</w:t>
+            </w:r>
+            <w:proofErr w:type="gramStart"/>
+            <w:r>
+              <w:rPr>
+                <w:rFonts w:ascii="Consolas" w:hAnsi="Consolas"/>
+                <w:szCs w:val="20"/>
+              </w:rPr>
+              <w:t>2)*</w:t>
+            </w:r>
+            <w:proofErr w:type="gramEnd"/>
+            <w:r>
+              <w:rPr>
+                <w:rFonts w:ascii="Consolas" w:hAnsi="Consolas"/>
+                <w:szCs w:val="20"/>
+              </w:rPr>
+              <w:t xml:space="preserve"> </w:t>
+            </w:r>
+            <w:proofErr w:type="gramStart"/>
+            <w:r>
+              <w:rPr>
+                <w:rFonts w:ascii="Consolas" w:hAnsi="Consolas"/>
+                <w:szCs w:val="20"/>
+              </w:rPr>
+              <w:t>…)*</w:t>
+            </w:r>
+            <w:proofErr w:type="gramEnd"/>
+            <w:r>
+              <w:rPr>
+                <w:rFonts w:ascii="Consolas" w:hAnsi="Consolas"/>
+                <w:szCs w:val="20"/>
+              </w:rPr>
+              <w:t>Sn</w:t>
             </w:r>
           </w:p>
         </w:tc>
@@ -8138,7 +8762,6 @@
               <w:bottom w:val="single" w:sz="2" w:space="0" w:color="000000"/>
               <w:right w:val="nil"/>
             </w:tcBorders>
-            <w:shd w:val="clear" w:color="auto" w:fill="auto"/>
             <w:tcMar>
               <w:left w:w="54" w:type="dxa"/>
             </w:tcMar>
@@ -8154,6 +8777,7 @@
               </w:rPr>
             </w:pPr>
             <w:proofErr w:type="spellStart"/>
+            <w:proofErr w:type="gramStart"/>
             <w:r>
               <w:rPr>
                 <w:rFonts w:ascii="Consolas" w:hAnsi="Consolas"/>
@@ -8162,6 +8786,7 @@
               <w:t>b.author</w:t>
             </w:r>
             <w:proofErr w:type="spellEnd"/>
+            <w:proofErr w:type="gramEnd"/>
           </w:p>
         </w:tc>
         <w:tc>
@@ -8173,7 +8798,6 @@
               <w:bottom w:val="single" w:sz="2" w:space="0" w:color="000000"/>
               <w:right w:val="single" w:sz="2" w:space="0" w:color="000000"/>
             </w:tcBorders>
-            <w:shd w:val="clear" w:color="auto" w:fill="auto"/>
             <w:tcMar>
               <w:left w:w="54" w:type="dxa"/>
             </w:tcMar>
@@ -8260,7 +8884,6 @@
               <w:bottom w:val="single" w:sz="2" w:space="0" w:color="000000"/>
               <w:right w:val="nil"/>
             </w:tcBorders>
-            <w:shd w:val="clear" w:color="auto" w:fill="auto"/>
             <w:tcMar>
               <w:left w:w="54" w:type="dxa"/>
             </w:tcMar>
@@ -8280,7 +8903,23 @@
                 <w:rFonts w:ascii="Consolas" w:hAnsi="Consolas"/>
                 <w:szCs w:val="20"/>
               </w:rPr>
-              <w:t>r1.r2</w:t>
+              <w:t>r</w:t>
+            </w:r>
+            <w:proofErr w:type="gramStart"/>
+            <w:r>
+              <w:rPr>
+                <w:rFonts w:ascii="Consolas" w:hAnsi="Consolas"/>
+                <w:szCs w:val="20"/>
+              </w:rPr>
+              <w:t>1.r</w:t>
+            </w:r>
+            <w:proofErr w:type="gramEnd"/>
+            <w:r>
+              <w:rPr>
+                <w:rFonts w:ascii="Consolas" w:hAnsi="Consolas"/>
+                <w:szCs w:val="20"/>
+              </w:rPr>
+              <w:t>2</w:t>
             </w:r>
           </w:p>
         </w:tc>
@@ -8293,7 +8932,6 @@
               <w:bottom w:val="single" w:sz="2" w:space="0" w:color="000000"/>
               <w:right w:val="single" w:sz="2" w:space="0" w:color="000000"/>
             </w:tcBorders>
-            <w:shd w:val="clear" w:color="auto" w:fill="auto"/>
             <w:tcMar>
               <w:left w:w="54" w:type="dxa"/>
             </w:tcMar>
@@ -8342,7 +8980,23 @@
                 <w:rFonts w:ascii="Consolas" w:hAnsi="Consolas"/>
                 <w:szCs w:val="20"/>
               </w:rPr>
-              <w:t>r1;r2</w:t>
+              <w:t>r</w:t>
+            </w:r>
+            <w:proofErr w:type="gramStart"/>
+            <w:r>
+              <w:rPr>
+                <w:rFonts w:ascii="Consolas" w:hAnsi="Consolas"/>
+                <w:szCs w:val="20"/>
+              </w:rPr>
+              <w:t>1;r</w:t>
+            </w:r>
+            <w:proofErr w:type="gramEnd"/>
+            <w:r>
+              <w:rPr>
+                <w:rFonts w:ascii="Consolas" w:hAnsi="Consolas"/>
+                <w:szCs w:val="20"/>
+              </w:rPr>
+              <w:t>2</w:t>
             </w:r>
             <w:r>
               <w:rPr>
@@ -8385,7 +9039,6 @@
               <w:bottom w:val="single" w:sz="2" w:space="0" w:color="000000"/>
               <w:right w:val="nil"/>
             </w:tcBorders>
-            <w:shd w:val="clear" w:color="auto" w:fill="auto"/>
             <w:tcMar>
               <w:left w:w="54" w:type="dxa"/>
             </w:tcMar>
@@ -8401,6 +9054,7 @@
               </w:rPr>
             </w:pPr>
             <w:proofErr w:type="spellStart"/>
+            <w:proofErr w:type="gramStart"/>
             <w:r>
               <w:rPr>
                 <w:rFonts w:ascii="Consolas" w:hAnsi="Consolas"/>
@@ -8409,6 +9063,7 @@
               <w:t>a.b</w:t>
             </w:r>
             <w:proofErr w:type="spellEnd"/>
+            <w:proofErr w:type="gramEnd"/>
           </w:p>
         </w:tc>
         <w:tc>
@@ -8420,7 +9075,6 @@
               <w:bottom w:val="single" w:sz="2" w:space="0" w:color="000000"/>
               <w:right w:val="single" w:sz="2" w:space="0" w:color="000000"/>
             </w:tcBorders>
-            <w:shd w:val="clear" w:color="auto" w:fill="auto"/>
             <w:tcMar>
               <w:left w:w="54" w:type="dxa"/>
             </w:tcMar>
@@ -8438,8 +9092,23 @@
               <w:rPr>
                 <w:szCs w:val="20"/>
               </w:rPr>
-              <w:t xml:space="preserve">Relational product extended to arbitrary </w:t>
-            </w:r>
+              <w:t xml:space="preserve">Relational product extended </w:t>
+            </w:r>
+            <w:proofErr w:type="gramStart"/>
+            <w:r>
+              <w:rPr>
+                <w:szCs w:val="20"/>
+              </w:rPr>
+              <w:t>to</w:t>
+            </w:r>
+            <w:proofErr w:type="gramEnd"/>
+            <w:r>
+              <w:rPr>
+                <w:szCs w:val="20"/>
+              </w:rPr>
+              <w:t xml:space="preserve"> arbitrary </w:t>
+            </w:r>
+            <w:proofErr w:type="gramStart"/>
             <w:r>
               <w:rPr>
                 <w:i/>
@@ -8453,6 +9122,7 @@
               </w:rPr>
               <w:t>-relations</w:t>
             </w:r>
+            <w:proofErr w:type="gramEnd"/>
           </w:p>
         </w:tc>
         <w:tc>
@@ -8493,7 +9163,6 @@
               <w:bottom w:val="single" w:sz="2" w:space="0" w:color="000000"/>
               <w:right w:val="nil"/>
             </w:tcBorders>
-            <w:shd w:val="clear" w:color="auto" w:fill="auto"/>
             <w:tcMar>
               <w:left w:w="54" w:type="dxa"/>
             </w:tcMar>
@@ -8526,7 +9195,6 @@
               <w:bottom w:val="single" w:sz="2" w:space="0" w:color="000000"/>
               <w:right w:val="single" w:sz="2" w:space="0" w:color="000000"/>
             </w:tcBorders>
-            <w:shd w:val="clear" w:color="auto" w:fill="auto"/>
             <w:tcMar>
               <w:left w:w="54" w:type="dxa"/>
             </w:tcMar>
@@ -8547,6 +9215,7 @@
               <w:t xml:space="preserve">same as </w:t>
             </w:r>
             <w:proofErr w:type="spellStart"/>
+            <w:proofErr w:type="gramStart"/>
             <w:r>
               <w:rPr>
                 <w:rFonts w:ascii="Consolas" w:hAnsi="Consolas"/>
@@ -8555,6 +9224,7 @@
               <w:t>a.b</w:t>
             </w:r>
             <w:proofErr w:type="spellEnd"/>
+            <w:proofErr w:type="gramEnd"/>
           </w:p>
         </w:tc>
         <w:tc>
@@ -8631,7 +9301,6 @@
               <w:bottom w:val="single" w:sz="2" w:space="0" w:color="000000"/>
               <w:right w:val="nil"/>
             </w:tcBorders>
-            <w:shd w:val="clear" w:color="auto" w:fill="auto"/>
             <w:tcMar>
               <w:left w:w="54" w:type="dxa"/>
             </w:tcMar>
@@ -8664,7 +9333,6 @@
               <w:bottom w:val="single" w:sz="2" w:space="0" w:color="000000"/>
               <w:right w:val="single" w:sz="2" w:space="0" w:color="000000"/>
             </w:tcBorders>
-            <w:shd w:val="clear" w:color="auto" w:fill="auto"/>
             <w:tcMar>
               <w:left w:w="54" w:type="dxa"/>
             </w:tcMar>
@@ -8732,7 +9400,6 @@
               <w:bottom w:val="single" w:sz="2" w:space="0" w:color="000000"/>
               <w:right w:val="nil"/>
             </w:tcBorders>
-            <w:shd w:val="clear" w:color="auto" w:fill="auto"/>
             <w:tcMar>
               <w:left w:w="54" w:type="dxa"/>
             </w:tcMar>
@@ -8765,7 +9432,6 @@
               <w:bottom w:val="single" w:sz="2" w:space="0" w:color="000000"/>
               <w:right w:val="single" w:sz="2" w:space="0" w:color="000000"/>
             </w:tcBorders>
-            <w:shd w:val="clear" w:color="auto" w:fill="auto"/>
             <w:tcMar>
               <w:left w:w="54" w:type="dxa"/>
             </w:tcMar>
@@ -8840,7 +9506,6 @@
               <w:bottom w:val="single" w:sz="2" w:space="0" w:color="000000"/>
               <w:right w:val="nil"/>
             </w:tcBorders>
-            <w:shd w:val="clear" w:color="auto" w:fill="auto"/>
             <w:tcMar>
               <w:left w:w="54" w:type="dxa"/>
             </w:tcMar>
@@ -8873,7 +9538,6 @@
               <w:bottom w:val="single" w:sz="2" w:space="0" w:color="000000"/>
               <w:right w:val="single" w:sz="2" w:space="0" w:color="000000"/>
             </w:tcBorders>
-            <w:shd w:val="clear" w:color="auto" w:fill="auto"/>
             <w:tcMar>
               <w:left w:w="54" w:type="dxa"/>
             </w:tcMar>
@@ -8934,7 +9598,6 @@
               <w:bottom w:val="single" w:sz="2" w:space="0" w:color="000000"/>
               <w:right w:val="nil"/>
             </w:tcBorders>
-            <w:shd w:val="clear" w:color="auto" w:fill="auto"/>
             <w:tcMar>
               <w:left w:w="54" w:type="dxa"/>
             </w:tcMar>
@@ -8995,7 +9658,6 @@
               <w:bottom w:val="single" w:sz="2" w:space="0" w:color="000000"/>
               <w:right w:val="single" w:sz="2" w:space="0" w:color="000000"/>
             </w:tcBorders>
-            <w:shd w:val="clear" w:color="auto" w:fill="auto"/>
             <w:tcMar>
               <w:left w:w="54" w:type="dxa"/>
             </w:tcMar>
@@ -9076,7 +9738,6 @@
               <w:bottom w:val="single" w:sz="2" w:space="0" w:color="000000"/>
               <w:right w:val="nil"/>
             </w:tcBorders>
-            <w:shd w:val="clear" w:color="auto" w:fill="auto"/>
             <w:tcMar>
               <w:left w:w="54" w:type="dxa"/>
             </w:tcMar>
@@ -9130,7 +9791,6 @@
               <w:bottom w:val="single" w:sz="2" w:space="0" w:color="000000"/>
               <w:right w:val="single" w:sz="2" w:space="0" w:color="000000"/>
             </w:tcBorders>
-            <w:shd w:val="clear" w:color="auto" w:fill="auto"/>
             <w:tcMar>
               <w:left w:w="54" w:type="dxa"/>
             </w:tcMar>
@@ -9211,7 +9871,6 @@
               <w:bottom w:val="single" w:sz="2" w:space="0" w:color="000000"/>
               <w:right w:val="nil"/>
             </w:tcBorders>
-            <w:shd w:val="clear" w:color="auto" w:fill="auto"/>
             <w:tcMar>
               <w:left w:w="54" w:type="dxa"/>
             </w:tcMar>
@@ -9244,7 +9903,6 @@
               <w:bottom w:val="single" w:sz="2" w:space="0" w:color="000000"/>
               <w:right w:val="single" w:sz="2" w:space="0" w:color="000000"/>
             </w:tcBorders>
-            <w:shd w:val="clear" w:color="auto" w:fill="auto"/>
             <w:tcMar>
               <w:left w:w="54" w:type="dxa"/>
             </w:tcMar>
@@ -9305,7 +9963,6 @@
               <w:bottom w:val="single" w:sz="2" w:space="0" w:color="000000"/>
               <w:right w:val="nil"/>
             </w:tcBorders>
-            <w:shd w:val="clear" w:color="auto" w:fill="auto"/>
             <w:tcMar>
               <w:left w:w="54" w:type="dxa"/>
             </w:tcMar>
@@ -9338,7 +9995,6 @@
               <w:bottom w:val="single" w:sz="2" w:space="0" w:color="000000"/>
               <w:right w:val="single" w:sz="2" w:space="0" w:color="000000"/>
             </w:tcBorders>
-            <w:shd w:val="clear" w:color="auto" w:fill="auto"/>
             <w:tcMar>
               <w:left w:w="54" w:type="dxa"/>
             </w:tcMar>
@@ -9400,7 +10056,6 @@
               <w:bottom w:val="single" w:sz="2" w:space="0" w:color="000000"/>
               <w:right w:val="nil"/>
             </w:tcBorders>
-            <w:shd w:val="clear" w:color="auto" w:fill="auto"/>
             <w:tcMar>
               <w:left w:w="54" w:type="dxa"/>
             </w:tcMar>
@@ -9433,7 +10088,6 @@
               <w:bottom w:val="single" w:sz="2" w:space="0" w:color="000000"/>
               <w:right w:val="single" w:sz="2" w:space="0" w:color="000000"/>
             </w:tcBorders>
-            <w:shd w:val="clear" w:color="auto" w:fill="auto"/>
             <w:tcMar>
               <w:left w:w="54" w:type="dxa"/>
             </w:tcMar>
@@ -9495,7 +10149,6 @@
               <w:bottom w:val="single" w:sz="2" w:space="0" w:color="000000"/>
               <w:right w:val="nil"/>
             </w:tcBorders>
-            <w:shd w:val="clear" w:color="auto" w:fill="auto"/>
             <w:tcMar>
               <w:left w:w="54" w:type="dxa"/>
             </w:tcMar>
@@ -9528,7 +10181,6 @@
               <w:bottom w:val="single" w:sz="2" w:space="0" w:color="000000"/>
               <w:right w:val="single" w:sz="2" w:space="0" w:color="000000"/>
             </w:tcBorders>
-            <w:shd w:val="clear" w:color="auto" w:fill="auto"/>
             <w:tcMar>
               <w:left w:w="54" w:type="dxa"/>
             </w:tcMar>
@@ -9595,7 +10247,7 @@
                 <w:rFonts w:ascii="Consolas" w:hAnsi="Consolas"/>
                 <w:szCs w:val="20"/>
               </w:rPr>
-              <w:t xml:space="preserve"> (a-</w:t>
+              <w:t xml:space="preserve"> </w:t>
             </w:r>
             <w:r>
               <w:rPr>
@@ -9604,7 +10256,22 @@
               </w:rPr>
               <w:t>(</w:t>
             </w:r>
+            <w:r>
+              <w:rPr>
+                <w:rFonts w:ascii="Consolas" w:hAnsi="Consolas"/>
+                <w:szCs w:val="20"/>
+              </w:rPr>
+              <w:t xml:space="preserve">(univ - </w:t>
+            </w:r>
+            <w:r>
+              <w:rPr>
+                <w:rFonts w:ascii="Consolas" w:hAnsi="Consolas"/>
+                <w:szCs w:val="20"/>
+              </w:rPr>
+              <w:t>(</w:t>
+            </w:r>
             <w:proofErr w:type="spellStart"/>
+            <w:proofErr w:type="gramStart"/>
             <w:r>
               <w:rPr>
                 <w:rFonts w:ascii="Consolas" w:hAnsi="Consolas"/>
@@ -9613,6 +10280,7 @@
               <w:t>b.univ</w:t>
             </w:r>
             <w:proofErr w:type="spellEnd"/>
+            <w:proofErr w:type="gramEnd"/>
             <w:r>
               <w:rPr>
                 <w:rFonts w:ascii="Consolas" w:hAnsi="Consolas"/>
@@ -9625,7 +10293,28 @@
                 <w:rFonts w:ascii="Consolas" w:hAnsi="Consolas"/>
                 <w:szCs w:val="20"/>
               </w:rPr>
-              <w:t>) + b</w:t>
+              <w:t xml:space="preserve">) &lt;: </w:t>
+            </w:r>
+            <w:r>
+              <w:rPr>
+                <w:rFonts w:ascii="Consolas" w:hAnsi="Consolas"/>
+                <w:szCs w:val="20"/>
+              </w:rPr>
+              <w:t>a</w:t>
+            </w:r>
+            <w:r>
+              <w:rPr>
+                <w:rFonts w:ascii="Consolas" w:hAnsi="Consolas"/>
+                <w:szCs w:val="20"/>
+              </w:rPr>
+              <w:t>)</w:t>
+            </w:r>
+            <w:r>
+              <w:rPr>
+                <w:rFonts w:ascii="Consolas" w:hAnsi="Consolas"/>
+                <w:szCs w:val="20"/>
+              </w:rPr>
+              <w:t xml:space="preserve"> + b</w:t>
             </w:r>
           </w:p>
         </w:tc>
@@ -9669,7 +10358,6 @@
               <w:bottom w:val="single" w:sz="2" w:space="0" w:color="000000"/>
               <w:right w:val="nil"/>
             </w:tcBorders>
-            <w:shd w:val="clear" w:color="auto" w:fill="auto"/>
             <w:tcMar>
               <w:left w:w="54" w:type="dxa"/>
             </w:tcMar>
@@ -9709,7 +10397,6 @@
               <w:bottom w:val="single" w:sz="2" w:space="0" w:color="000000"/>
               <w:right w:val="single" w:sz="2" w:space="0" w:color="000000"/>
             </w:tcBorders>
-            <w:shd w:val="clear" w:color="auto" w:fill="auto"/>
             <w:tcMar>
               <w:left w:w="54" w:type="dxa"/>
             </w:tcMar>
@@ -9786,6 +10473,284 @@
         </w:rPr>
       </w:pPr>
     </w:p>
+    <w:p>
+      <w:pPr>
+        <w:suppressAutoHyphens w:val="0"/>
+        <w:rPr>
+          <w:bCs/>
+          <w:szCs w:val="20"/>
+        </w:rPr>
+      </w:pPr>
+      <w:r>
+        <w:rPr>
+          <w:b/>
+          <w:bCs/>
+          <w:szCs w:val="20"/>
+        </w:rPr>
+        <w:t xml:space="preserve">B </w:t>
+      </w:r>
+      <w:r>
+        <w:rPr>
+          <w:b/>
+          <w:bCs/>
+          <w:szCs w:val="20"/>
+        </w:rPr>
+        <w:t xml:space="preserve">Operators </w:t>
+      </w:r>
+      <w:r>
+        <w:rPr>
+          <w:b/>
+          <w:bCs/>
+          <w:szCs w:val="20"/>
+        </w:rPr>
+        <w:t>not available in Alloy, with equivalent expressions in Alloy</w:t>
+      </w:r>
+      <w:r>
+        <w:rPr>
+          <w:b/>
+          <w:bCs/>
+          <w:szCs w:val="20"/>
+        </w:rPr>
+        <w:t xml:space="preserve"> </w:t>
+      </w:r>
+    </w:p>
+    <w:p>
+      <w:pPr>
+        <w:suppressAutoHyphens w:val="0"/>
+        <w:rPr>
+          <w:b/>
+          <w:bCs/>
+          <w:szCs w:val="20"/>
+        </w:rPr>
+      </w:pPr>
+    </w:p>
+    <w:tbl>
+      <w:tblPr>
+        <w:tblW w:w="13067" w:type="dxa"/>
+        <w:tblInd w:w="55" w:type="dxa"/>
+        <w:tblBorders>
+          <w:top w:val="single" w:sz="4" w:space="0" w:color="auto"/>
+          <w:left w:val="single" w:sz="4" w:space="0" w:color="auto"/>
+          <w:bottom w:val="single" w:sz="4" w:space="0" w:color="auto"/>
+          <w:right w:val="single" w:sz="4" w:space="0" w:color="auto"/>
+          <w:insideH w:val="single" w:sz="4" w:space="0" w:color="auto"/>
+          <w:insideV w:val="single" w:sz="4" w:space="0" w:color="auto"/>
+        </w:tblBorders>
+        <w:tblCellMar>
+          <w:top w:w="55" w:type="dxa"/>
+          <w:left w:w="54" w:type="dxa"/>
+          <w:bottom w:w="55" w:type="dxa"/>
+          <w:right w:w="55" w:type="dxa"/>
+        </w:tblCellMar>
+        <w:tblLook w:val="04A0" w:firstRow="1" w:lastRow="0" w:firstColumn="1" w:lastColumn="0" w:noHBand="0" w:noVBand="1"/>
+      </w:tblPr>
+      <w:tblGrid>
+        <w:gridCol w:w="4360"/>
+        <w:gridCol w:w="4405"/>
+        <w:gridCol w:w="4302"/>
+      </w:tblGrid>
+      <w:tr>
+        <w:tc>
+          <w:tcPr>
+            <w:tcW w:w="4360" w:type="dxa"/>
+            <w:tcMar>
+              <w:left w:w="54" w:type="dxa"/>
+            </w:tcMar>
+          </w:tcPr>
+          <w:p>
+            <w:pPr>
+              <w:pStyle w:val="TableContents"/>
+              <w:suppressLineNumbers w:val="0"/>
+              <w:suppressAutoHyphens w:val="0"/>
+              <w:rPr>
+                <w:rFonts w:ascii="Consolas" w:hAnsi="Consolas"/>
+                <w:szCs w:val="20"/>
+              </w:rPr>
+            </w:pPr>
+            <w:proofErr w:type="spellStart"/>
+            <w:proofErr w:type="gramStart"/>
+            <w:r>
+              <w:rPr>
+                <w:rFonts w:ascii="Consolas" w:hAnsi="Consolas"/>
+                <w:szCs w:val="20"/>
+              </w:rPr>
+              <w:t>r.univ</w:t>
+            </w:r>
+            <w:proofErr w:type="spellEnd"/>
+            <w:proofErr w:type="gramEnd"/>
+          </w:p>
+        </w:tc>
+        <w:tc>
+          <w:tcPr>
+            <w:tcW w:w="4405" w:type="dxa"/>
+            <w:tcMar>
+              <w:left w:w="54" w:type="dxa"/>
+            </w:tcMar>
+          </w:tcPr>
+          <w:p>
+            <w:pPr>
+              <w:pStyle w:val="TableContents"/>
+              <w:suppressLineNumbers w:val="0"/>
+              <w:suppressAutoHyphens w:val="0"/>
+              <w:rPr>
+                <w:szCs w:val="20"/>
+              </w:rPr>
+            </w:pPr>
+            <w:r>
+              <w:rPr>
+                <w:szCs w:val="20"/>
+              </w:rPr>
+              <w:t xml:space="preserve">domain of </w:t>
+            </w:r>
+            <w:r>
+              <w:rPr>
+                <w:rFonts w:ascii="Consolas" w:hAnsi="Consolas" w:cs="Consolas"/>
+                <w:szCs w:val="20"/>
+              </w:rPr>
+              <w:t>r</w:t>
+            </w:r>
+          </w:p>
+        </w:tc>
+        <w:tc>
+          <w:tcPr>
+            <w:tcW w:w="4302" w:type="dxa"/>
+          </w:tcPr>
+          <w:p>
+            <w:pPr>
+              <w:pStyle w:val="TableContents"/>
+              <w:suppressLineNumbers w:val="0"/>
+              <w:suppressAutoHyphens w:val="0"/>
+              <w:rPr>
+                <w:rFonts w:ascii="Consolas" w:hAnsi="Consolas"/>
+                <w:szCs w:val="20"/>
+              </w:rPr>
+            </w:pPr>
+            <w:proofErr w:type="spellStart"/>
+            <w:r>
+              <w:rPr>
+                <w:rFonts w:ascii="Consolas" w:hAnsi="Consolas"/>
+                <w:szCs w:val="20"/>
+              </w:rPr>
+              <w:t>dom</w:t>
+            </w:r>
+            <w:proofErr w:type="spellEnd"/>
+            <w:r>
+              <w:rPr>
+                <w:rFonts w:ascii="Consolas" w:hAnsi="Consolas"/>
+                <w:szCs w:val="20"/>
+              </w:rPr>
+              <w:t>(</w:t>
+            </w:r>
+            <w:r>
+              <w:rPr>
+                <w:rFonts w:ascii="Consolas" w:hAnsi="Consolas"/>
+                <w:szCs w:val="20"/>
+              </w:rPr>
+              <w:t>r</w:t>
+            </w:r>
+            <w:r>
+              <w:rPr>
+                <w:rFonts w:ascii="Consolas" w:hAnsi="Consolas"/>
+                <w:szCs w:val="20"/>
+              </w:rPr>
+              <w:t>)</w:t>
+            </w:r>
+          </w:p>
+        </w:tc>
+      </w:tr>
+      <w:tr>
+        <w:tc>
+          <w:tcPr>
+            <w:tcW w:w="4360" w:type="dxa"/>
+            <w:tcMar>
+              <w:left w:w="54" w:type="dxa"/>
+            </w:tcMar>
+          </w:tcPr>
+          <w:p>
+            <w:pPr>
+              <w:pStyle w:val="TableContents"/>
+              <w:suppressLineNumbers w:val="0"/>
+              <w:suppressAutoHyphens w:val="0"/>
+              <w:rPr>
+                <w:rFonts w:ascii="Consolas" w:hAnsi="Consolas"/>
+                <w:szCs w:val="20"/>
+              </w:rPr>
+            </w:pPr>
+            <w:proofErr w:type="spellStart"/>
+            <w:proofErr w:type="gramStart"/>
+            <w:r>
+              <w:rPr>
+                <w:rFonts w:ascii="Consolas" w:hAnsi="Consolas"/>
+                <w:szCs w:val="20"/>
+              </w:rPr>
+              <w:t>univ.r</w:t>
+            </w:r>
+            <w:proofErr w:type="spellEnd"/>
+            <w:proofErr w:type="gramEnd"/>
+          </w:p>
+        </w:tc>
+        <w:tc>
+          <w:tcPr>
+            <w:tcW w:w="4405" w:type="dxa"/>
+            <w:tcMar>
+              <w:left w:w="54" w:type="dxa"/>
+            </w:tcMar>
+          </w:tcPr>
+          <w:p>
+            <w:pPr>
+              <w:pStyle w:val="TableContents"/>
+              <w:suppressLineNumbers w:val="0"/>
+              <w:suppressAutoHyphens w:val="0"/>
+              <w:rPr>
+                <w:szCs w:val="20"/>
+              </w:rPr>
+            </w:pPr>
+            <w:r>
+              <w:rPr>
+                <w:szCs w:val="20"/>
+              </w:rPr>
+              <w:t>range</w:t>
+            </w:r>
+            <w:r>
+              <w:rPr>
+                <w:szCs w:val="20"/>
+              </w:rPr>
+              <w:t xml:space="preserve"> of </w:t>
+            </w:r>
+            <w:r>
+              <w:rPr>
+                <w:rFonts w:ascii="Consolas" w:hAnsi="Consolas" w:cs="Consolas"/>
+                <w:szCs w:val="20"/>
+              </w:rPr>
+              <w:t>r</w:t>
+            </w:r>
+          </w:p>
+        </w:tc>
+        <w:tc>
+          <w:tcPr>
+            <w:tcW w:w="4302" w:type="dxa"/>
+          </w:tcPr>
+          <w:p>
+            <w:pPr>
+              <w:pStyle w:val="TableContents"/>
+              <w:suppressLineNumbers w:val="0"/>
+              <w:suppressAutoHyphens w:val="0"/>
+              <w:rPr>
+                <w:rFonts w:ascii="Consolas" w:hAnsi="Consolas"/>
+                <w:szCs w:val="20"/>
+              </w:rPr>
+            </w:pPr>
+            <w:r>
+              <w:rPr>
+                <w:rFonts w:ascii="Consolas" w:hAnsi="Consolas"/>
+                <w:szCs w:val="20"/>
+              </w:rPr>
+              <w:t>ran(r)</w:t>
+            </w:r>
+          </w:p>
+        </w:tc>
+      </w:tr>
+    </w:tbl>
     <w:p>
       <w:pPr>
         <w:widowControl/>
@@ -9877,7 +10842,6 @@
               <w:bottom w:val="single" w:sz="4" w:space="0" w:color="auto"/>
               <w:right w:val="single" w:sz="4" w:space="0" w:color="auto"/>
             </w:tcBorders>
-            <w:shd w:val="clear" w:color="auto" w:fill="auto"/>
             <w:tcMar>
               <w:left w:w="54" w:type="dxa"/>
             </w:tcMar>
@@ -9910,7 +10874,6 @@
               <w:bottom w:val="single" w:sz="4" w:space="0" w:color="auto"/>
               <w:right w:val="single" w:sz="4" w:space="0" w:color="auto"/>
             </w:tcBorders>
-            <w:shd w:val="clear" w:color="auto" w:fill="auto"/>
             <w:tcMar>
               <w:left w:w="54" w:type="dxa"/>
             </w:tcMar>
@@ -10027,7 +10990,6 @@
               <w:bottom w:val="single" w:sz="2" w:space="0" w:color="000000"/>
               <w:right w:val="nil"/>
             </w:tcBorders>
-            <w:shd w:val="clear" w:color="auto" w:fill="auto"/>
             <w:tcMar>
               <w:left w:w="54" w:type="dxa"/>
             </w:tcMar>
@@ -10060,7 +11022,6 @@
               <w:bottom w:val="single" w:sz="2" w:space="0" w:color="000000"/>
               <w:right w:val="single" w:sz="2" w:space="0" w:color="000000"/>
             </w:tcBorders>
-            <w:shd w:val="clear" w:color="auto" w:fill="auto"/>
             <w:tcMar>
               <w:left w:w="54" w:type="dxa"/>
             </w:tcMar>
@@ -10156,7 +11117,6 @@
               <w:bottom w:val="single" w:sz="2" w:space="0" w:color="000000"/>
               <w:right w:val="nil"/>
             </w:tcBorders>
-            <w:shd w:val="clear" w:color="auto" w:fill="auto"/>
             <w:tcMar>
               <w:left w:w="54" w:type="dxa"/>
             </w:tcMar>
@@ -10189,7 +11149,6 @@
               <w:bottom w:val="single" w:sz="2" w:space="0" w:color="000000"/>
               <w:right w:val="single" w:sz="2" w:space="0" w:color="000000"/>
             </w:tcBorders>
-            <w:shd w:val="clear" w:color="auto" w:fill="auto"/>
             <w:tcMar>
               <w:left w:w="54" w:type="dxa"/>
             </w:tcMar>
@@ -10302,7 +11261,6 @@
               <w:bottom w:val="single" w:sz="2" w:space="0" w:color="000000"/>
               <w:right w:val="nil"/>
             </w:tcBorders>
-            <w:shd w:val="clear" w:color="auto" w:fill="auto"/>
             <w:tcMar>
               <w:left w:w="54" w:type="dxa"/>
             </w:tcMar>
@@ -10335,7 +11293,6 @@
               <w:bottom w:val="single" w:sz="2" w:space="0" w:color="000000"/>
               <w:right w:val="single" w:sz="2" w:space="0" w:color="000000"/>
             </w:tcBorders>
-            <w:shd w:val="clear" w:color="auto" w:fill="auto"/>
             <w:tcMar>
               <w:left w:w="54" w:type="dxa"/>
             </w:tcMar>
@@ -10437,7 +11394,6 @@
               <w:bottom w:val="single" w:sz="2" w:space="0" w:color="000000"/>
               <w:right w:val="nil"/>
             </w:tcBorders>
-            <w:shd w:val="clear" w:color="auto" w:fill="auto"/>
             <w:tcMar>
               <w:left w:w="54" w:type="dxa"/>
             </w:tcMar>
@@ -10470,7 +11426,6 @@
               <w:bottom w:val="single" w:sz="2" w:space="0" w:color="000000"/>
               <w:right w:val="single" w:sz="2" w:space="0" w:color="000000"/>
             </w:tcBorders>
-            <w:shd w:val="clear" w:color="auto" w:fill="auto"/>
             <w:tcMar>
               <w:left w:w="54" w:type="dxa"/>
             </w:tcMar>
@@ -10558,7 +11513,6 @@
               <w:bottom w:val="single" w:sz="2" w:space="0" w:color="000000"/>
               <w:right w:val="nil"/>
             </w:tcBorders>
-            <w:shd w:val="clear" w:color="auto" w:fill="auto"/>
             <w:tcMar>
               <w:left w:w="54" w:type="dxa"/>
             </w:tcMar>
@@ -10591,7 +11545,6 @@
               <w:bottom w:val="single" w:sz="2" w:space="0" w:color="000000"/>
               <w:right w:val="single" w:sz="2" w:space="0" w:color="000000"/>
             </w:tcBorders>
-            <w:shd w:val="clear" w:color="auto" w:fill="auto"/>
             <w:tcMar>
               <w:left w:w="54" w:type="dxa"/>
             </w:tcMar>
@@ -10707,7 +11660,6 @@
               <w:bottom w:val="single" w:sz="2" w:space="0" w:color="000000"/>
               <w:right w:val="nil"/>
             </w:tcBorders>
-            <w:shd w:val="clear" w:color="auto" w:fill="auto"/>
             <w:tcMar>
               <w:left w:w="54" w:type="dxa"/>
             </w:tcMar>
@@ -10740,7 +11692,6 @@
               <w:bottom w:val="single" w:sz="2" w:space="0" w:color="000000"/>
               <w:right w:val="single" w:sz="2" w:space="0" w:color="000000"/>
             </w:tcBorders>
-            <w:shd w:val="clear" w:color="auto" w:fill="auto"/>
             <w:tcMar>
               <w:left w:w="54" w:type="dxa"/>
             </w:tcMar>
@@ -10754,12 +11705,14 @@
                 <w:szCs w:val="20"/>
               </w:rPr>
             </w:pPr>
+            <w:proofErr w:type="gramStart"/>
             <w:r>
               <w:rPr>
                 <w:szCs w:val="20"/>
               </w:rPr>
               <w:t>Total  surjection</w:t>
             </w:r>
+            <w:proofErr w:type="gramEnd"/>
             <w:r>
               <w:rPr>
                 <w:szCs w:val="20"/>
@@ -10856,7 +11809,6 @@
               <w:bottom w:val="single" w:sz="2" w:space="0" w:color="000000"/>
               <w:right w:val="nil"/>
             </w:tcBorders>
-            <w:shd w:val="clear" w:color="auto" w:fill="auto"/>
             <w:tcMar>
               <w:left w:w="54" w:type="dxa"/>
             </w:tcMar>
@@ -10905,7 +11857,6 @@
               <w:bottom w:val="single" w:sz="2" w:space="0" w:color="000000"/>
               <w:right w:val="single" w:sz="2" w:space="0" w:color="000000"/>
             </w:tcBorders>
-            <w:shd w:val="clear" w:color="auto" w:fill="auto"/>
             <w:tcMar>
               <w:left w:w="54" w:type="dxa"/>
             </w:tcMar>
@@ -11000,7 +11951,6 @@
               <w:bottom w:val="single" w:sz="2" w:space="0" w:color="000000"/>
               <w:right w:val="nil"/>
             </w:tcBorders>
-            <w:shd w:val="clear" w:color="auto" w:fill="auto"/>
             <w:tcMar>
               <w:left w:w="54" w:type="dxa"/>
             </w:tcMar>
@@ -11049,7 +11999,6 @@
               <w:bottom w:val="single" w:sz="2" w:space="0" w:color="000000"/>
               <w:right w:val="single" w:sz="2" w:space="0" w:color="000000"/>
             </w:tcBorders>
-            <w:shd w:val="clear" w:color="auto" w:fill="auto"/>
             <w:tcMar>
               <w:left w:w="54" w:type="dxa"/>
             </w:tcMar>
@@ -11223,7 +12172,6 @@
               <w:bottom w:val="single" w:sz="2" w:space="0" w:color="000000"/>
               <w:right w:val="nil"/>
             </w:tcBorders>
-            <w:shd w:val="clear" w:color="auto" w:fill="auto"/>
             <w:tcMar>
               <w:left w:w="54" w:type="dxa"/>
             </w:tcMar>
@@ -11246,6 +12194,7 @@
               <w:t>plus[</w:t>
             </w:r>
             <w:proofErr w:type="spellStart"/>
+            <w:proofErr w:type="gramStart"/>
             <w:r>
               <w:rPr>
                 <w:rFonts w:ascii="Consolas" w:hAnsi="Consolas"/>
@@ -11254,6 +12203,7 @@
               <w:t>a,b</w:t>
             </w:r>
             <w:proofErr w:type="spellEnd"/>
+            <w:proofErr w:type="gramEnd"/>
             <w:r>
               <w:rPr>
                 <w:rFonts w:ascii="Consolas" w:hAnsi="Consolas"/>
@@ -11272,7 +12222,6 @@
               <w:bottom w:val="single" w:sz="2" w:space="0" w:color="000000"/>
               <w:right w:val="single" w:sz="2" w:space="0" w:color="000000"/>
             </w:tcBorders>
-            <w:shd w:val="clear" w:color="auto" w:fill="auto"/>
             <w:tcMar>
               <w:left w:w="54" w:type="dxa"/>
             </w:tcMar>
@@ -11336,7 +12285,6 @@
               <w:bottom w:val="single" w:sz="2" w:space="0" w:color="000000"/>
               <w:right w:val="nil"/>
             </w:tcBorders>
-            <w:shd w:val="clear" w:color="auto" w:fill="auto"/>
             <w:tcMar>
               <w:left w:w="54" w:type="dxa"/>
             </w:tcMar>
@@ -11359,6 +12307,7 @@
               <w:t>minus[</w:t>
             </w:r>
             <w:proofErr w:type="spellStart"/>
+            <w:proofErr w:type="gramStart"/>
             <w:r>
               <w:rPr>
                 <w:rFonts w:ascii="Consolas" w:hAnsi="Consolas"/>
@@ -11367,6 +12316,7 @@
               <w:t>a,b</w:t>
             </w:r>
             <w:proofErr w:type="spellEnd"/>
+            <w:proofErr w:type="gramEnd"/>
             <w:r>
               <w:rPr>
                 <w:rFonts w:ascii="Consolas" w:hAnsi="Consolas"/>
@@ -11385,7 +12335,6 @@
               <w:bottom w:val="single" w:sz="2" w:space="0" w:color="000000"/>
               <w:right w:val="single" w:sz="2" w:space="0" w:color="000000"/>
             </w:tcBorders>
-            <w:shd w:val="clear" w:color="auto" w:fill="auto"/>
             <w:tcMar>
               <w:left w:w="54" w:type="dxa"/>
             </w:tcMar>
@@ -11453,7 +12402,6 @@
               <w:bottom w:val="single" w:sz="2" w:space="0" w:color="000000"/>
               <w:right w:val="nil"/>
             </w:tcBorders>
-            <w:shd w:val="clear" w:color="auto" w:fill="auto"/>
             <w:tcMar>
               <w:left w:w="54" w:type="dxa"/>
             </w:tcMar>
@@ -11485,6 +12433,7 @@
               <w:t>[</w:t>
             </w:r>
             <w:proofErr w:type="spellStart"/>
+            <w:proofErr w:type="gramStart"/>
             <w:r>
               <w:rPr>
                 <w:rFonts w:ascii="Consolas" w:hAnsi="Consolas"/>
@@ -11493,6 +12442,7 @@
               <w:t>a,b</w:t>
             </w:r>
             <w:proofErr w:type="spellEnd"/>
+            <w:proofErr w:type="gramEnd"/>
             <w:r>
               <w:rPr>
                 <w:rFonts w:ascii="Consolas" w:hAnsi="Consolas"/>
@@ -11511,7 +12461,6 @@
               <w:bottom w:val="single" w:sz="2" w:space="0" w:color="000000"/>
               <w:right w:val="single" w:sz="2" w:space="0" w:color="000000"/>
             </w:tcBorders>
-            <w:shd w:val="clear" w:color="auto" w:fill="auto"/>
             <w:tcMar>
               <w:left w:w="54" w:type="dxa"/>
             </w:tcMar>
@@ -11579,7 +12528,6 @@
               <w:bottom w:val="single" w:sz="2" w:space="0" w:color="000000"/>
               <w:right w:val="nil"/>
             </w:tcBorders>
-            <w:shd w:val="clear" w:color="auto" w:fill="auto"/>
             <w:tcMar>
               <w:left w:w="54" w:type="dxa"/>
             </w:tcMar>
@@ -11602,6 +12550,7 @@
               <w:t>div[</w:t>
             </w:r>
             <w:proofErr w:type="spellStart"/>
+            <w:proofErr w:type="gramStart"/>
             <w:r>
               <w:rPr>
                 <w:rFonts w:ascii="Consolas" w:hAnsi="Consolas"/>
@@ -11610,6 +12559,7 @@
               <w:t>a,b</w:t>
             </w:r>
             <w:proofErr w:type="spellEnd"/>
+            <w:proofErr w:type="gramEnd"/>
             <w:r>
               <w:rPr>
                 <w:rFonts w:ascii="Consolas" w:hAnsi="Consolas"/>
@@ -11628,7 +12578,6 @@
               <w:bottom w:val="single" w:sz="2" w:space="0" w:color="000000"/>
               <w:right w:val="single" w:sz="2" w:space="0" w:color="000000"/>
             </w:tcBorders>
-            <w:shd w:val="clear" w:color="auto" w:fill="auto"/>
             <w:tcMar>
               <w:left w:w="54" w:type="dxa"/>
             </w:tcMar>
@@ -11696,7 +12645,6 @@
               <w:bottom w:val="single" w:sz="2" w:space="0" w:color="000000"/>
               <w:right w:val="nil"/>
             </w:tcBorders>
-            <w:shd w:val="clear" w:color="auto" w:fill="auto"/>
             <w:tcMar>
               <w:left w:w="54" w:type="dxa"/>
             </w:tcMar>
@@ -11719,6 +12667,7 @@
               <w:t>rem[</w:t>
             </w:r>
             <w:proofErr w:type="spellStart"/>
+            <w:proofErr w:type="gramStart"/>
             <w:r>
               <w:rPr>
                 <w:rFonts w:ascii="Consolas" w:hAnsi="Consolas"/>
@@ -11727,6 +12676,7 @@
               <w:t>a,b</w:t>
             </w:r>
             <w:proofErr w:type="spellEnd"/>
+            <w:proofErr w:type="gramEnd"/>
             <w:r>
               <w:rPr>
                 <w:rFonts w:ascii="Consolas" w:hAnsi="Consolas"/>
@@ -11745,7 +12695,6 @@
               <w:bottom w:val="single" w:sz="2" w:space="0" w:color="000000"/>
               <w:right w:val="single" w:sz="2" w:space="0" w:color="000000"/>
             </w:tcBorders>
-            <w:shd w:val="clear" w:color="auto" w:fill="auto"/>
             <w:tcMar>
               <w:left w:w="54" w:type="dxa"/>
             </w:tcMar>
@@ -11799,7 +12748,6 @@
               <w:bottom w:val="single" w:sz="2" w:space="0" w:color="000000"/>
               <w:right w:val="nil"/>
             </w:tcBorders>
-            <w:shd w:val="clear" w:color="auto" w:fill="auto"/>
             <w:tcMar>
               <w:left w:w="54" w:type="dxa"/>
             </w:tcMar>
@@ -11829,7 +12777,6 @@
               <w:bottom w:val="single" w:sz="2" w:space="0" w:color="000000"/>
               <w:right w:val="single" w:sz="2" w:space="0" w:color="000000"/>
             </w:tcBorders>
-            <w:shd w:val="clear" w:color="auto" w:fill="auto"/>
             <w:tcMar>
               <w:left w:w="54" w:type="dxa"/>
             </w:tcMar>
@@ -11890,7 +12837,6 @@
               <w:bottom w:val="nil"/>
               <w:right w:val="nil"/>
             </w:tcBorders>
-            <w:shd w:val="clear" w:color="auto" w:fill="auto"/>
             <w:tcMar>
               <w:left w:w="54" w:type="dxa"/>
             </w:tcMar>
@@ -11976,7 +12922,6 @@
               <w:bottom w:val="nil"/>
               <w:right w:val="single" w:sz="2" w:space="0" w:color="000000"/>
             </w:tcBorders>
-            <w:shd w:val="clear" w:color="auto" w:fill="auto"/>
             <w:tcMar>
               <w:left w:w="54" w:type="dxa"/>
             </w:tcMar>
@@ -12107,7 +13052,6 @@
               <w:bottom w:val="single" w:sz="2" w:space="0" w:color="000000"/>
               <w:right w:val="nil"/>
             </w:tcBorders>
-            <w:shd w:val="clear" w:color="auto" w:fill="auto"/>
             <w:tcMar>
               <w:left w:w="54" w:type="dxa"/>
             </w:tcMar>
@@ -12137,7 +13081,6 @@
               <w:bottom w:val="single" w:sz="2" w:space="0" w:color="000000"/>
               <w:right w:val="single" w:sz="2" w:space="0" w:color="000000"/>
             </w:tcBorders>
-            <w:shd w:val="clear" w:color="auto" w:fill="auto"/>
             <w:tcMar>
               <w:left w:w="54" w:type="dxa"/>
             </w:tcMar>
@@ -12206,7 +13149,6 @@
               <w:bottom w:val="single" w:sz="2" w:space="0" w:color="000000"/>
               <w:right w:val="nil"/>
             </w:tcBorders>
-            <w:shd w:val="clear" w:color="auto" w:fill="auto"/>
             <w:tcMar>
               <w:left w:w="54" w:type="dxa"/>
             </w:tcMar>
@@ -12243,7 +13185,6 @@
               <w:bottom w:val="single" w:sz="2" w:space="0" w:color="000000"/>
               <w:right w:val="single" w:sz="2" w:space="0" w:color="000000"/>
             </w:tcBorders>
-            <w:shd w:val="clear" w:color="auto" w:fill="auto"/>
             <w:tcMar>
               <w:left w:w="54" w:type="dxa"/>
             </w:tcMar>
@@ -12377,7 +13318,6 @@
         <w:tc>
           <w:tcPr>
             <w:tcW w:w="4533" w:type="dxa"/>
-            <w:shd w:val="clear" w:color="auto" w:fill="auto"/>
             <w:tcMar>
               <w:left w:w="54" w:type="dxa"/>
             </w:tcMar>
@@ -12476,7 +13416,6 @@
         <w:tc>
           <w:tcPr>
             <w:tcW w:w="4329" w:type="dxa"/>
-            <w:shd w:val="clear" w:color="auto" w:fill="auto"/>
             <w:tcMar>
               <w:left w:w="54" w:type="dxa"/>
             </w:tcMar>
@@ -12513,13 +13452,28 @@
                 <w:rFonts w:ascii="Consolas" w:hAnsi="Consolas"/>
                 <w:szCs w:val="20"/>
               </w:rPr>
-              <w:t>f1</w:t>
-            </w:r>
-            <w:r>
-              <w:rPr>
-                <w:szCs w:val="20"/>
-              </w:rPr>
-              <w:t>,…,</w:t>
+              <w:t>f</w:t>
+            </w:r>
+            <w:proofErr w:type="gramStart"/>
+            <w:r>
+              <w:rPr>
+                <w:rFonts w:ascii="Consolas" w:hAnsi="Consolas"/>
+                <w:szCs w:val="20"/>
+              </w:rPr>
+              <w:t>1</w:t>
+            </w:r>
+            <w:r>
+              <w:rPr>
+                <w:szCs w:val="20"/>
+              </w:rPr>
+              <w:t>,…</w:t>
+            </w:r>
+            <w:proofErr w:type="gramEnd"/>
+            <w:r>
+              <w:rPr>
+                <w:szCs w:val="20"/>
+              </w:rPr>
+              <w:t>,</w:t>
             </w:r>
             <w:proofErr w:type="spellStart"/>
             <w:r>
@@ -12578,13 +13532,28 @@
                 <w:rFonts w:ascii="Consolas" w:hAnsi="Consolas"/>
                 <w:szCs w:val="20"/>
               </w:rPr>
-              <w:t>f1</w:t>
-            </w:r>
-            <w:r>
-              <w:rPr>
-                <w:szCs w:val="20"/>
-              </w:rPr>
-              <w:t>,…,</w:t>
+              <w:t>f</w:t>
+            </w:r>
+            <w:proofErr w:type="gramStart"/>
+            <w:r>
+              <w:rPr>
+                <w:rFonts w:ascii="Consolas" w:hAnsi="Consolas"/>
+                <w:szCs w:val="20"/>
+              </w:rPr>
+              <w:t>1</w:t>
+            </w:r>
+            <w:r>
+              <w:rPr>
+                <w:szCs w:val="20"/>
+              </w:rPr>
+              <w:t>,…</w:t>
+            </w:r>
+            <w:proofErr w:type="gramEnd"/>
+            <w:r>
+              <w:rPr>
+                <w:szCs w:val="20"/>
+              </w:rPr>
+              <w:t>,</w:t>
             </w:r>
             <w:proofErr w:type="spellStart"/>
             <w:r>
@@ -12729,7 +13698,6 @@
         <w:tc>
           <w:tcPr>
             <w:tcW w:w="4818" w:type="dxa"/>
-            <w:shd w:val="clear" w:color="auto" w:fill="auto"/>
             <w:tcMar>
               <w:left w:w="54" w:type="dxa"/>
             </w:tcMar>
@@ -12754,7 +13722,6 @@
         <w:tc>
           <w:tcPr>
             <w:tcW w:w="4820" w:type="dxa"/>
-            <w:shd w:val="clear" w:color="auto" w:fill="auto"/>
             <w:tcMar>
               <w:left w:w="54" w:type="dxa"/>
             </w:tcMar>
@@ -12769,6 +13736,7 @@
               </w:rPr>
             </w:pPr>
             <w:proofErr w:type="spellStart"/>
+            <w:proofErr w:type="gramStart"/>
             <w:r>
               <w:rPr>
                 <w:rFonts w:ascii="Consolas" w:hAnsi="Consolas"/>
@@ -12777,6 +13745,7 @@
               <w:t>b.author</w:t>
             </w:r>
             <w:proofErr w:type="spellEnd"/>
+            <w:proofErr w:type="gramEnd"/>
           </w:p>
         </w:tc>
       </w:tr>
@@ -12784,7 +13753,6 @@
         <w:tc>
           <w:tcPr>
             <w:tcW w:w="4818" w:type="dxa"/>
-            <w:shd w:val="clear" w:color="auto" w:fill="auto"/>
             <w:tcMar>
               <w:left w:w="54" w:type="dxa"/>
             </w:tcMar>
@@ -12799,19 +13767,27 @@
                 <w:szCs w:val="20"/>
               </w:rPr>
             </w:pPr>
-            <w:r>
-              <w:rPr>
-                <w:rFonts w:ascii="Consolas" w:hAnsi="Consolas"/>
-                <w:szCs w:val="20"/>
-              </w:rPr>
-              <w:t>author[Book]</w:t>
+            <w:proofErr w:type="gramStart"/>
+            <w:r>
+              <w:rPr>
+                <w:rFonts w:ascii="Consolas" w:hAnsi="Consolas"/>
+                <w:szCs w:val="20"/>
+              </w:rPr>
+              <w:t>author[</w:t>
+            </w:r>
+            <w:proofErr w:type="gramEnd"/>
+            <w:r>
+              <w:rPr>
+                <w:rFonts w:ascii="Consolas" w:hAnsi="Consolas"/>
+                <w:szCs w:val="20"/>
+              </w:rPr>
+              <w:t>Book]</w:t>
             </w:r>
           </w:p>
         </w:tc>
         <w:tc>
           <w:tcPr>
             <w:tcW w:w="4820" w:type="dxa"/>
-            <w:shd w:val="clear" w:color="auto" w:fill="auto"/>
             <w:tcMar>
               <w:left w:w="54" w:type="dxa"/>
             </w:tcMar>
@@ -12841,7 +13817,6 @@
         <w:tc>
           <w:tcPr>
             <w:tcW w:w="4818" w:type="dxa"/>
-            <w:shd w:val="clear" w:color="auto" w:fill="auto"/>
             <w:tcMar>
               <w:left w:w="54" w:type="dxa"/>
             </w:tcMar>
@@ -12861,14 +13836,29 @@
                 <w:rFonts w:ascii="Consolas" w:hAnsi="Consolas"/>
                 <w:szCs w:val="20"/>
               </w:rPr>
-              <w:t>p1.friend[p2]</w:t>
+              <w:t>p</w:t>
+            </w:r>
+            <w:proofErr w:type="gramStart"/>
+            <w:r>
+              <w:rPr>
+                <w:rFonts w:ascii="Consolas" w:hAnsi="Consolas"/>
+                <w:szCs w:val="20"/>
+              </w:rPr>
+              <w:t>1.friend</w:t>
+            </w:r>
+            <w:proofErr w:type="gramEnd"/>
+            <w:r>
+              <w:rPr>
+                <w:rFonts w:ascii="Consolas" w:hAnsi="Consolas"/>
+                <w:szCs w:val="20"/>
+              </w:rPr>
+              <w:t>[p2]</w:t>
             </w:r>
           </w:p>
         </w:tc>
         <w:tc>
           <w:tcPr>
             <w:tcW w:w="4820" w:type="dxa"/>
-            <w:shd w:val="clear" w:color="auto" w:fill="auto"/>
             <w:tcMar>
               <w:left w:w="54" w:type="dxa"/>
             </w:tcMar>
@@ -12887,7 +13877,23 @@
                 <w:rFonts w:ascii="Consolas" w:hAnsi="Consolas"/>
                 <w:szCs w:val="20"/>
               </w:rPr>
-              <w:t>friend[p1,p2</w:t>
+              <w:t>friend[p</w:t>
+            </w:r>
+            <w:proofErr w:type="gramStart"/>
+            <w:r>
+              <w:rPr>
+                <w:rFonts w:ascii="Consolas" w:hAnsi="Consolas"/>
+                <w:szCs w:val="20"/>
+              </w:rPr>
+              <w:t>1,p</w:t>
+            </w:r>
+            <w:proofErr w:type="gramEnd"/>
+            <w:r>
+              <w:rPr>
+                <w:rFonts w:ascii="Consolas" w:hAnsi="Consolas"/>
+                <w:szCs w:val="20"/>
+              </w:rPr>
+              <w:t>2</w:t>
             </w:r>
             <w:r>
               <w:rPr>
@@ -12909,7 +13915,6 @@
               <w:bottom w:val="single" w:sz="2" w:space="0" w:color="000000"/>
               <w:right w:val="single" w:sz="2" w:space="0" w:color="000000"/>
             </w:tcBorders>
-            <w:shd w:val="clear" w:color="auto" w:fill="auto"/>
             <w:tcMar>
               <w:left w:w="54" w:type="dxa"/>
             </w:tcMar>
@@ -12970,7 +13975,6 @@
               <w:bottom w:val="single" w:sz="2" w:space="0" w:color="000000"/>
               <w:right w:val="single" w:sz="2" w:space="0" w:color="000000"/>
             </w:tcBorders>
-            <w:shd w:val="clear" w:color="auto" w:fill="auto"/>
             <w:tcMar>
               <w:left w:w="54" w:type="dxa"/>
             </w:tcMar>
@@ -13111,7 +14115,6 @@
               <w:bottom w:val="single" w:sz="2" w:space="0" w:color="000000"/>
               <w:right w:val="nil"/>
             </w:tcBorders>
-            <w:shd w:val="clear" w:color="auto" w:fill="auto"/>
             <w:tcMar>
               <w:left w:w="54" w:type="dxa"/>
             </w:tcMar>
@@ -13129,7 +14132,21 @@
               <w:rPr>
                 <w:rStyle w:val="code"/>
               </w:rPr>
-              <w:t>open util/ordering[State] as states</w:t>
+              <w:t>open util/</w:t>
+            </w:r>
+            <w:proofErr w:type="gramStart"/>
+            <w:r>
+              <w:rPr>
+                <w:rStyle w:val="code"/>
+              </w:rPr>
+              <w:t>ordering[</w:t>
+            </w:r>
+            <w:proofErr w:type="gramEnd"/>
+            <w:r>
+              <w:rPr>
+                <w:rStyle w:val="code"/>
+              </w:rPr>
+              <w:t>State] as states</w:t>
             </w:r>
           </w:p>
         </w:tc>
@@ -13142,7 +14159,6 @@
               <w:bottom w:val="single" w:sz="2" w:space="0" w:color="000000"/>
               <w:right w:val="single" w:sz="2" w:space="0" w:color="000000"/>
             </w:tcBorders>
-            <w:shd w:val="clear" w:color="auto" w:fill="auto"/>
             <w:tcMar>
               <w:left w:w="54" w:type="dxa"/>
             </w:tcMar>
@@ -13181,7 +14197,6 @@
               <w:bottom w:val="single" w:sz="2" w:space="0" w:color="000000"/>
               <w:right w:val="nil"/>
             </w:tcBorders>
-            <w:shd w:val="clear" w:color="auto" w:fill="auto"/>
             <w:tcMar>
               <w:left w:w="54" w:type="dxa"/>
             </w:tcMar>
@@ -13212,7 +14227,6 @@
               <w:bottom w:val="single" w:sz="2" w:space="0" w:color="000000"/>
               <w:right w:val="single" w:sz="2" w:space="0" w:color="000000"/>
             </w:tcBorders>
-            <w:shd w:val="clear" w:color="auto" w:fill="auto"/>
             <w:tcMar>
               <w:left w:w="54" w:type="dxa"/>
             </w:tcMar>
@@ -13251,7 +14265,6 @@
               <w:bottom w:val="single" w:sz="2" w:space="0" w:color="000000"/>
               <w:right w:val="nil"/>
             </w:tcBorders>
-            <w:shd w:val="clear" w:color="auto" w:fill="auto"/>
             <w:tcMar>
               <w:left w:w="54" w:type="dxa"/>
             </w:tcMar>
@@ -13282,7 +14295,6 @@
               <w:bottom w:val="single" w:sz="2" w:space="0" w:color="000000"/>
               <w:right w:val="single" w:sz="2" w:space="0" w:color="000000"/>
             </w:tcBorders>
-            <w:shd w:val="clear" w:color="auto" w:fill="auto"/>
             <w:tcMar>
               <w:left w:w="54" w:type="dxa"/>
             </w:tcMar>
@@ -13321,7 +14333,6 @@
               <w:bottom w:val="single" w:sz="2" w:space="0" w:color="000000"/>
               <w:right w:val="nil"/>
             </w:tcBorders>
-            <w:shd w:val="clear" w:color="auto" w:fill="auto"/>
             <w:tcMar>
               <w:left w:w="54" w:type="dxa"/>
             </w:tcMar>
@@ -13364,7 +14375,6 @@
               <w:bottom w:val="single" w:sz="2" w:space="0" w:color="000000"/>
               <w:right w:val="single" w:sz="2" w:space="0" w:color="000000"/>
             </w:tcBorders>
-            <w:shd w:val="clear" w:color="auto" w:fill="auto"/>
             <w:tcMar>
               <w:left w:w="54" w:type="dxa"/>
             </w:tcMar>
@@ -13403,7 +14413,6 @@
               <w:bottom w:val="single" w:sz="2" w:space="0" w:color="000000"/>
               <w:right w:val="nil"/>
             </w:tcBorders>
-            <w:shd w:val="clear" w:color="auto" w:fill="auto"/>
             <w:tcMar>
               <w:left w:w="54" w:type="dxa"/>
             </w:tcMar>
@@ -13460,7 +14469,6 @@
               <w:bottom w:val="single" w:sz="2" w:space="0" w:color="000000"/>
               <w:right w:val="single" w:sz="2" w:space="0" w:color="000000"/>
             </w:tcBorders>
-            <w:shd w:val="clear" w:color="auto" w:fill="auto"/>
             <w:tcMar>
               <w:left w:w="54" w:type="dxa"/>
             </w:tcMar>
@@ -13499,7 +14507,6 @@
               <w:bottom w:val="single" w:sz="2" w:space="0" w:color="000000"/>
               <w:right w:val="nil"/>
             </w:tcBorders>
-            <w:shd w:val="clear" w:color="auto" w:fill="auto"/>
             <w:tcMar>
               <w:left w:w="54" w:type="dxa"/>
             </w:tcMar>
@@ -13539,7 +14546,6 @@
               <w:bottom w:val="single" w:sz="2" w:space="0" w:color="000000"/>
               <w:right w:val="single" w:sz="2" w:space="0" w:color="000000"/>
             </w:tcBorders>
-            <w:shd w:val="clear" w:color="auto" w:fill="auto"/>
             <w:tcMar>
               <w:left w:w="54" w:type="dxa"/>
             </w:tcMar>
@@ -13578,7 +14584,6 @@
               <w:bottom w:val="single" w:sz="2" w:space="0" w:color="000000"/>
               <w:right w:val="nil"/>
             </w:tcBorders>
-            <w:shd w:val="clear" w:color="auto" w:fill="auto"/>
             <w:tcMar>
               <w:left w:w="54" w:type="dxa"/>
             </w:tcMar>
@@ -13617,7 +14622,6 @@
               <w:bottom w:val="single" w:sz="2" w:space="0" w:color="000000"/>
               <w:right w:val="single" w:sz="2" w:space="0" w:color="000000"/>
             </w:tcBorders>
-            <w:shd w:val="clear" w:color="auto" w:fill="auto"/>
             <w:tcMar>
               <w:left w:w="54" w:type="dxa"/>
             </w:tcMar>
@@ -13709,7 +14713,6 @@
               <w:bottom w:val="single" w:sz="2" w:space="0" w:color="000000"/>
               <w:right w:val="nil"/>
             </w:tcBorders>
-            <w:shd w:val="clear" w:color="auto" w:fill="auto"/>
             <w:tcMar>
               <w:left w:w="54" w:type="dxa"/>
             </w:tcMar>
@@ -13723,11 +14726,19 @@
                 <w:rStyle w:val="code"/>
               </w:rPr>
             </w:pPr>
+            <w:proofErr w:type="gramStart"/>
             <w:r>
               <w:rPr>
                 <w:rStyle w:val="code"/>
               </w:rPr>
-              <w:t>s : seq A</w:t>
+              <w:t>s :</w:t>
+            </w:r>
+            <w:proofErr w:type="gramEnd"/>
+            <w:r>
+              <w:rPr>
+                <w:rStyle w:val="code"/>
+              </w:rPr>
+              <w:t xml:space="preserve"> seq A</w:t>
             </w:r>
           </w:p>
         </w:tc>
@@ -13740,7 +14751,6 @@
               <w:bottom w:val="single" w:sz="2" w:space="0" w:color="000000"/>
               <w:right w:val="single" w:sz="2" w:space="0" w:color="000000"/>
             </w:tcBorders>
-            <w:shd w:val="clear" w:color="auto" w:fill="auto"/>
             <w:tcMar>
               <w:left w:w="54" w:type="dxa"/>
             </w:tcMar>
@@ -13773,7 +14783,6 @@
               <w:bottom w:val="single" w:sz="2" w:space="0" w:color="000000"/>
               <w:right w:val="nil"/>
             </w:tcBorders>
-            <w:shd w:val="clear" w:color="auto" w:fill="auto"/>
             <w:tcMar>
               <w:left w:w="54" w:type="dxa"/>
             </w:tcMar>
@@ -13788,6 +14797,7 @@
               </w:rPr>
             </w:pPr>
             <w:proofErr w:type="spellStart"/>
+            <w:proofErr w:type="gramStart"/>
             <w:r>
               <w:rPr>
                 <w:rStyle w:val="code"/>
@@ -13795,6 +14805,7 @@
               <w:t>s.append</w:t>
             </w:r>
             <w:proofErr w:type="spellEnd"/>
+            <w:proofErr w:type="gramEnd"/>
             <w:r>
               <w:rPr>
                 <w:rStyle w:val="code"/>
@@ -13812,7 +14823,6 @@
               <w:bottom w:val="single" w:sz="2" w:space="0" w:color="000000"/>
               <w:right w:val="single" w:sz="2" w:space="0" w:color="000000"/>
             </w:tcBorders>
-            <w:shd w:val="clear" w:color="auto" w:fill="auto"/>
             <w:tcMar>
               <w:left w:w="54" w:type="dxa"/>
             </w:tcMar>
@@ -13845,7 +14855,6 @@
               <w:bottom w:val="single" w:sz="2" w:space="0" w:color="000000"/>
               <w:right w:val="nil"/>
             </w:tcBorders>
-            <w:shd w:val="clear" w:color="auto" w:fill="auto"/>
             <w:tcMar>
               <w:left w:w="54" w:type="dxa"/>
             </w:tcMar>
@@ -13860,6 +14869,7 @@
               </w:rPr>
             </w:pPr>
             <w:proofErr w:type="spellStart"/>
+            <w:proofErr w:type="gramStart"/>
             <w:r>
               <w:rPr>
                 <w:rStyle w:val="code"/>
@@ -13867,6 +14877,7 @@
               <w:t>s.first</w:t>
             </w:r>
             <w:proofErr w:type="spellEnd"/>
+            <w:proofErr w:type="gramEnd"/>
           </w:p>
         </w:tc>
         <w:tc>
@@ -13878,7 +14889,6 @@
               <w:bottom w:val="single" w:sz="2" w:space="0" w:color="000000"/>
               <w:right w:val="single" w:sz="2" w:space="0" w:color="000000"/>
             </w:tcBorders>
-            <w:shd w:val="clear" w:color="auto" w:fill="auto"/>
             <w:tcMar>
               <w:left w:w="54" w:type="dxa"/>
             </w:tcMar>
@@ -13911,7 +14921,6 @@
               <w:bottom w:val="single" w:sz="2" w:space="0" w:color="000000"/>
               <w:right w:val="nil"/>
             </w:tcBorders>
-            <w:shd w:val="clear" w:color="auto" w:fill="auto"/>
             <w:tcMar>
               <w:left w:w="54" w:type="dxa"/>
             </w:tcMar>
@@ -13926,6 +14935,7 @@
               </w:rPr>
             </w:pPr>
             <w:proofErr w:type="spellStart"/>
+            <w:proofErr w:type="gramStart"/>
             <w:r>
               <w:rPr>
                 <w:rStyle w:val="code"/>
@@ -13933,6 +14943,7 @@
               <w:t>s.rest</w:t>
             </w:r>
             <w:proofErr w:type="spellEnd"/>
+            <w:proofErr w:type="gramEnd"/>
           </w:p>
         </w:tc>
         <w:tc>
@@ -13944,7 +14955,6 @@
               <w:bottom w:val="single" w:sz="2" w:space="0" w:color="000000"/>
               <w:right w:val="single" w:sz="2" w:space="0" w:color="000000"/>
             </w:tcBorders>
-            <w:shd w:val="clear" w:color="auto" w:fill="auto"/>
             <w:tcMar>
               <w:left w:w="54" w:type="dxa"/>
             </w:tcMar>
@@ -13977,7 +14987,6 @@
               <w:bottom w:val="single" w:sz="2" w:space="0" w:color="000000"/>
               <w:right w:val="nil"/>
             </w:tcBorders>
-            <w:shd w:val="clear" w:color="auto" w:fill="auto"/>
             <w:tcMar>
               <w:left w:w="54" w:type="dxa"/>
             </w:tcMar>
@@ -13992,6 +15001,7 @@
               </w:rPr>
             </w:pPr>
             <w:proofErr w:type="spellStart"/>
+            <w:proofErr w:type="gramStart"/>
             <w:r>
               <w:rPr>
                 <w:rStyle w:val="code"/>
@@ -13999,6 +15009,7 @@
               <w:t>s.elems</w:t>
             </w:r>
             <w:proofErr w:type="spellEnd"/>
+            <w:proofErr w:type="gramEnd"/>
           </w:p>
         </w:tc>
         <w:tc>
@@ -14010,7 +15021,6 @@
               <w:bottom w:val="single" w:sz="2" w:space="0" w:color="000000"/>
               <w:right w:val="single" w:sz="2" w:space="0" w:color="000000"/>
             </w:tcBorders>
-            <w:shd w:val="clear" w:color="auto" w:fill="auto"/>
             <w:tcMar>
               <w:left w:w="54" w:type="dxa"/>
             </w:tcMar>
@@ -14120,7 +15130,6 @@
         <w:tc>
           <w:tcPr>
             <w:tcW w:w="4533" w:type="dxa"/>
-            <w:shd w:val="clear" w:color="auto" w:fill="auto"/>
             <w:tcMar>
               <w:left w:w="54" w:type="dxa"/>
             </w:tcMar>
@@ -14140,7 +15149,23 @@
                 <w:rFonts w:ascii="Consolas" w:hAnsi="Consolas"/>
                 <w:szCs w:val="20"/>
               </w:rPr>
-              <w:t xml:space="preserve">open util/ordering[States] as </w:t>
+              <w:t>open util/</w:t>
+            </w:r>
+            <w:proofErr w:type="gramStart"/>
+            <w:r>
+              <w:rPr>
+                <w:rFonts w:ascii="Consolas" w:hAnsi="Consolas"/>
+                <w:szCs w:val="20"/>
+              </w:rPr>
+              <w:t>ordering[</w:t>
+            </w:r>
+            <w:proofErr w:type="gramEnd"/>
+            <w:r>
+              <w:rPr>
+                <w:rFonts w:ascii="Consolas" w:hAnsi="Consolas"/>
+                <w:szCs w:val="20"/>
+              </w:rPr>
+              <w:t xml:space="preserve">States] as </w:t>
             </w:r>
             <w:proofErr w:type="spellStart"/>
             <w:r>
@@ -14156,7 +15181,6 @@
         <w:tc>
           <w:tcPr>
             <w:tcW w:w="4329" w:type="dxa"/>
-            <w:shd w:val="clear" w:color="auto" w:fill="auto"/>
             <w:tcMar>
               <w:left w:w="54" w:type="dxa"/>
             </w:tcMar>
@@ -14268,7 +15292,6 @@
         <w:tc>
           <w:tcPr>
             <w:tcW w:w="4533" w:type="dxa"/>
-            <w:shd w:val="clear" w:color="auto" w:fill="auto"/>
             <w:tcMar>
               <w:left w:w="54" w:type="dxa"/>
             </w:tcMar>
@@ -14288,7 +15311,23 @@
                 <w:rFonts w:ascii="Consolas" w:hAnsi="Consolas"/>
                 <w:szCs w:val="20"/>
               </w:rPr>
-              <w:t xml:space="preserve">module util/ordering[exactly </w:t>
+              <w:t>module util/</w:t>
+            </w:r>
+            <w:proofErr w:type="gramStart"/>
+            <w:r>
+              <w:rPr>
+                <w:rFonts w:ascii="Consolas" w:hAnsi="Consolas"/>
+                <w:szCs w:val="20"/>
+              </w:rPr>
+              <w:t>ordering[</w:t>
+            </w:r>
+            <w:proofErr w:type="gramEnd"/>
+            <w:r>
+              <w:rPr>
+                <w:rFonts w:ascii="Consolas" w:hAnsi="Consolas"/>
+                <w:szCs w:val="20"/>
+              </w:rPr>
+              <w:t xml:space="preserve">exactly </w:t>
             </w:r>
             <w:proofErr w:type="spellStart"/>
             <w:r>
@@ -14311,7 +15350,6 @@
         <w:tc>
           <w:tcPr>
             <w:tcW w:w="4329" w:type="dxa"/>
-            <w:shd w:val="clear" w:color="auto" w:fill="auto"/>
             <w:tcMar>
               <w:left w:w="54" w:type="dxa"/>
             </w:tcMar>
@@ -14465,7 +15503,6 @@
         <w:tc>
           <w:tcPr>
             <w:tcW w:w="4533" w:type="dxa"/>
-            <w:shd w:val="clear" w:color="auto" w:fill="auto"/>
             <w:tcMar>
               <w:left w:w="54" w:type="dxa"/>
             </w:tcMar>
@@ -14480,65 +15517,76 @@
                 <w:szCs w:val="20"/>
               </w:rPr>
             </w:pPr>
+            <w:r>
+              <w:rPr>
+                <w:rFonts w:ascii="Consolas" w:hAnsi="Consolas"/>
+                <w:szCs w:val="20"/>
+              </w:rPr>
+              <w:t>pred wrote[</w:t>
+            </w:r>
             <w:proofErr w:type="spellStart"/>
-            <w:r>
-              <w:rPr>
-                <w:rFonts w:ascii="Consolas" w:hAnsi="Consolas"/>
-                <w:szCs w:val="20"/>
-              </w:rPr>
-              <w:t>pred</w:t>
+            <w:proofErr w:type="gramStart"/>
+            <w:r>
+              <w:rPr>
+                <w:rFonts w:ascii="Consolas" w:hAnsi="Consolas"/>
+                <w:szCs w:val="20"/>
+              </w:rPr>
+              <w:t>a:Author</w:t>
+            </w:r>
+            <w:proofErr w:type="gramEnd"/>
+            <w:r>
+              <w:rPr>
+                <w:rFonts w:ascii="Consolas" w:hAnsi="Consolas"/>
+                <w:szCs w:val="20"/>
+              </w:rPr>
+              <w:t>,</w:t>
+            </w:r>
+            <w:proofErr w:type="gramStart"/>
+            <w:r>
+              <w:rPr>
+                <w:rFonts w:ascii="Consolas" w:hAnsi="Consolas"/>
+                <w:szCs w:val="20"/>
+              </w:rPr>
+              <w:t>b:Book</w:t>
             </w:r>
             <w:proofErr w:type="spellEnd"/>
-            <w:r>
-              <w:rPr>
-                <w:rFonts w:ascii="Consolas" w:hAnsi="Consolas"/>
-                <w:szCs w:val="20"/>
-              </w:rPr>
-              <w:t xml:space="preserve"> wrote[</w:t>
+            <w:proofErr w:type="gramEnd"/>
+            <w:r>
+              <w:rPr>
+                <w:rFonts w:ascii="Consolas" w:hAnsi="Consolas"/>
+                <w:szCs w:val="20"/>
+              </w:rPr>
+              <w:t>]</w:t>
+            </w:r>
+          </w:p>
+          <w:p>
+            <w:pPr>
+              <w:pStyle w:val="TableContents"/>
+              <w:suppressLineNumbers w:val="0"/>
+              <w:suppressAutoHyphens w:val="0"/>
+              <w:rPr>
+                <w:rFonts w:ascii="Consolas" w:hAnsi="Consolas"/>
+                <w:szCs w:val="20"/>
+              </w:rPr>
+            </w:pPr>
+            <w:r>
+              <w:rPr>
+                <w:rFonts w:ascii="Consolas" w:hAnsi="Consolas"/>
+                <w:szCs w:val="20"/>
+              </w:rPr>
+              <w:t>{</w:t>
             </w:r>
             <w:proofErr w:type="spellStart"/>
-            <w:r>
-              <w:rPr>
-                <w:rFonts w:ascii="Consolas" w:hAnsi="Consolas"/>
-                <w:szCs w:val="20"/>
-              </w:rPr>
-              <w:t>a:Author,b:Book</w:t>
+            <w:proofErr w:type="gramStart"/>
+            <w:r>
+              <w:rPr>
+                <w:rFonts w:ascii="Consolas" w:hAnsi="Consolas"/>
+                <w:szCs w:val="20"/>
+              </w:rPr>
+              <w:t>b.author</w:t>
             </w:r>
             <w:proofErr w:type="spellEnd"/>
-            <w:r>
-              <w:rPr>
-                <w:rFonts w:ascii="Consolas" w:hAnsi="Consolas"/>
-                <w:szCs w:val="20"/>
-              </w:rPr>
-              <w:t>]</w:t>
-            </w:r>
-          </w:p>
-          <w:p>
-            <w:pPr>
-              <w:pStyle w:val="TableContents"/>
-              <w:suppressLineNumbers w:val="0"/>
-              <w:suppressAutoHyphens w:val="0"/>
-              <w:rPr>
-                <w:rFonts w:ascii="Consolas" w:hAnsi="Consolas"/>
-                <w:szCs w:val="20"/>
-              </w:rPr>
-            </w:pPr>
-            <w:r>
-              <w:rPr>
-                <w:rFonts w:ascii="Consolas" w:hAnsi="Consolas"/>
-                <w:szCs w:val="20"/>
-              </w:rPr>
-              <w:t>{</w:t>
-            </w:r>
-            <w:proofErr w:type="spellStart"/>
-            <w:r>
-              <w:rPr>
-                <w:rFonts w:ascii="Consolas" w:hAnsi="Consolas"/>
-                <w:szCs w:val="20"/>
-              </w:rPr>
-              <w:t>b.author</w:t>
-            </w:r>
-            <w:proofErr w:type="spellEnd"/>
+            <w:proofErr w:type="gramEnd"/>
             <w:r>
               <w:rPr>
                 <w:rFonts w:ascii="Consolas" w:hAnsi="Consolas"/>
@@ -14551,7 +15599,6 @@
         <w:tc>
           <w:tcPr>
             <w:tcW w:w="4329" w:type="dxa"/>
-            <w:shd w:val="clear" w:color="auto" w:fill="auto"/>
             <w:tcMar>
               <w:left w:w="54" w:type="dxa"/>
             </w:tcMar>
@@ -14603,6 +15650,7 @@
               <w:t>wrote(</w:t>
             </w:r>
             <w:proofErr w:type="spellStart"/>
+            <w:proofErr w:type="gramStart"/>
             <w:r>
               <w:rPr>
                 <w:rFonts w:ascii="Consolas" w:hAnsi="Consolas"/>
@@ -14611,6 +15659,7 @@
               <w:t>a,b</w:t>
             </w:r>
             <w:proofErr w:type="spellEnd"/>
+            <w:proofErr w:type="gramEnd"/>
             <w:r>
               <w:rPr>
                 <w:rFonts w:ascii="Consolas" w:hAnsi="Consolas"/>
@@ -14632,7 +15681,6 @@
         <w:tc>
           <w:tcPr>
             <w:tcW w:w="4533" w:type="dxa"/>
-            <w:shd w:val="clear" w:color="auto" w:fill="auto"/>
             <w:tcMar>
               <w:left w:w="54" w:type="dxa"/>
             </w:tcMar>
@@ -14655,6 +15703,7 @@
               <w:t>fun books[</w:t>
             </w:r>
             <w:proofErr w:type="spellStart"/>
+            <w:proofErr w:type="gramStart"/>
             <w:r>
               <w:rPr>
                 <w:rFonts w:ascii="Consolas" w:hAnsi="Consolas"/>
@@ -14675,7 +15724,15 @@
                 <w:rFonts w:ascii="Consolas" w:hAnsi="Consolas"/>
                 <w:szCs w:val="20"/>
               </w:rPr>
-              <w:t>set Book</w:t>
+              <w:t>set</w:t>
+            </w:r>
+            <w:proofErr w:type="gramEnd"/>
+            <w:r>
+              <w:rPr>
+                <w:rFonts w:ascii="Consolas" w:hAnsi="Consolas"/>
+                <w:szCs w:val="20"/>
+              </w:rPr>
+              <w:t xml:space="preserve"> Book</w:t>
             </w:r>
           </w:p>
           <w:p>
@@ -14696,6 +15753,7 @@
               <w:t>{</w:t>
             </w:r>
             <w:proofErr w:type="spellStart"/>
+            <w:proofErr w:type="gramStart"/>
             <w:r>
               <w:rPr>
                 <w:rFonts w:ascii="Consolas" w:hAnsi="Consolas"/>
@@ -14704,6 +15762,7 @@
               <w:t>author.a</w:t>
             </w:r>
             <w:proofErr w:type="spellEnd"/>
+            <w:proofErr w:type="gramEnd"/>
             <w:r>
               <w:rPr>
                 <w:rFonts w:ascii="Consolas" w:hAnsi="Consolas"/>
@@ -14716,7 +15775,6 @@
         <w:tc>
           <w:tcPr>
             <w:tcW w:w="4329" w:type="dxa"/>
-            <w:shd w:val="clear" w:color="auto" w:fill="auto"/>
             <w:tcMar>
               <w:left w:w="54" w:type="dxa"/>
             </w:tcMar>
@@ -14764,7 +15822,6 @@
         <w:tc>
           <w:tcPr>
             <w:tcW w:w="4533" w:type="dxa"/>
-            <w:shd w:val="clear" w:color="auto" w:fill="auto"/>
             <w:tcMar>
               <w:left w:w="54" w:type="dxa"/>
             </w:tcMar>
@@ -14803,6 +15860,7 @@
               <w:t>[</w:t>
             </w:r>
             <w:proofErr w:type="spellStart"/>
+            <w:proofErr w:type="gramStart"/>
             <w:r>
               <w:rPr>
                 <w:rFonts w:ascii="Consolas" w:hAnsi="Consolas"/>
@@ -14818,6 +15876,7 @@
               </w:rPr>
               <w:t>]:Int</w:t>
             </w:r>
+            <w:proofErr w:type="gramEnd"/>
             <w:r>
               <w:rPr>
                 <w:rFonts w:ascii="Consolas" w:hAnsi="Consolas"/>
@@ -14832,6 +15891,7 @@
               </w:rPr>
               <w:t>#(</w:t>
             </w:r>
+            <w:proofErr w:type="gramStart"/>
             <w:r>
               <w:rPr>
                 <w:rFonts w:ascii="Consolas" w:hAnsi="Consolas"/>
@@ -14839,6 +15899,7 @@
               </w:rPr>
               <w:t>author.a</w:t>
             </w:r>
+            <w:proofErr w:type="gramEnd"/>
             <w:r>
               <w:rPr>
                 <w:rFonts w:ascii="Consolas" w:hAnsi="Consolas"/>
@@ -14858,7 +15919,6 @@
         <w:tc>
           <w:tcPr>
             <w:tcW w:w="4329" w:type="dxa"/>
-            <w:shd w:val="clear" w:color="auto" w:fill="auto"/>
             <w:tcMar>
               <w:left w:w="54" w:type="dxa"/>
             </w:tcMar>
@@ -14976,7 +16036,6 @@
               <w:bottom w:val="single" w:sz="4" w:space="0" w:color="auto"/>
               <w:right w:val="single" w:sz="4" w:space="0" w:color="auto"/>
             </w:tcBorders>
-            <w:shd w:val="clear" w:color="auto" w:fill="auto"/>
             <w:tcMar>
               <w:left w:w="54" w:type="dxa"/>
             </w:tcMar>
@@ -15031,7 +16090,6 @@
               <w:bottom w:val="single" w:sz="4" w:space="0" w:color="auto"/>
               <w:right w:val="single" w:sz="4" w:space="0" w:color="auto"/>
             </w:tcBorders>
-            <w:shd w:val="clear" w:color="auto" w:fill="auto"/>
             <w:tcMar>
               <w:left w:w="54" w:type="dxa"/>
             </w:tcMar>
@@ -15117,7 +16175,6 @@
               <w:bottom w:val="single" w:sz="2" w:space="0" w:color="000000"/>
               <w:right w:val="nil"/>
             </w:tcBorders>
-            <w:shd w:val="clear" w:color="auto" w:fill="auto"/>
             <w:tcMar>
               <w:left w:w="54" w:type="dxa"/>
             </w:tcMar>
@@ -15171,7 +16228,6 @@
               <w:bottom w:val="single" w:sz="2" w:space="0" w:color="000000"/>
               <w:right w:val="single" w:sz="2" w:space="0" w:color="000000"/>
             </w:tcBorders>
-            <w:shd w:val="clear" w:color="auto" w:fill="auto"/>
             <w:tcMar>
               <w:left w:w="54" w:type="dxa"/>
             </w:tcMar>
@@ -15225,7 +16281,6 @@
               <w:bottom w:val="single" w:sz="2" w:space="0" w:color="000000"/>
               <w:right w:val="nil"/>
             </w:tcBorders>
-            <w:shd w:val="clear" w:color="auto" w:fill="auto"/>
             <w:tcMar>
               <w:left w:w="54" w:type="dxa"/>
             </w:tcMar>
@@ -15265,7 +16320,6 @@
               <w:bottom w:val="single" w:sz="2" w:space="0" w:color="000000"/>
               <w:right w:val="single" w:sz="2" w:space="0" w:color="000000"/>
             </w:tcBorders>
-            <w:shd w:val="clear" w:color="auto" w:fill="auto"/>
             <w:tcMar>
               <w:left w:w="54" w:type="dxa"/>
             </w:tcMar>
@@ -15325,7 +16379,6 @@
               <w:bottom w:val="single" w:sz="2" w:space="0" w:color="000000"/>
               <w:right w:val="nil"/>
             </w:tcBorders>
-            <w:shd w:val="clear" w:color="auto" w:fill="auto"/>
             <w:tcMar>
               <w:left w:w="54" w:type="dxa"/>
             </w:tcMar>
@@ -15340,31 +16393,24 @@
                 <w:szCs w:val="20"/>
               </w:rPr>
             </w:pPr>
+            <w:r>
+              <w:rPr>
+                <w:rFonts w:ascii="Consolas" w:hAnsi="Consolas"/>
+                <w:szCs w:val="20"/>
+              </w:rPr>
+              <w:t>pred foo[</w:t>
+            </w:r>
             <w:proofErr w:type="spellStart"/>
-            <w:r>
-              <w:rPr>
-                <w:rFonts w:ascii="Consolas" w:hAnsi="Consolas"/>
-                <w:szCs w:val="20"/>
-              </w:rPr>
-              <w:t>pred</w:t>
+            <w:proofErr w:type="gramStart"/>
+            <w:r>
+              <w:rPr>
+                <w:rFonts w:ascii="Consolas" w:hAnsi="Consolas"/>
+                <w:szCs w:val="20"/>
+              </w:rPr>
+              <w:t>b:Book</w:t>
             </w:r>
             <w:proofErr w:type="spellEnd"/>
-            <w:r>
-              <w:rPr>
-                <w:rFonts w:ascii="Consolas" w:hAnsi="Consolas"/>
-                <w:szCs w:val="20"/>
-              </w:rPr>
-              <w:t xml:space="preserve"> foo[</w:t>
-            </w:r>
-            <w:proofErr w:type="spellStart"/>
-            <w:r>
-              <w:rPr>
-                <w:rFonts w:ascii="Consolas" w:hAnsi="Consolas"/>
-                <w:szCs w:val="20"/>
-              </w:rPr>
-              <w:t>b:Book</w:t>
-            </w:r>
-            <w:proofErr w:type="spellEnd"/>
+            <w:proofErr w:type="gramEnd"/>
             <w:r>
               <w:rPr>
                 <w:rFonts w:ascii="Consolas" w:hAnsi="Consolas"/>
@@ -15408,7 +16454,6 @@
               <w:bottom w:val="single" w:sz="2" w:space="0" w:color="000000"/>
               <w:right w:val="single" w:sz="2" w:space="0" w:color="000000"/>
             </w:tcBorders>
-            <w:shd w:val="clear" w:color="auto" w:fill="auto"/>
             <w:tcMar>
               <w:left w:w="54" w:type="dxa"/>
             </w:tcMar>
@@ -15539,7 +16584,6 @@
               <w:bottom w:val="single" w:sz="4" w:space="0" w:color="auto"/>
               <w:right w:val="single" w:sz="4" w:space="0" w:color="auto"/>
             </w:tcBorders>
-            <w:shd w:val="clear" w:color="auto" w:fill="auto"/>
             <w:tcMar>
               <w:left w:w="54" w:type="dxa"/>
             </w:tcMar>
@@ -15679,7 +16723,6 @@
               <w:bottom w:val="single" w:sz="4" w:space="0" w:color="auto"/>
               <w:right w:val="single" w:sz="4" w:space="0" w:color="auto"/>
             </w:tcBorders>
-            <w:shd w:val="clear" w:color="auto" w:fill="auto"/>
             <w:tcMar>
               <w:left w:w="54" w:type="dxa"/>
             </w:tcMar>
@@ -15697,7 +16740,21 @@
               <w:rPr>
                 <w:szCs w:val="20"/>
               </w:rPr>
-              <w:t>Find counter-examples violating the assertion</w:t>
+              <w:t xml:space="preserve">Find </w:t>
+            </w:r>
+            <w:proofErr w:type="gramStart"/>
+            <w:r>
+              <w:rPr>
+                <w:szCs w:val="20"/>
+              </w:rPr>
+              <w:t>counter-examples</w:t>
+            </w:r>
+            <w:proofErr w:type="gramEnd"/>
+            <w:r>
+              <w:rPr>
+                <w:szCs w:val="20"/>
+              </w:rPr>
+              <w:t xml:space="preserve"> violating the assertion</w:t>
             </w:r>
             <w:r>
               <w:rPr>
@@ -15768,7 +16825,6 @@
               <w:bottom w:val="single" w:sz="2" w:space="0" w:color="000000"/>
               <w:right w:val="nil"/>
             </w:tcBorders>
-            <w:shd w:val="clear" w:color="auto" w:fill="auto"/>
             <w:tcMar>
               <w:left w:w="54" w:type="dxa"/>
             </w:tcMar>
@@ -15874,7 +16930,6 @@
               <w:bottom w:val="single" w:sz="2" w:space="0" w:color="000000"/>
               <w:right w:val="single" w:sz="2" w:space="0" w:color="000000"/>
             </w:tcBorders>
-            <w:shd w:val="clear" w:color="auto" w:fill="auto"/>
             <w:tcMar>
               <w:left w:w="54" w:type="dxa"/>
             </w:tcMar>
@@ -15918,7 +16973,6 @@
               </w:rPr>
               <w:t>nom_check</w:t>
             </w:r>
-            <w:proofErr w:type="spellEnd"/>
           </w:p>
         </w:tc>
         <w:tc>
@@ -15953,7 +17007,6 @@
               <w:bottom w:val="single" w:sz="2" w:space="0" w:color="000000"/>
               <w:right w:val="nil"/>
             </w:tcBorders>
-            <w:shd w:val="clear" w:color="auto" w:fill="auto"/>
             <w:tcMar>
               <w:left w:w="54" w:type="dxa"/>
             </w:tcMar>
@@ -15973,7 +17026,15 @@
                 <w:rFonts w:ascii="Consolas" w:hAnsi="Consolas"/>
                 <w:szCs w:val="20"/>
               </w:rPr>
-              <w:t>check {</w:t>
+              <w:t>check</w:t>
+            </w:r>
+            <w:proofErr w:type="spellEnd"/>
+            <w:r>
+              <w:rPr>
+                <w:rFonts w:ascii="Consolas" w:hAnsi="Consolas"/>
+                <w:szCs w:val="20"/>
+              </w:rPr>
+              <w:t xml:space="preserve"> {</w:t>
             </w:r>
             <w:proofErr w:type="spellStart"/>
             <w:r>
@@ -16032,7 +17093,6 @@
               <w:bottom w:val="single" w:sz="2" w:space="0" w:color="000000"/>
               <w:right w:val="single" w:sz="2" w:space="0" w:color="000000"/>
             </w:tcBorders>
-            <w:shd w:val="clear" w:color="auto" w:fill="auto"/>
             <w:tcMar>
               <w:left w:w="54" w:type="dxa"/>
             </w:tcMar>
@@ -16482,6 +17542,7 @@
                 <w:szCs w:val="20"/>
               </w:rPr>
             </w:pPr>
+            <w:proofErr w:type="gramStart"/>
             <w:r>
               <w:rPr>
                 <w:rFonts w:ascii="Consolas" w:hAnsi="Consolas"/>
@@ -16498,14 +17559,23 @@
                 <w:bCs/>
                 <w:szCs w:val="20"/>
               </w:rPr>
-              <w:t xml:space="preserve">, </w:t>
-            </w:r>
-            <w:r>
-              <w:rPr>
-                <w:rFonts w:ascii="Consolas" w:hAnsi="Consolas"/>
+              <w:t>,</w:t>
+            </w:r>
+            <w:proofErr w:type="gramEnd"/>
+            <w:r>
+              <w:rPr>
                 <w:bCs/>
                 <w:szCs w:val="20"/>
               </w:rPr>
+              <w:t xml:space="preserve"> </w:t>
+            </w:r>
+            <w:proofErr w:type="gramStart"/>
+            <w:r>
+              <w:rPr>
+                <w:rFonts w:ascii="Consolas" w:hAnsi="Consolas"/>
+                <w:bCs/>
+                <w:szCs w:val="20"/>
+              </w:rPr>
               <w:t>some</w:t>
             </w:r>
             <w:r>
@@ -16516,14 +17586,23 @@
                 <w:bCs/>
                 <w:szCs w:val="20"/>
               </w:rPr>
-              <w:t xml:space="preserve">, </w:t>
-            </w:r>
-            <w:r>
-              <w:rPr>
-                <w:rFonts w:ascii="Consolas" w:hAnsi="Consolas"/>
+              <w:t>,</w:t>
+            </w:r>
+            <w:proofErr w:type="gramEnd"/>
+            <w:r>
+              <w:rPr>
                 <w:bCs/>
                 <w:szCs w:val="20"/>
               </w:rPr>
+              <w:t xml:space="preserve"> </w:t>
+            </w:r>
+            <w:proofErr w:type="gramStart"/>
+            <w:r>
+              <w:rPr>
+                <w:rFonts w:ascii="Consolas" w:hAnsi="Consolas"/>
+                <w:bCs/>
+                <w:szCs w:val="20"/>
+              </w:rPr>
               <w:t>lone</w:t>
             </w:r>
             <w:r>
@@ -16534,14 +17613,23 @@
                 <w:bCs/>
                 <w:szCs w:val="20"/>
               </w:rPr>
-              <w:t xml:space="preserve">, </w:t>
-            </w:r>
-            <w:r>
-              <w:rPr>
-                <w:rFonts w:ascii="Consolas" w:hAnsi="Consolas"/>
+              <w:t>,</w:t>
+            </w:r>
+            <w:proofErr w:type="gramEnd"/>
+            <w:r>
+              <w:rPr>
                 <w:bCs/>
                 <w:szCs w:val="20"/>
               </w:rPr>
+              <w:t xml:space="preserve"> </w:t>
+            </w:r>
+            <w:proofErr w:type="gramStart"/>
+            <w:r>
+              <w:rPr>
+                <w:rFonts w:ascii="Consolas" w:hAnsi="Consolas"/>
+                <w:bCs/>
+                <w:szCs w:val="20"/>
+              </w:rPr>
               <w:t>one</w:t>
             </w:r>
             <w:r>
@@ -16552,14 +17640,22 @@
                 <w:bCs/>
                 <w:szCs w:val="20"/>
               </w:rPr>
-              <w:t xml:space="preserve">, </w:t>
-            </w:r>
-            <w:r>
-              <w:rPr>
-                <w:rFonts w:ascii="Consolas" w:hAnsi="Consolas"/>
+              <w:t>,</w:t>
+            </w:r>
+            <w:proofErr w:type="gramEnd"/>
+            <w:r>
+              <w:rPr>
                 <w:bCs/>
                 <w:szCs w:val="20"/>
               </w:rPr>
+              <w:t xml:space="preserve"> </w:t>
+            </w:r>
+            <w:r>
+              <w:rPr>
+                <w:rFonts w:ascii="Consolas" w:hAnsi="Consolas"/>
+                <w:bCs/>
+                <w:szCs w:val="20"/>
+              </w:rPr>
               <w:t>set</w:t>
             </w:r>
           </w:p>
@@ -16571,6 +17667,7 @@
                 <w:szCs w:val="20"/>
               </w:rPr>
             </w:pPr>
+            <w:proofErr w:type="gramStart"/>
             <w:r>
               <w:rPr>
                 <w:rFonts w:ascii="Consolas" w:hAnsi="Consolas"/>
@@ -16585,6 +17682,7 @@
             <w:r>
               <w:t>,</w:t>
             </w:r>
+            <w:proofErr w:type="gramEnd"/>
             <w:r>
               <w:rPr>
                 <w:bCs/>
@@ -16609,6 +17707,7 @@
                 <w:szCs w:val="20"/>
               </w:rPr>
             </w:pPr>
+            <w:proofErr w:type="gramStart"/>
             <w:r>
               <w:rPr>
                 <w:rFonts w:ascii="Consolas" w:hAnsi="Consolas"/>
@@ -16630,14 +17729,23 @@
                 <w:bCs/>
                 <w:szCs w:val="20"/>
               </w:rPr>
-              <w:t xml:space="preserve">, </w:t>
-            </w:r>
-            <w:r>
-              <w:rPr>
-                <w:rFonts w:ascii="Consolas" w:hAnsi="Consolas"/>
+              <w:t>,</w:t>
+            </w:r>
+            <w:proofErr w:type="gramEnd"/>
+            <w:r>
+              <w:rPr>
                 <w:bCs/>
                 <w:szCs w:val="20"/>
               </w:rPr>
+              <w:t xml:space="preserve"> </w:t>
+            </w:r>
+            <w:proofErr w:type="gramStart"/>
+            <w:r>
+              <w:rPr>
+                <w:rFonts w:ascii="Consolas" w:hAnsi="Consolas"/>
+                <w:bCs/>
+                <w:szCs w:val="20"/>
+              </w:rPr>
               <w:t>=</w:t>
             </w:r>
             <w:r>
@@ -16653,14 +17761,23 @@
                 <w:bCs/>
                 <w:szCs w:val="20"/>
               </w:rPr>
-              <w:t xml:space="preserve">, </w:t>
-            </w:r>
-            <w:r>
-              <w:rPr>
-                <w:rFonts w:ascii="Consolas" w:hAnsi="Consolas"/>
+              <w:t>,</w:t>
+            </w:r>
+            <w:proofErr w:type="gramEnd"/>
+            <w:r>
+              <w:rPr>
                 <w:bCs/>
                 <w:szCs w:val="20"/>
               </w:rPr>
+              <w:t xml:space="preserve"> </w:t>
+            </w:r>
+            <w:proofErr w:type="gramStart"/>
+            <w:r>
+              <w:rPr>
+                <w:rFonts w:ascii="Consolas" w:hAnsi="Consolas"/>
+                <w:bCs/>
+                <w:szCs w:val="20"/>
+              </w:rPr>
               <w:t>&lt;</w:t>
             </w:r>
             <w:r>
@@ -16676,14 +17793,23 @@
                 <w:bCs/>
                 <w:szCs w:val="20"/>
               </w:rPr>
-              <w:t xml:space="preserve">, </w:t>
-            </w:r>
-            <w:r>
-              <w:rPr>
-                <w:rFonts w:ascii="Consolas" w:hAnsi="Consolas"/>
+              <w:t>,</w:t>
+            </w:r>
+            <w:proofErr w:type="gramEnd"/>
+            <w:r>
+              <w:rPr>
                 <w:bCs/>
                 <w:szCs w:val="20"/>
               </w:rPr>
+              <w:t xml:space="preserve"> </w:t>
+            </w:r>
+            <w:proofErr w:type="gramStart"/>
+            <w:r>
+              <w:rPr>
+                <w:rFonts w:ascii="Consolas" w:hAnsi="Consolas"/>
+                <w:bCs/>
+                <w:szCs w:val="20"/>
+              </w:rPr>
               <w:t>&gt;</w:t>
             </w:r>
             <w:r>
@@ -16699,14 +17825,23 @@
                 <w:bCs/>
                 <w:szCs w:val="20"/>
               </w:rPr>
-              <w:t xml:space="preserve">, </w:t>
-            </w:r>
-            <w:r>
-              <w:rPr>
-                <w:rFonts w:ascii="Consolas" w:hAnsi="Consolas"/>
+              <w:t>,</w:t>
+            </w:r>
+            <w:proofErr w:type="gramEnd"/>
+            <w:r>
+              <w:rPr>
                 <w:bCs/>
                 <w:szCs w:val="20"/>
               </w:rPr>
+              <w:t xml:space="preserve"> </w:t>
+            </w:r>
+            <w:proofErr w:type="gramStart"/>
+            <w:r>
+              <w:rPr>
+                <w:rFonts w:ascii="Consolas" w:hAnsi="Consolas"/>
+                <w:bCs/>
+                <w:szCs w:val="20"/>
+              </w:rPr>
               <w:t>=</w:t>
             </w:r>
             <w:r>
@@ -16722,15 +17857,15 @@
                 <w:bCs/>
                 <w:szCs w:val="20"/>
               </w:rPr>
-              <w:t xml:space="preserve">, </w:t>
-            </w:r>
-            <w:r>
-              <w:rPr>
-                <w:rFonts w:ascii="Consolas" w:hAnsi="Consolas"/>
+              <w:t>,</w:t>
+            </w:r>
+            <w:proofErr w:type="gramEnd"/>
+            <w:r>
+              <w:rPr>
                 <w:bCs/>
                 <w:szCs w:val="20"/>
               </w:rPr>
-              <w:t>=&lt;</w:t>
+              <w:t xml:space="preserve"> </w:t>
             </w:r>
             <w:r>
               <w:rPr>
@@ -16738,6 +17873,23 @@
                 <w:bCs/>
                 <w:szCs w:val="20"/>
               </w:rPr>
+              <w:t>=</w:t>
+            </w:r>
+            <w:proofErr w:type="gramStart"/>
+            <w:r>
+              <w:rPr>
+                <w:rFonts w:ascii="Consolas" w:hAnsi="Consolas"/>
+                <w:bCs/>
+                <w:szCs w:val="20"/>
+              </w:rPr>
+              <w:t>&lt;</w:t>
+            </w:r>
+            <w:r>
+              <w:rPr>
+                <w:rFonts w:ascii="Consolas" w:hAnsi="Consolas"/>
+                <w:bCs/>
+                <w:szCs w:val="20"/>
+              </w:rPr>
               <w:t xml:space="preserve"> </w:t>
             </w:r>
             <w:r>
@@ -16745,14 +17897,22 @@
                 <w:bCs/>
                 <w:szCs w:val="20"/>
               </w:rPr>
-              <w:t xml:space="preserve">, </w:t>
-            </w:r>
-            <w:r>
-              <w:rPr>
-                <w:rFonts w:ascii="Consolas" w:hAnsi="Consolas"/>
+              <w:t>,</w:t>
+            </w:r>
+            <w:proofErr w:type="gramEnd"/>
+            <w:r>
+              <w:rPr>
                 <w:bCs/>
                 <w:szCs w:val="20"/>
               </w:rPr>
+              <w:t xml:space="preserve"> </w:t>
+            </w:r>
+            <w:r>
+              <w:rPr>
+                <w:rFonts w:ascii="Consolas" w:hAnsi="Consolas"/>
+                <w:bCs/>
+                <w:szCs w:val="20"/>
+              </w:rPr>
               <w:t>=&gt;</w:t>
             </w:r>
           </w:p>
@@ -16769,6 +17929,7 @@
                 <w:szCs w:val="20"/>
               </w:rPr>
             </w:pPr>
+            <w:proofErr w:type="gramStart"/>
             <w:r>
               <w:rPr>
                 <w:rFonts w:ascii="Consolas" w:hAnsi="Consolas"/>
@@ -16789,14 +17950,22 @@
                 <w:bCs/>
                 <w:szCs w:val="20"/>
               </w:rPr>
-              <w:t xml:space="preserve">, </w:t>
-            </w:r>
-            <w:r>
-              <w:rPr>
-                <w:rFonts w:ascii="Consolas" w:hAnsi="Consolas"/>
+              <w:t>,</w:t>
+            </w:r>
+            <w:proofErr w:type="gramEnd"/>
+            <w:r>
+              <w:rPr>
                 <w:bCs/>
                 <w:szCs w:val="20"/>
               </w:rPr>
+              <w:t xml:space="preserve"> </w:t>
+            </w:r>
+            <w:r>
+              <w:rPr>
+                <w:rFonts w:ascii="Consolas" w:hAnsi="Consolas"/>
+                <w:bCs/>
+                <w:szCs w:val="20"/>
+              </w:rPr>
               <w:t>not</w:t>
             </w:r>
           </w:p>
@@ -16814,13 +17983,22 @@
                 <w:bCs/>
                 <w:szCs w:val="20"/>
               </w:rPr>
-              <w:t>&amp;&amp;</w:t>
-            </w:r>
-            <w:r>
-              <w:rPr>
+              <w:t>&amp;</w:t>
+            </w:r>
+            <w:proofErr w:type="gramStart"/>
+            <w:r>
+              <w:rPr>
+                <w:rFonts w:ascii="Consolas" w:hAnsi="Consolas"/>
                 <w:bCs/>
                 <w:szCs w:val="20"/>
               </w:rPr>
+              <w:t>&amp;</w:t>
+            </w:r>
+            <w:r>
+              <w:rPr>
+                <w:bCs/>
+                <w:szCs w:val="20"/>
+              </w:rPr>
               <w:t xml:space="preserve"> </w:t>
             </w:r>
             <w:r>
@@ -16830,6 +18008,7 @@
               </w:rPr>
               <w:t>,</w:t>
             </w:r>
+            <w:proofErr w:type="gramEnd"/>
             <w:r>
               <w:rPr>
                 <w:bCs/>
@@ -16860,7 +18039,16 @@
                 <w:bCs/>
                 <w:szCs w:val="20"/>
               </w:rPr>
-              <w:t>=&gt;</w:t>
+              <w:t>=</w:t>
+            </w:r>
+            <w:proofErr w:type="gramStart"/>
+            <w:r>
+              <w:rPr>
+                <w:rFonts w:ascii="Consolas" w:hAnsi="Consolas"/>
+                <w:bCs/>
+                <w:szCs w:val="20"/>
+              </w:rPr>
+              <w:t>&gt;</w:t>
             </w:r>
             <w:r>
               <w:t xml:space="preserve"> </w:t>
@@ -16870,14 +18058,23 @@
                 <w:bCs/>
                 <w:szCs w:val="20"/>
               </w:rPr>
-              <w:t xml:space="preserve">, </w:t>
-            </w:r>
-            <w:r>
-              <w:rPr>
-                <w:rFonts w:ascii="Consolas" w:hAnsi="Consolas"/>
+              <w:t>,</w:t>
+            </w:r>
+            <w:proofErr w:type="gramEnd"/>
+            <w:r>
+              <w:rPr>
                 <w:bCs/>
                 <w:szCs w:val="20"/>
               </w:rPr>
+              <w:t xml:space="preserve"> </w:t>
+            </w:r>
+            <w:proofErr w:type="gramStart"/>
+            <w:r>
+              <w:rPr>
+                <w:rFonts w:ascii="Consolas" w:hAnsi="Consolas"/>
+                <w:bCs/>
+                <w:szCs w:val="20"/>
+              </w:rPr>
               <w:t>implies</w:t>
             </w:r>
             <w:r>
@@ -16888,14 +18085,22 @@
                 <w:bCs/>
                 <w:szCs w:val="20"/>
               </w:rPr>
-              <w:t xml:space="preserve">, </w:t>
-            </w:r>
-            <w:r>
-              <w:rPr>
-                <w:rFonts w:ascii="Consolas" w:hAnsi="Consolas"/>
+              <w:t>,</w:t>
+            </w:r>
+            <w:proofErr w:type="gramEnd"/>
+            <w:r>
+              <w:rPr>
                 <w:bCs/>
                 <w:szCs w:val="20"/>
               </w:rPr>
+              <w:t xml:space="preserve"> </w:t>
+            </w:r>
+            <w:r>
+              <w:rPr>
+                <w:rFonts w:ascii="Consolas" w:hAnsi="Consolas"/>
+                <w:bCs/>
+                <w:szCs w:val="20"/>
+              </w:rPr>
               <w:t>else</w:t>
             </w:r>
           </w:p>
@@ -16914,7 +18119,16 @@
                 <w:bCs/>
                 <w:szCs w:val="20"/>
               </w:rPr>
-              <w:t>&lt;=&gt;</w:t>
+              <w:t>&lt;=</w:t>
+            </w:r>
+            <w:proofErr w:type="gramStart"/>
+            <w:r>
+              <w:rPr>
+                <w:rFonts w:ascii="Consolas" w:hAnsi="Consolas"/>
+                <w:bCs/>
+                <w:szCs w:val="20"/>
+              </w:rPr>
+              <w:t>&gt;</w:t>
             </w:r>
             <w:r>
               <w:t xml:space="preserve"> </w:t>
@@ -16924,7 +18138,15 @@
                 <w:bCs/>
                 <w:szCs w:val="20"/>
               </w:rPr>
-              <w:t xml:space="preserve">, </w:t>
+              <w:t>,</w:t>
+            </w:r>
+            <w:proofErr w:type="gramEnd"/>
+            <w:r>
+              <w:rPr>
+                <w:bCs/>
+                <w:szCs w:val="20"/>
+              </w:rPr>
+              <w:t xml:space="preserve"> </w:t>
             </w:r>
             <w:proofErr w:type="spellStart"/>
             <w:r>
@@ -16951,13 +18173,22 @@
                 <w:bCs/>
                 <w:szCs w:val="20"/>
               </w:rPr>
-              <w:t>||</w:t>
-            </w:r>
-            <w:r>
-              <w:rPr>
+              <w:t>|</w:t>
+            </w:r>
+            <w:proofErr w:type="gramStart"/>
+            <w:r>
+              <w:rPr>
+                <w:rFonts w:ascii="Consolas" w:hAnsi="Consolas"/>
                 <w:bCs/>
                 <w:szCs w:val="20"/>
               </w:rPr>
+              <w:t>|</w:t>
+            </w:r>
+            <w:r>
+              <w:rPr>
+                <w:bCs/>
+                <w:szCs w:val="20"/>
+              </w:rPr>
               <w:t xml:space="preserve"> </w:t>
             </w:r>
             <w:r>
@@ -16967,6 +18198,7 @@
               </w:rPr>
               <w:t>,</w:t>
             </w:r>
+            <w:proofErr w:type="gramEnd"/>
             <w:r>
               <w:rPr>
                 <w:bCs/>
@@ -16991,6 +18223,7 @@
                 <w:szCs w:val="20"/>
               </w:rPr>
             </w:pPr>
+            <w:proofErr w:type="gramStart"/>
             <w:r>
               <w:rPr>
                 <w:rFonts w:ascii="Consolas" w:hAnsi="Consolas"/>
@@ -17007,14 +18240,23 @@
                 <w:bCs/>
                 <w:szCs w:val="20"/>
               </w:rPr>
-              <w:t xml:space="preserve">, </w:t>
-            </w:r>
-            <w:r>
-              <w:rPr>
-                <w:rFonts w:ascii="Consolas" w:hAnsi="Consolas"/>
+              <w:t>,</w:t>
+            </w:r>
+            <w:proofErr w:type="gramEnd"/>
+            <w:r>
+              <w:rPr>
                 <w:bCs/>
                 <w:szCs w:val="20"/>
               </w:rPr>
+              <w:t xml:space="preserve"> </w:t>
+            </w:r>
+            <w:proofErr w:type="gramStart"/>
+            <w:r>
+              <w:rPr>
+                <w:rFonts w:ascii="Consolas" w:hAnsi="Consolas"/>
+                <w:bCs/>
+                <w:szCs w:val="20"/>
+              </w:rPr>
               <w:t>no</w:t>
             </w:r>
             <w:r>
@@ -17025,14 +18267,23 @@
                 <w:bCs/>
                 <w:szCs w:val="20"/>
               </w:rPr>
-              <w:t xml:space="preserve">, </w:t>
-            </w:r>
-            <w:r>
-              <w:rPr>
-                <w:rFonts w:ascii="Consolas" w:hAnsi="Consolas"/>
+              <w:t>,</w:t>
+            </w:r>
+            <w:proofErr w:type="gramEnd"/>
+            <w:r>
+              <w:rPr>
                 <w:bCs/>
                 <w:szCs w:val="20"/>
               </w:rPr>
+              <w:t xml:space="preserve"> </w:t>
+            </w:r>
+            <w:proofErr w:type="gramStart"/>
+            <w:r>
+              <w:rPr>
+                <w:rFonts w:ascii="Consolas" w:hAnsi="Consolas"/>
+                <w:bCs/>
+                <w:szCs w:val="20"/>
+              </w:rPr>
               <w:t>some</w:t>
             </w:r>
             <w:r>
@@ -17043,14 +18294,23 @@
                 <w:bCs/>
                 <w:szCs w:val="20"/>
               </w:rPr>
-              <w:t xml:space="preserve">, </w:t>
-            </w:r>
-            <w:r>
-              <w:rPr>
-                <w:rFonts w:ascii="Consolas" w:hAnsi="Consolas"/>
+              <w:t>,</w:t>
+            </w:r>
+            <w:proofErr w:type="gramEnd"/>
+            <w:r>
+              <w:rPr>
                 <w:bCs/>
                 <w:szCs w:val="20"/>
               </w:rPr>
+              <w:t xml:space="preserve"> </w:t>
+            </w:r>
+            <w:proofErr w:type="gramStart"/>
+            <w:r>
+              <w:rPr>
+                <w:rFonts w:ascii="Consolas" w:hAnsi="Consolas"/>
+                <w:bCs/>
+                <w:szCs w:val="20"/>
+              </w:rPr>
               <w:t>lone</w:t>
             </w:r>
             <w:r>
@@ -17061,14 +18321,23 @@
                 <w:bCs/>
                 <w:szCs w:val="20"/>
               </w:rPr>
-              <w:t xml:space="preserve">, </w:t>
-            </w:r>
-            <w:r>
-              <w:rPr>
-                <w:rFonts w:ascii="Consolas" w:hAnsi="Consolas"/>
+              <w:t>,</w:t>
+            </w:r>
+            <w:proofErr w:type="gramEnd"/>
+            <w:r>
+              <w:rPr>
                 <w:bCs/>
                 <w:szCs w:val="20"/>
               </w:rPr>
+              <w:t xml:space="preserve"> </w:t>
+            </w:r>
+            <w:proofErr w:type="gramStart"/>
+            <w:r>
+              <w:rPr>
+                <w:rFonts w:ascii="Consolas" w:hAnsi="Consolas"/>
+                <w:bCs/>
+                <w:szCs w:val="20"/>
+              </w:rPr>
               <w:t>one</w:t>
             </w:r>
             <w:r>
@@ -17085,6 +18354,7 @@
               </w:rPr>
               <w:t>,</w:t>
             </w:r>
+            <w:proofErr w:type="gramEnd"/>
             <w:r>
               <w:rPr>
                 <w:bCs/>
@@ -17155,7 +18425,23 @@
           <w:bCs/>
           <w:szCs w:val="20"/>
         </w:rPr>
-        <w:t xml:space="preserve"> with the exception of implica</w:t>
+        <w:t xml:space="preserve"> </w:t>
+      </w:r>
+      <w:proofErr w:type="gramStart"/>
+      <w:r>
+        <w:rPr>
+          <w:bCs/>
+          <w:szCs w:val="20"/>
+        </w:rPr>
+        <w:t>with the exception of</w:t>
+      </w:r>
+      <w:proofErr w:type="gramEnd"/>
+      <w:r>
+        <w:rPr>
+          <w:bCs/>
+          <w:szCs w:val="20"/>
+        </w:rPr>
+        <w:t xml:space="preserve"> implica</w:t>
       </w:r>
       <w:r>
         <w:rPr>
@@ -17270,7 +18556,7 @@
 </file>
 
 <file path=word/endnotes.xml><?xml version="1.0" encoding="utf-8"?>
-<w:endnotes xmlns:wpc="http://schemas.microsoft.com/office/word/2010/wordprocessingCanvas" xmlns:cx="http://schemas.microsoft.com/office/drawing/2014/chartex" xmlns:cx1="http://schemas.microsoft.com/office/drawing/2015/9/8/chartex" xmlns:cx2="http://schemas.microsoft.com/office/drawing/2015/10/21/chartex" xmlns:cx3="http://schemas.microsoft.com/office/drawing/2016/5/9/chartex" xmlns:cx4="http://schemas.microsoft.com/office/drawing/2016/5/10/chartex" xmlns:cx5="http://schemas.microsoft.com/office/drawing/2016/5/11/chartex" xmlns:cx6="http://schemas.microsoft.com/office/drawing/2016/5/12/chartex" xmlns:cx7="http://schemas.microsoft.com/office/drawing/2016/5/13/chartex" xmlns:cx8="http://schemas.microsoft.com/office/drawing/2016/5/14/chartex" xmlns:mc="http://schemas.openxmlformats.org/markup-compatibility/2006" xmlns:aink="http://schemas.microsoft.com/office/drawing/2016/ink" xmlns:am3d="http://schemas.microsoft.com/office/drawing/2017/model3d" xmlns:o="urn:schemas-microsoft-com:office:office" xmlns:r="http://schemas.openxmlformats.org/officeDocument/2006/relationships" xmlns:m="http://schemas.openxmlformats.org/officeDocument/2006/math" xmlns:v="urn:schemas-microsoft-com:vml" xmlns:wp14="http://schemas.microsoft.com/office/word/2010/wordprocessingDrawing" xmlns:wp="http://schemas.openxmlformats.org/drawingml/2006/wordprocessingDrawing" xmlns:w10="urn:schemas-microsoft-com:office:word" xmlns:w="http://schemas.openxmlformats.org/wordprocessingml/2006/main" xmlns:w14="http://schemas.microsoft.com/office/word/2010/wordml" xmlns:w15="http://schemas.microsoft.com/office/word/2012/wordml" xmlns:w16cex="http://schemas.microsoft.com/office/word/2018/wordml/cex" xmlns:w16cid="http://schemas.microsoft.com/office/word/2016/wordml/cid" xmlns:w16="http://schemas.microsoft.com/office/word/2018/wordml" xmlns:w16sdtdh="http://schemas.microsoft.com/office/word/2020/wordml/sdtdatahash" xmlns:w16se="http://schemas.microsoft.com/office/word/2015/wordml/symex" xmlns:wpg="http://schemas.microsoft.com/office/word/2010/wordprocessingGroup" xmlns:wpi="http://schemas.microsoft.com/office/word/2010/wordprocessingInk" xmlns:wne="http://schemas.microsoft.com/office/word/2006/wordml" xmlns:wps="http://schemas.microsoft.com/office/word/2010/wordprocessingShape" mc:Ignorable="w14 w15 w16se w16cid w16 w16cex w16sdtdh wp14">
+<w:endnotes xmlns:wpc="http://schemas.microsoft.com/office/word/2010/wordprocessingCanvas" xmlns:cx="http://schemas.microsoft.com/office/drawing/2014/chartex" xmlns:cx1="http://schemas.microsoft.com/office/drawing/2015/9/8/chartex" xmlns:cx2="http://schemas.microsoft.com/office/drawing/2015/10/21/chartex" xmlns:cx3="http://schemas.microsoft.com/office/drawing/2016/5/9/chartex" xmlns:cx4="http://schemas.microsoft.com/office/drawing/2016/5/10/chartex" xmlns:cx5="http://schemas.microsoft.com/office/drawing/2016/5/11/chartex" xmlns:cx6="http://schemas.microsoft.com/office/drawing/2016/5/12/chartex" xmlns:cx7="http://schemas.microsoft.com/office/drawing/2016/5/13/chartex" xmlns:cx8="http://schemas.microsoft.com/office/drawing/2016/5/14/chartex" xmlns:mc="http://schemas.openxmlformats.org/markup-compatibility/2006" xmlns:aink="http://schemas.microsoft.com/office/drawing/2016/ink" xmlns:am3d="http://schemas.microsoft.com/office/drawing/2017/model3d" xmlns:o="urn:schemas-microsoft-com:office:office" xmlns:oel="http://schemas.microsoft.com/office/2019/extlst" xmlns:r="http://schemas.openxmlformats.org/officeDocument/2006/relationships" xmlns:m="http://schemas.openxmlformats.org/officeDocument/2006/math" xmlns:v="urn:schemas-microsoft-com:vml" xmlns:wp14="http://schemas.microsoft.com/office/word/2010/wordprocessingDrawing" xmlns:wp="http://schemas.openxmlformats.org/drawingml/2006/wordprocessingDrawing" xmlns:w10="urn:schemas-microsoft-com:office:word" xmlns:w="http://schemas.openxmlformats.org/wordprocessingml/2006/main" xmlns:w14="http://schemas.microsoft.com/office/word/2010/wordml" xmlns:w15="http://schemas.microsoft.com/office/word/2012/wordml" xmlns:w16cex="http://schemas.microsoft.com/office/word/2018/wordml/cex" xmlns:w16cid="http://schemas.microsoft.com/office/word/2016/wordml/cid" xmlns:w16="http://schemas.microsoft.com/office/word/2018/wordml" xmlns:w16du="http://schemas.microsoft.com/office/word/2023/wordml/word16du" xmlns:w16sdtdh="http://schemas.microsoft.com/office/word/2020/wordml/sdtdatahash" xmlns:w16sdtfl="http://schemas.microsoft.com/office/word/2024/wordml/sdtformatlock" xmlns:w16se="http://schemas.microsoft.com/office/word/2015/wordml/symex" xmlns:wpg="http://schemas.microsoft.com/office/word/2010/wordprocessingGroup" xmlns:wpi="http://schemas.microsoft.com/office/word/2010/wordprocessingInk" xmlns:wne="http://schemas.microsoft.com/office/word/2006/wordml" xmlns:wps="http://schemas.microsoft.com/office/word/2010/wordprocessingShape" mc:Ignorable="w14 w15 w16se w16cid w16 w16cex w16sdtdh w16sdtfl w16du wp14">
   <w:endnote w:type="separator" w:id="-1">
     <w:p>
       <w:r>
@@ -17289,7 +18575,7 @@
 </file>
 
 <file path=word/footer1.xml><?xml version="1.0" encoding="utf-8"?>
-<w:ftr xmlns:wpc="http://schemas.microsoft.com/office/word/2010/wordprocessingCanvas" xmlns:cx="http://schemas.microsoft.com/office/drawing/2014/chartex" xmlns:cx1="http://schemas.microsoft.com/office/drawing/2015/9/8/chartex" xmlns:cx2="http://schemas.microsoft.com/office/drawing/2015/10/21/chartex" xmlns:cx3="http://schemas.microsoft.com/office/drawing/2016/5/9/chartex" xmlns:cx4="http://schemas.microsoft.com/office/drawing/2016/5/10/chartex" xmlns:cx5="http://schemas.microsoft.com/office/drawing/2016/5/11/chartex" xmlns:cx6="http://schemas.microsoft.com/office/drawing/2016/5/12/chartex" xmlns:cx7="http://schemas.microsoft.com/office/drawing/2016/5/13/chartex" xmlns:cx8="http://schemas.microsoft.com/office/drawing/2016/5/14/chartex" xmlns:mc="http://schemas.openxmlformats.org/markup-compatibility/2006" xmlns:aink="http://schemas.microsoft.com/office/drawing/2016/ink" xmlns:am3d="http://schemas.microsoft.com/office/drawing/2017/model3d" xmlns:o="urn:schemas-microsoft-com:office:office" xmlns:r="http://schemas.openxmlformats.org/officeDocument/2006/relationships" xmlns:m="http://schemas.openxmlformats.org/officeDocument/2006/math" xmlns:v="urn:schemas-microsoft-com:vml" xmlns:wp14="http://schemas.microsoft.com/office/word/2010/wordprocessingDrawing" xmlns:wp="http://schemas.openxmlformats.org/drawingml/2006/wordprocessingDrawing" xmlns:w10="urn:schemas-microsoft-com:office:word" xmlns:w="http://schemas.openxmlformats.org/wordprocessingml/2006/main" xmlns:w14="http://schemas.microsoft.com/office/word/2010/wordml" xmlns:w15="http://schemas.microsoft.com/office/word/2012/wordml" xmlns:w16cex="http://schemas.microsoft.com/office/word/2018/wordml/cex" xmlns:w16cid="http://schemas.microsoft.com/office/word/2016/wordml/cid" xmlns:w16="http://schemas.microsoft.com/office/word/2018/wordml" xmlns:w16sdtdh="http://schemas.microsoft.com/office/word/2020/wordml/sdtdatahash" xmlns:w16se="http://schemas.microsoft.com/office/word/2015/wordml/symex" xmlns:wpg="http://schemas.microsoft.com/office/word/2010/wordprocessingGroup" xmlns:wpi="http://schemas.microsoft.com/office/word/2010/wordprocessingInk" xmlns:wne="http://schemas.microsoft.com/office/word/2006/wordml" xmlns:wps="http://schemas.microsoft.com/office/word/2010/wordprocessingShape" mc:Ignorable="w14 w15 w16se w16cid w16 w16cex w16sdtdh wp14">
+<w:ftr xmlns:wpc="http://schemas.microsoft.com/office/word/2010/wordprocessingCanvas" xmlns:cx="http://schemas.microsoft.com/office/drawing/2014/chartex" xmlns:cx1="http://schemas.microsoft.com/office/drawing/2015/9/8/chartex" xmlns:cx2="http://schemas.microsoft.com/office/drawing/2015/10/21/chartex" xmlns:cx3="http://schemas.microsoft.com/office/drawing/2016/5/9/chartex" xmlns:cx4="http://schemas.microsoft.com/office/drawing/2016/5/10/chartex" xmlns:cx5="http://schemas.microsoft.com/office/drawing/2016/5/11/chartex" xmlns:cx6="http://schemas.microsoft.com/office/drawing/2016/5/12/chartex" xmlns:cx7="http://schemas.microsoft.com/office/drawing/2016/5/13/chartex" xmlns:cx8="http://schemas.microsoft.com/office/drawing/2016/5/14/chartex" xmlns:mc="http://schemas.openxmlformats.org/markup-compatibility/2006" xmlns:aink="http://schemas.microsoft.com/office/drawing/2016/ink" xmlns:am3d="http://schemas.microsoft.com/office/drawing/2017/model3d" xmlns:o="urn:schemas-microsoft-com:office:office" xmlns:oel="http://schemas.microsoft.com/office/2019/extlst" xmlns:r="http://schemas.openxmlformats.org/officeDocument/2006/relationships" xmlns:m="http://schemas.openxmlformats.org/officeDocument/2006/math" xmlns:v="urn:schemas-microsoft-com:vml" xmlns:wp14="http://schemas.microsoft.com/office/word/2010/wordprocessingDrawing" xmlns:wp="http://schemas.openxmlformats.org/drawingml/2006/wordprocessingDrawing" xmlns:w10="urn:schemas-microsoft-com:office:word" xmlns:w="http://schemas.openxmlformats.org/wordprocessingml/2006/main" xmlns:w14="http://schemas.microsoft.com/office/word/2010/wordml" xmlns:w15="http://schemas.microsoft.com/office/word/2012/wordml" xmlns:w16cex="http://schemas.microsoft.com/office/word/2018/wordml/cex" xmlns:w16cid="http://schemas.microsoft.com/office/word/2016/wordml/cid" xmlns:w16="http://schemas.microsoft.com/office/word/2018/wordml" xmlns:w16du="http://schemas.microsoft.com/office/word/2023/wordml/word16du" xmlns:w16sdtdh="http://schemas.microsoft.com/office/word/2020/wordml/sdtdatahash" xmlns:w16sdtfl="http://schemas.microsoft.com/office/word/2024/wordml/sdtformatlock" xmlns:w16se="http://schemas.microsoft.com/office/word/2015/wordml/symex" xmlns:wpg="http://schemas.microsoft.com/office/word/2010/wordprocessingGroup" xmlns:wpi="http://schemas.microsoft.com/office/word/2010/wordprocessingInk" xmlns:wne="http://schemas.microsoft.com/office/word/2006/wordml" xmlns:wps="http://schemas.microsoft.com/office/word/2010/wordprocessingShape" mc:Ignorable="w14 w15 w16se w16cid w16 w16cex w16sdtdh w16sdtfl w16du wp14">
   <w:p>
     <w:pPr>
       <w:pStyle w:val="Pieddepage1"/>
@@ -17318,7 +18604,7 @@
 </file>
 
 <file path=word/footnotes.xml><?xml version="1.0" encoding="utf-8"?>
-<w:footnotes xmlns:wpc="http://schemas.microsoft.com/office/word/2010/wordprocessingCanvas" xmlns:cx="http://schemas.microsoft.com/office/drawing/2014/chartex" xmlns:cx1="http://schemas.microsoft.com/office/drawing/2015/9/8/chartex" xmlns:cx2="http://schemas.microsoft.com/office/drawing/2015/10/21/chartex" xmlns:cx3="http://schemas.microsoft.com/office/drawing/2016/5/9/chartex" xmlns:cx4="http://schemas.microsoft.com/office/drawing/2016/5/10/chartex" xmlns:cx5="http://schemas.microsoft.com/office/drawing/2016/5/11/chartex" xmlns:cx6="http://schemas.microsoft.com/office/drawing/2016/5/12/chartex" xmlns:cx7="http://schemas.microsoft.com/office/drawing/2016/5/13/chartex" xmlns:cx8="http://schemas.microsoft.com/office/drawing/2016/5/14/chartex" xmlns:mc="http://schemas.openxmlformats.org/markup-compatibility/2006" xmlns:aink="http://schemas.microsoft.com/office/drawing/2016/ink" xmlns:am3d="http://schemas.microsoft.com/office/drawing/2017/model3d" xmlns:o="urn:schemas-microsoft-com:office:office" xmlns:r="http://schemas.openxmlformats.org/officeDocument/2006/relationships" xmlns:m="http://schemas.openxmlformats.org/officeDocument/2006/math" xmlns:v="urn:schemas-microsoft-com:vml" xmlns:wp14="http://schemas.microsoft.com/office/word/2010/wordprocessingDrawing" xmlns:wp="http://schemas.openxmlformats.org/drawingml/2006/wordprocessingDrawing" xmlns:w10="urn:schemas-microsoft-com:office:word" xmlns:w="http://schemas.openxmlformats.org/wordprocessingml/2006/main" xmlns:w14="http://schemas.microsoft.com/office/word/2010/wordml" xmlns:w15="http://schemas.microsoft.com/office/word/2012/wordml" xmlns:w16cex="http://schemas.microsoft.com/office/word/2018/wordml/cex" xmlns:w16cid="http://schemas.microsoft.com/office/word/2016/wordml/cid" xmlns:w16="http://schemas.microsoft.com/office/word/2018/wordml" xmlns:w16sdtdh="http://schemas.microsoft.com/office/word/2020/wordml/sdtdatahash" xmlns:w16se="http://schemas.microsoft.com/office/word/2015/wordml/symex" xmlns:wpg="http://schemas.microsoft.com/office/word/2010/wordprocessingGroup" xmlns:wpi="http://schemas.microsoft.com/office/word/2010/wordprocessingInk" xmlns:wne="http://schemas.microsoft.com/office/word/2006/wordml" xmlns:wps="http://schemas.microsoft.com/office/word/2010/wordprocessingShape" mc:Ignorable="w14 w15 w16se w16cid w16 w16cex w16sdtdh wp14">
+<w:footnotes xmlns:wpc="http://schemas.microsoft.com/office/word/2010/wordprocessingCanvas" xmlns:cx="http://schemas.microsoft.com/office/drawing/2014/chartex" xmlns:cx1="http://schemas.microsoft.com/office/drawing/2015/9/8/chartex" xmlns:cx2="http://schemas.microsoft.com/office/drawing/2015/10/21/chartex" xmlns:cx3="http://schemas.microsoft.com/office/drawing/2016/5/9/chartex" xmlns:cx4="http://schemas.microsoft.com/office/drawing/2016/5/10/chartex" xmlns:cx5="http://schemas.microsoft.com/office/drawing/2016/5/11/chartex" xmlns:cx6="http://schemas.microsoft.com/office/drawing/2016/5/12/chartex" xmlns:cx7="http://schemas.microsoft.com/office/drawing/2016/5/13/chartex" xmlns:cx8="http://schemas.microsoft.com/office/drawing/2016/5/14/chartex" xmlns:mc="http://schemas.openxmlformats.org/markup-compatibility/2006" xmlns:aink="http://schemas.microsoft.com/office/drawing/2016/ink" xmlns:am3d="http://schemas.microsoft.com/office/drawing/2017/model3d" xmlns:o="urn:schemas-microsoft-com:office:office" xmlns:oel="http://schemas.microsoft.com/office/2019/extlst" xmlns:r="http://schemas.openxmlformats.org/officeDocument/2006/relationships" xmlns:m="http://schemas.openxmlformats.org/officeDocument/2006/math" xmlns:v="urn:schemas-microsoft-com:vml" xmlns:wp14="http://schemas.microsoft.com/office/word/2010/wordprocessingDrawing" xmlns:wp="http://schemas.openxmlformats.org/drawingml/2006/wordprocessingDrawing" xmlns:w10="urn:schemas-microsoft-com:office:word" xmlns:w="http://schemas.openxmlformats.org/wordprocessingml/2006/main" xmlns:w14="http://schemas.microsoft.com/office/word/2010/wordml" xmlns:w15="http://schemas.microsoft.com/office/word/2012/wordml" xmlns:w16cex="http://schemas.microsoft.com/office/word/2018/wordml/cex" xmlns:w16cid="http://schemas.microsoft.com/office/word/2016/wordml/cid" xmlns:w16="http://schemas.microsoft.com/office/word/2018/wordml" xmlns:w16du="http://schemas.microsoft.com/office/word/2023/wordml/word16du" xmlns:w16sdtdh="http://schemas.microsoft.com/office/word/2020/wordml/sdtdatahash" xmlns:w16sdtfl="http://schemas.microsoft.com/office/word/2024/wordml/sdtformatlock" xmlns:w16se="http://schemas.microsoft.com/office/word/2015/wordml/symex" xmlns:wpg="http://schemas.microsoft.com/office/word/2010/wordprocessingGroup" xmlns:wpi="http://schemas.microsoft.com/office/word/2010/wordprocessingInk" xmlns:wne="http://schemas.microsoft.com/office/word/2006/wordml" xmlns:wps="http://schemas.microsoft.com/office/word/2010/wordprocessingShape" mc:Ignorable="w14 w15 w16se w16cid w16 w16cex w16sdtdh w16sdtfl w16du wp14">
   <w:footnote w:type="separator" w:id="-1">
     <w:p>
       <w:r>
@@ -17337,7 +18623,7 @@
 </file>
 
 <file path=word/numbering.xml><?xml version="1.0" encoding="utf-8"?>
-<w:numbering xmlns:wpc="http://schemas.microsoft.com/office/word/2010/wordprocessingCanvas" xmlns:cx="http://schemas.microsoft.com/office/drawing/2014/chartex" xmlns:cx1="http://schemas.microsoft.com/office/drawing/2015/9/8/chartex" xmlns:cx2="http://schemas.microsoft.com/office/drawing/2015/10/21/chartex" xmlns:cx3="http://schemas.microsoft.com/office/drawing/2016/5/9/chartex" xmlns:cx4="http://schemas.microsoft.com/office/drawing/2016/5/10/chartex" xmlns:cx5="http://schemas.microsoft.com/office/drawing/2016/5/11/chartex" xmlns:cx6="http://schemas.microsoft.com/office/drawing/2016/5/12/chartex" xmlns:cx7="http://schemas.microsoft.com/office/drawing/2016/5/13/chartex" xmlns:cx8="http://schemas.microsoft.com/office/drawing/2016/5/14/chartex" xmlns:mc="http://schemas.openxmlformats.org/markup-compatibility/2006" xmlns:aink="http://schemas.microsoft.com/office/drawing/2016/ink" xmlns:am3d="http://schemas.microsoft.com/office/drawing/2017/model3d" xmlns:o="urn:schemas-microsoft-com:office:office" xmlns:r="http://schemas.openxmlformats.org/officeDocument/2006/relationships" xmlns:m="http://schemas.openxmlformats.org/officeDocument/2006/math" xmlns:v="urn:schemas-microsoft-com:vml" xmlns:wp14="http://schemas.microsoft.com/office/word/2010/wordprocessingDrawing" xmlns:wp="http://schemas.openxmlformats.org/drawingml/2006/wordprocessingDrawing" xmlns:w10="urn:schemas-microsoft-com:office:word" xmlns:w="http://schemas.openxmlformats.org/wordprocessingml/2006/main" xmlns:w14="http://schemas.microsoft.com/office/word/2010/wordml" xmlns:w15="http://schemas.microsoft.com/office/word/2012/wordml" xmlns:w16cex="http://schemas.microsoft.com/office/word/2018/wordml/cex" xmlns:w16cid="http://schemas.microsoft.com/office/word/2016/wordml/cid" xmlns:w16="http://schemas.microsoft.com/office/word/2018/wordml" xmlns:w16sdtdh="http://schemas.microsoft.com/office/word/2020/wordml/sdtdatahash" xmlns:w16se="http://schemas.microsoft.com/office/word/2015/wordml/symex" xmlns:wpg="http://schemas.microsoft.com/office/word/2010/wordprocessingGroup" xmlns:wpi="http://schemas.microsoft.com/office/word/2010/wordprocessingInk" xmlns:wne="http://schemas.microsoft.com/office/word/2006/wordml" xmlns:wps="http://schemas.microsoft.com/office/word/2010/wordprocessingShape" mc:Ignorable="w14 w15 w16se w16cid w16 w16cex w16sdtdh wp14">
+<w:numbering xmlns:wpc="http://schemas.microsoft.com/office/word/2010/wordprocessingCanvas" xmlns:cx="http://schemas.microsoft.com/office/drawing/2014/chartex" xmlns:cx1="http://schemas.microsoft.com/office/drawing/2015/9/8/chartex" xmlns:cx2="http://schemas.microsoft.com/office/drawing/2015/10/21/chartex" xmlns:cx3="http://schemas.microsoft.com/office/drawing/2016/5/9/chartex" xmlns:cx4="http://schemas.microsoft.com/office/drawing/2016/5/10/chartex" xmlns:cx5="http://schemas.microsoft.com/office/drawing/2016/5/11/chartex" xmlns:cx6="http://schemas.microsoft.com/office/drawing/2016/5/12/chartex" xmlns:cx7="http://schemas.microsoft.com/office/drawing/2016/5/13/chartex" xmlns:cx8="http://schemas.microsoft.com/office/drawing/2016/5/14/chartex" xmlns:mc="http://schemas.openxmlformats.org/markup-compatibility/2006" xmlns:aink="http://schemas.microsoft.com/office/drawing/2016/ink" xmlns:am3d="http://schemas.microsoft.com/office/drawing/2017/model3d" xmlns:o="urn:schemas-microsoft-com:office:office" xmlns:oel="http://schemas.microsoft.com/office/2019/extlst" xmlns:r="http://schemas.openxmlformats.org/officeDocument/2006/relationships" xmlns:m="http://schemas.openxmlformats.org/officeDocument/2006/math" xmlns:v="urn:schemas-microsoft-com:vml" xmlns:wp14="http://schemas.microsoft.com/office/word/2010/wordprocessingDrawing" xmlns:wp="http://schemas.openxmlformats.org/drawingml/2006/wordprocessingDrawing" xmlns:w10="urn:schemas-microsoft-com:office:word" xmlns:w="http://schemas.openxmlformats.org/wordprocessingml/2006/main" xmlns:w14="http://schemas.microsoft.com/office/word/2010/wordml" xmlns:w15="http://schemas.microsoft.com/office/word/2012/wordml" xmlns:w16cex="http://schemas.microsoft.com/office/word/2018/wordml/cex" xmlns:w16cid="http://schemas.microsoft.com/office/word/2016/wordml/cid" xmlns:w16="http://schemas.microsoft.com/office/word/2018/wordml" xmlns:w16du="http://schemas.microsoft.com/office/word/2023/wordml/word16du" xmlns:w16sdtdh="http://schemas.microsoft.com/office/word/2020/wordml/sdtdatahash" xmlns:w16sdtfl="http://schemas.microsoft.com/office/word/2024/wordml/sdtformatlock" xmlns:w16se="http://schemas.microsoft.com/office/word/2015/wordml/symex" xmlns:wpg="http://schemas.microsoft.com/office/word/2010/wordprocessingGroup" xmlns:wpi="http://schemas.microsoft.com/office/word/2010/wordprocessingInk" xmlns:wne="http://schemas.microsoft.com/office/word/2006/wordml" xmlns:wps="http://schemas.microsoft.com/office/word/2010/wordprocessingShape" mc:Ignorable="w14 w15 w16se w16cid w16 w16cex w16sdtdh w16sdtfl w16du wp14">
   <w:abstractNum w:abstractNumId="0" w15:restartNumberingAfterBreak="0">
     <w:nsid w:val="00000001"/>
     <w:multiLevelType w:val="hybridMultilevel"/>
@@ -17731,23 +19017,23 @@
       </w:rPr>
     </w:lvl>
   </w:abstractNum>
-  <w:num w:numId="1">
+  <w:num w:numId="1" w16cid:durableId="1408724154">
     <w:abstractNumId w:val="0"/>
   </w:num>
-  <w:num w:numId="2">
+  <w:num w:numId="2" w16cid:durableId="30810606">
     <w:abstractNumId w:val="1"/>
   </w:num>
-  <w:num w:numId="3">
+  <w:num w:numId="3" w16cid:durableId="708722187">
     <w:abstractNumId w:val="3"/>
   </w:num>
-  <w:num w:numId="4">
+  <w:num w:numId="4" w16cid:durableId="1859654628">
     <w:abstractNumId w:val="2"/>
   </w:num>
 </w:numbering>
 </file>
 
 <file path=word/styles.xml><?xml version="1.0" encoding="utf-8"?>
-<w:styles xmlns:mc="http://schemas.openxmlformats.org/markup-compatibility/2006" xmlns:r="http://schemas.openxmlformats.org/officeDocument/2006/relationships" xmlns:w="http://schemas.openxmlformats.org/wordprocessingml/2006/main" xmlns:w14="http://schemas.microsoft.com/office/word/2010/wordml" xmlns:w15="http://schemas.microsoft.com/office/word/2012/wordml" xmlns:w16cex="http://schemas.microsoft.com/office/word/2018/wordml/cex" xmlns:w16cid="http://schemas.microsoft.com/office/word/2016/wordml/cid" xmlns:w16="http://schemas.microsoft.com/office/word/2018/wordml" xmlns:w16sdtdh="http://schemas.microsoft.com/office/word/2020/wordml/sdtdatahash" xmlns:w16se="http://schemas.microsoft.com/office/word/2015/wordml/symex" mc:Ignorable="w14 w15 w16se w16cid w16 w16cex w16sdtdh">
+<w:styles xmlns:mc="http://schemas.openxmlformats.org/markup-compatibility/2006" xmlns:r="http://schemas.openxmlformats.org/officeDocument/2006/relationships" xmlns:w="http://schemas.openxmlformats.org/wordprocessingml/2006/main" xmlns:w14="http://schemas.microsoft.com/office/word/2010/wordml" xmlns:w15="http://schemas.microsoft.com/office/word/2012/wordml" xmlns:w16cex="http://schemas.microsoft.com/office/word/2018/wordml/cex" xmlns:w16cid="http://schemas.microsoft.com/office/word/2016/wordml/cid" xmlns:w16="http://schemas.microsoft.com/office/word/2018/wordml" xmlns:w16du="http://schemas.microsoft.com/office/word/2023/wordml/word16du" xmlns:w16sdtdh="http://schemas.microsoft.com/office/word/2020/wordml/sdtdatahash" xmlns:w16sdtfl="http://schemas.microsoft.com/office/word/2024/wordml/sdtformatlock" xmlns:w16se="http://schemas.microsoft.com/office/word/2015/wordml/symex" mc:Ignorable="w14 w15 w16se w16cid w16 w16cex w16sdtdh w16sdtfl w16du">
   <w:docDefaults>
     <w:rPrDefault>
       <w:rPr>
